--- a/docs/informes/Informe_Formativa_U2.docx
+++ b/docs/informes/Informe_Formativa_U2.docx
@@ -3400,22 +3400,7 @@
         <w:spacing w:after="140" w:line="300"/>
       </w:pPr>
       <w:r>
-        <w:t xml:space="preserve">Con la app funcionando, en la consola de Firebase (Realtime Database → Datos) se ven aparecer las tres estructuras y cómo crece el historial cada 3 segundos.</w:t>
-      </w:r>
-    </w:p>
-    <w:p>
-      <w:pPr>
-        <w:spacing w:after="200" w:before="120"/>
-        <w:jc w:val="center"/>
-      </w:pPr>
-      <w:r>
-        <w:rPr>
-          <w:b/>
-          <w:bCs/>
-          <w:highlight w:val="yellow"/>
-          <w:highlightCs w:val="yellow"/>
-        </w:rPr>
-        <w:t xml:space="preserve">[Pegar aquí la captura de la consola con estructuras e historial después de ejecutar la app]</w:t>
+        <w:t xml:space="preserve">Con la app funcionando, en la consola de Firebase (Realtime Database → Datos) se ven aparecer las tres estructuras y cómo crece el historial cada 3 segundos. Las capturas de la consola con los datos que envía la app las presentamos en la evaluación sumativa, junto con la app funcionando.</w:t>
       </w:r>
     </w:p>
     <w:p>
@@ -5773,7 +5758,7 @@
         </w:rPr>
         <w:t xml:space="preserve">Repositorio: </w:t>
       </w:r>
-      <w:hyperlink w:history="1" r:id="rId4ucpsmb4ekqdohec5n7e2">
+      <w:hyperlink w:history="1" r:id="rIdorvbuyx1dgf5kbacxwey5">
         <w:r>
           <w:rPr>
             <w:rStyle w:val="Hyperlink"/>

--- a/docs/informes/Informe_Formativa_U2.docx
+++ b/docs/informes/Informe_Formativa_U2.docx
@@ -112,6 +112,7 @@
     <w:p>
       <w:pPr>
         <w:pStyle w:val="Heading1"/>
+        <w:keepNext/>
         <w:spacing w:after="140" w:before="280"/>
       </w:pPr>
       <w:r>
@@ -123,7 +124,7 @@
         <w:spacing w:after="140" w:line="300"/>
       </w:pPr>
       <w:r>
-        <w:t xml:space="preserve">En este informe mostramos el avance de la aplicación móvil de nuestro proyecto para la Unidad 2. La app está hecha en Android Studio con Kotlin, siguiendo la guía "Kotlin en Android Studio: Simulador ambiental" (GUIAAPPKOTLIN) y el Ejemplo02 que vimos en clase, pero adaptada a nuestro proyecto: en vez de temperatura y humedad, trabaja con la frecuencia de vibración de las estructuras.</w:t>
+        <w:t xml:space="preserve">En este informe mostramos la aplicación móvil de nuestro proyecto para la Unidad 2. La app está hecha en Android Studio con Kotlin y Jetpack Compose, siguiendo la guía "Kotlin en Android Studio: Simulador ambiental" (GUIAAPPKOTLIN) y el Ejemplo02 que vimos en clase, adaptada a nuestro proyecto: en vez de temperatura y humedad, trabaja con la frecuencia de vibración de las estructuras.</w:t>
       </w:r>
     </w:p>
     <w:p>
@@ -131,12 +132,13 @@
         <w:spacing w:after="140" w:line="300"/>
       </w:pPr>
       <w:r>
-        <w:t xml:space="preserve">Como pidió el profesor, la app ya está conectada a Firebase: cada lectura se envía a una base de datos Realtime Database y la pantalla muestra lo que está guardado ahí. En la sección 5 documentamos la base de datos: cómo está organizada, qué datos envía la app, cada cuánto y quién puede leerlos y escribirlos.</w:t>
+        <w:t xml:space="preserve">La app tiene tres pantallas: Login, Activador y Monitoreo. El Activador hace de sensor y envía las lecturas a Firebase; el Monitoreo, en otro celular, las recibe al instante. Como pidió el profesor, documentamos la base de datos de Firebase: cómo está organizada, qué datos envía la app, cada cuánto y quién puede leerlos y escribirlos.</w:t>
       </w:r>
     </w:p>
     <w:p>
       <w:pPr>
         <w:pStyle w:val="Heading1"/>
+        <w:keepNext/>
         <w:spacing w:after="140" w:before="280"/>
       </w:pPr>
       <w:r>
@@ -156,7 +158,7 @@
         <w:spacing w:after="140" w:line="300"/>
       </w:pPr>
       <w:r>
-        <w:t xml:space="preserve">La app muestra esa información en el celular. Lo que ya hace:</w:t>
+        <w:t xml:space="preserve">Lo que hace la app:</w:t>
       </w:r>
     </w:p>
     <w:p>
@@ -173,10 +175,10 @@
           <w:b/>
           <w:bCs/>
         </w:rPr>
-        <w:t xml:space="preserve">Envía los datos a Firebase: </w:t>
-      </w:r>
-      <w:r>
-        <w:t xml:space="preserve">cada 3 segundos guarda la lectura de cada estructura en la base de datos.</w:t>
+        <w:t xml:space="preserve">Login: </w:t>
+      </w:r>
+      <w:r>
+        <w:t xml:space="preserve">solo entra quien tiene cuenta (correo y contraseña con Firebase Authentication).</w:t>
       </w:r>
     </w:p>
     <w:p>
@@ -193,10 +195,10 @@
           <w:b/>
           <w:bCs/>
         </w:rPr>
-        <w:t xml:space="preserve">Muestra lo que hay en Firebase: </w:t>
-      </w:r>
-      <w:r>
-        <w:t xml:space="preserve">la lista se arma con los datos guardados en la nube, no directo del simulador. Si se cambia un dato en la consola de Firebase, la app lo muestra al tiro.</w:t>
+        <w:t xml:space="preserve">Activador: </w:t>
+      </w:r>
+      <w:r>
+        <w:t xml:space="preserve">se elige la estructura, la frecuencia, la amplitud y si el sensor está conectado, y se envía a Firebase. También tiene un envío automático que manda las 3 estructuras cada 3 segundos.</w:t>
       </w:r>
     </w:p>
     <w:p>
@@ -213,10 +215,10 @@
           <w:b/>
           <w:bCs/>
         </w:rPr>
-        <w:t xml:space="preserve">Lista de estructuras: </w:t>
-      </w:r>
-      <w:r>
-        <w:t xml:space="preserve">cada una en una tarjeta con su nombre, ID y ubicación del sensor.</w:t>
+        <w:t xml:space="preserve">Monitoreo: </w:t>
+      </w:r>
+      <w:r>
+        <w:t xml:space="preserve">muestra en vivo lo que hay en Firebase: una tarjeta por estructura con frecuencia, línea base, caída y estado (rojo daño, amarillo sismo, verde normal).</w:t>
       </w:r>
     </w:p>
     <w:p>
@@ -233,10 +235,10 @@
           <w:b/>
           <w:bCs/>
         </w:rPr>
-        <w:t xml:space="preserve">Lectura actual: </w:t>
-      </w:r>
-      <w:r>
-        <w:t xml:space="preserve">frecuencia, línea base, cuánto bajó la frecuencia (caída) y hora de la lectura.</w:t>
+        <w:t xml:space="preserve">Dos celulares: </w:t>
+      </w:r>
+      <w:r>
+        <w:t xml:space="preserve">uno usa el Activador y el otro el Monitoreo; los datos pasan por Firebase usando WiFi o datos móviles.</w:t>
       </w:r>
     </w:p>
     <w:p>
@@ -253,50 +255,10 @@
           <w:b/>
           <w:bCs/>
         </w:rPr>
-        <w:t xml:space="preserve">Estado con color: </w:t>
-      </w:r>
-      <w:r>
-        <w:t xml:space="preserve">rojo si hay daño, amarillo si hay sismo y verde si está normal.</w:t>
-      </w:r>
-    </w:p>
-    <w:p>
-      <w:pPr>
-        <w:pStyle w:val="ListParagraph"/>
-        <w:numPr>
-          <w:ilvl w:val="0"/>
-          <w:numId w:val="2"/>
-        </w:numPr>
-        <w:spacing w:after="80" w:line="280"/>
-      </w:pPr>
-      <w:r>
-        <w:rPr>
-          <w:b/>
-          <w:bCs/>
-        </w:rPr>
-        <w:t xml:space="preserve">Conexión del sensor: </w:t>
-      </w:r>
-      <w:r>
-        <w:t xml:space="preserve">dice si está conectado o desconectado. Si se desconecta, muestra su última lectura y aclara que no es actual.</w:t>
-      </w:r>
-    </w:p>
-    <w:p>
-      <w:pPr>
-        <w:pStyle w:val="ListParagraph"/>
-        <w:numPr>
-          <w:ilvl w:val="0"/>
-          <w:numId w:val="2"/>
-        </w:numPr>
-        <w:spacing w:after="80" w:line="280"/>
-      </w:pPr>
-      <w:r>
-        <w:rPr>
-          <w:b/>
-          <w:bCs/>
-        </w:rPr>
-        <w:t xml:space="preserve">Resumen arriba: </w:t>
-      </w:r>
-      <w:r>
-        <w:t xml:space="preserve">cuántas estructuras hay, cuántas están conectadas, cuántas tienen daño y cuántas sismo.</w:t>
+        <w:t xml:space="preserve">Estado de la conexión: </w:t>
+      </w:r>
+      <w:r>
+        <w:t xml:space="preserve">arriba se ve si el celular está conectado a Firebase, y el Activador muestra cuántos envíos se confirmaron y cuánto tardaron.</w:t>
       </w:r>
     </w:p>
     <w:p>
@@ -304,12 +266,13 @@
         <w:spacing w:after="140" w:line="300"/>
       </w:pPr>
       <w:r>
-        <w:t xml:space="preserve">Las lecturas todavía vienen de un simulador, igual que en la guía. Más adelante las enviará el sensor ESP32. Lo que viene en la siguiente etapa es el inicio de sesión, la pantalla Activador y comunicar dos celulares.</w:t>
+        <w:t xml:space="preserve">Por ahora el Activador hace de sensor. Más adelante el que enviará las lecturas a Firebase será el ESP32 por WiFi, y el Monitoreo no tendrá que cambiar.</w:t>
       </w:r>
     </w:p>
     <w:p>
       <w:pPr>
         <w:pStyle w:val="Heading1"/>
+        <w:keepNext/>
         <w:spacing w:after="140" w:before="280"/>
       </w:pPr>
       <w:r>
@@ -545,7 +508,7 @@
                 <w:b w:val="false"/>
                 <w:bCs w:val="false"/>
               </w:rPr>
-              <w:t xml:space="preserve">Dibujar la pantalla</w:t>
+              <w:t xml:space="preserve">Dibujar las pantallas</w:t>
             </w:r>
           </w:p>
         </w:tc>
@@ -571,7 +534,7 @@
                 <w:b w:val="false"/>
                 <w:bCs w:val="false"/>
               </w:rPr>
-              <w:t xml:space="preserve">La pantalla se escribe en Kotlin, como en la guía del profe</w:t>
+              <w:t xml:space="preserve">Componentes de Material Design listos y escritos en Kotlin, como en la guía del profe</w:t>
             </w:r>
           </w:p>
         </w:tc>
@@ -625,7 +588,7 @@
                 <w:b w:val="false"/>
                 <w:bCs w:val="false"/>
               </w:rPr>
-              <w:t xml:space="preserve">Guardar el estado de la pantalla</w:t>
+              <w:t xml:space="preserve">Guardar el estado de cada pantalla</w:t>
             </w:r>
           </w:p>
         </w:tc>
@@ -705,7 +668,7 @@
                 <w:b w:val="false"/>
                 <w:bCs w:val="false"/>
               </w:rPr>
-              <w:t xml:space="preserve">Simular lecturas cada 3 segundos</w:t>
+              <w:t xml:space="preserve">Recibir datos de Firebase y el envío automático</w:t>
             </w:r>
           </w:p>
         </w:tc>
@@ -731,7 +694,7 @@
                 <w:b w:val="false"/>
                 <w:bCs w:val="false"/>
               </w:rPr>
-              <w:t xml:space="preserve">Envían datos seguidos sin congelar la app</w:t>
+              <w:t xml:space="preserve">Trabajan en segundo plano sin congelar la app</w:t>
             </w:r>
           </w:p>
         </w:tc>
@@ -759,7 +722,7 @@
                 <w:b w:val="false"/>
                 <w:bCs w:val="false"/>
               </w:rPr>
-              <w:t xml:space="preserve">Firebase Realtime Database</w:t>
+              <w:t xml:space="preserve">Firebase Authentication</w:t>
             </w:r>
           </w:p>
         </w:tc>
@@ -785,7 +748,7 @@
                 <w:b w:val="false"/>
                 <w:bCs w:val="false"/>
               </w:rPr>
-              <w:t xml:space="preserve">Guardar y leer las lecturas</w:t>
+              <w:t xml:space="preserve">Login con correo y contraseña</w:t>
             </w:r>
           </w:p>
         </w:tc>
@@ -811,7 +774,7 @@
                 <w:b w:val="false"/>
                 <w:bCs w:val="false"/>
               </w:rPr>
-              <w:t xml:space="preserve">Avisa a la app apenas cambia un dato y el plan Spark es gratis</w:t>
+              <w:t xml:space="preserve">Guarda las contraseñas cifradas; no tenemos que manejarlas nosotros</w:t>
             </w:r>
           </w:p>
         </w:tc>
@@ -839,6 +802,86 @@
                 <w:b w:val="false"/>
                 <w:bCs w:val="false"/>
               </w:rPr>
+              <w:t xml:space="preserve">Firebase Realtime Database</w:t>
+            </w:r>
+          </w:p>
+        </w:tc>
+        <w:tc>
+          <w:tcPr>
+            <w:tcW w:type="dxa" w:w="3000"/>
+            <w:tcBorders>
+              <w:top w:val="single" w:color="AAAAAA" w:sz="4"/>
+              <w:left w:val="single" w:color="AAAAAA" w:sz="4"/>
+              <w:bottom w:val="single" w:color="AAAAAA" w:sz="4"/>
+              <w:right w:val="single" w:color="AAAAAA" w:sz="4"/>
+            </w:tcBorders>
+            <w:tcMar>
+              <w:top w:type="dxa" w:w="60"/>
+              <w:left w:type="dxa" w:w="100"/>
+              <w:bottom w:type="dxa" w:w="60"/>
+              <w:right w:type="dxa" w:w="100"/>
+            </w:tcMar>
+          </w:tcPr>
+          <w:p>
+            <w:r>
+              <w:rPr>
+                <w:b w:val="false"/>
+                <w:bCs w:val="false"/>
+              </w:rPr>
+              <w:t xml:space="preserve">Guardar y compartir las lecturas</w:t>
+            </w:r>
+          </w:p>
+        </w:tc>
+        <w:tc>
+          <w:tcPr>
+            <w:tcW w:type="dxa" w:w="3226"/>
+            <w:tcBorders>
+              <w:top w:val="single" w:color="AAAAAA" w:sz="4"/>
+              <w:left w:val="single" w:color="AAAAAA" w:sz="4"/>
+              <w:bottom w:val="single" w:color="AAAAAA" w:sz="4"/>
+              <w:right w:val="single" w:color="AAAAAA" w:sz="4"/>
+            </w:tcBorders>
+            <w:tcMar>
+              <w:top w:type="dxa" w:w="60"/>
+              <w:left w:type="dxa" w:w="100"/>
+              <w:bottom w:type="dxa" w:w="60"/>
+              <w:right w:type="dxa" w:w="100"/>
+            </w:tcMar>
+          </w:tcPr>
+          <w:p>
+            <w:r>
+              <w:rPr>
+                <w:b w:val="false"/>
+                <w:bCs w:val="false"/>
+              </w:rPr>
+              <w:t xml:space="preserve">Avisa a los otros celulares apenas cambia un dato; el plan Spark es gratis</w:t>
+            </w:r>
+          </w:p>
+        </w:tc>
+      </w:tr>
+      <w:tr>
+        <w:tc>
+          <w:tcPr>
+            <w:tcW w:type="dxa" w:w="2800"/>
+            <w:tcBorders>
+              <w:top w:val="single" w:color="AAAAAA" w:sz="4"/>
+              <w:left w:val="single" w:color="AAAAAA" w:sz="4"/>
+              <w:bottom w:val="single" w:color="AAAAAA" w:sz="4"/>
+              <w:right w:val="single" w:color="AAAAAA" w:sz="4"/>
+            </w:tcBorders>
+            <w:tcMar>
+              <w:top w:type="dxa" w:w="60"/>
+              <w:left w:type="dxa" w:w="100"/>
+              <w:bottom w:type="dxa" w:w="60"/>
+              <w:right w:type="dxa" w:w="100"/>
+            </w:tcMar>
+          </w:tcPr>
+          <w:p>
+            <w:r>
+              <w:rPr>
+                <w:b w:val="false"/>
+                <w:bCs w:val="false"/>
+              </w:rPr>
               <w:t xml:space="preserve">GitHub</w:t>
             </w:r>
           </w:p>
@@ -905,10 +948,21 @@
     <w:p>
       <w:pPr>
         <w:pStyle w:val="Heading1"/>
+        <w:keepNext/>
         <w:spacing w:after="140" w:before="280"/>
       </w:pPr>
       <w:r>
-        <w:t xml:space="preserve">4. Organización del código</w:t>
+        <w:t xml:space="preserve">4. Pantallas</w:t>
+      </w:r>
+    </w:p>
+    <w:p>
+      <w:pPr>
+        <w:pStyle w:val="Heading2"/>
+        <w:keepNext/>
+        <w:spacing w:after="100" w:before="200"/>
+      </w:pPr>
+      <w:r>
+        <w:t xml:space="preserve">4.1 Login</w:t>
       </w:r>
     </w:p>
     <w:p>
@@ -916,7 +970,1136 @@
         <w:spacing w:after="140" w:line="300"/>
       </w:pPr>
       <w:r>
-        <w:t xml:space="preserve">Separamos el código en tres paquetes, igual que la guía: model (los datos), data (de dónde vienen) y ui (la pantalla). Para Firebase agregamos un repositorio nuevo que cumple el mismo contrato que el simulador, así la pantalla no tuvo que cambiar.</w:t>
+        <w:t xml:space="preserve">Es lo primero que aparece. Sin sesión no se puede ver ni enviar nada.</w:t>
+      </w:r>
+    </w:p>
+    <w:p>
+      <w:pPr>
+        <w:pStyle w:val="ListParagraph"/>
+        <w:numPr>
+          <w:ilvl w:val="0"/>
+          <w:numId w:val="2"/>
+        </w:numPr>
+        <w:spacing w:after="80" w:line="280"/>
+      </w:pPr>
+      <w:r>
+        <w:rPr>
+          <w:b/>
+          <w:bCs/>
+        </w:rPr>
+        <w:t xml:space="preserve">Correo (usuario) y contraseña: </w:t>
+      </w:r>
+      <w:r>
+        <w:t xml:space="preserve">campos de texto (OutlinedTextField). La contraseña se muestra con puntos.</w:t>
+      </w:r>
+    </w:p>
+    <w:p>
+      <w:pPr>
+        <w:pStyle w:val="ListParagraph"/>
+        <w:numPr>
+          <w:ilvl w:val="0"/>
+          <w:numId w:val="2"/>
+        </w:numPr>
+        <w:spacing w:after="80" w:line="280"/>
+      </w:pPr>
+      <w:r>
+        <w:rPr>
+          <w:b/>
+          <w:bCs/>
+        </w:rPr>
+        <w:t xml:space="preserve">Ingresar y Crear cuenta: </w:t>
+      </w:r>
+      <w:r>
+        <w:t xml:space="preserve">botones que usan Firebase Authentication. Para crear una cuenta se pide una contraseña de al menos 8 caracteres.</w:t>
+      </w:r>
+    </w:p>
+    <w:p>
+      <w:pPr>
+        <w:pStyle w:val="ListParagraph"/>
+        <w:numPr>
+          <w:ilvl w:val="0"/>
+          <w:numId w:val="2"/>
+        </w:numPr>
+        <w:spacing w:after="80" w:line="280"/>
+      </w:pPr>
+      <w:r>
+        <w:rPr>
+          <w:b/>
+          <w:bCs/>
+        </w:rPr>
+        <w:t xml:space="preserve">Mensajes: </w:t>
+      </w:r>
+      <w:r>
+        <w:t xml:space="preserve">si el correo está mal escrito, si falta la contraseña o si no hay internet. Si el correo o la contraseña no son correctos se muestra el mismo mensaje, para no revelar qué correos tienen cuenta.</w:t>
+      </w:r>
+    </w:p>
+    <w:p>
+      <w:pPr>
+        <w:pStyle w:val="ListParagraph"/>
+        <w:numPr>
+          <w:ilvl w:val="0"/>
+          <w:numId w:val="2"/>
+        </w:numPr>
+        <w:spacing w:after="80" w:line="280"/>
+      </w:pPr>
+      <w:r>
+        <w:rPr>
+          <w:b/>
+          <w:bCs/>
+        </w:rPr>
+        <w:t xml:space="preserve">Sesión: </w:t>
+      </w:r>
+      <w:r>
+        <w:t xml:space="preserve">Firebase recuerda la sesión; el botón Salir de la barra superior la cierra.</w:t>
+      </w:r>
+    </w:p>
+    <w:p>
+      <w:pPr>
+        <w:pStyle w:val="Heading2"/>
+        <w:keepNext/>
+        <w:spacing w:after="100" w:before="200"/>
+      </w:pPr>
+      <w:r>
+        <w:t xml:space="preserve">4.2 Activador</w:t>
+      </w:r>
+    </w:p>
+    <w:p>
+      <w:pPr>
+        <w:spacing w:after="140" w:line="300"/>
+      </w:pPr>
+      <w:r>
+        <w:t xml:space="preserve">Hace de sensor y envía datos al otro celular. Usa estos elementos interactivos:</w:t>
+      </w:r>
+    </w:p>
+    <w:tbl>
+      <w:tblPr>
+        <w:tblW w:type="dxa" w:w="9026"/>
+        <w:tblBorders>
+          <w:top w:val="single" w:color="auto" w:sz="4"/>
+          <w:left w:val="single" w:color="auto" w:sz="4"/>
+          <w:bottom w:val="single" w:color="auto" w:sz="4"/>
+          <w:right w:val="single" w:color="auto" w:sz="4"/>
+          <w:insideH w:val="single" w:color="auto" w:sz="4"/>
+          <w:insideV w:val="single" w:color="auto" w:sz="4"/>
+        </w:tblBorders>
+      </w:tblPr>
+      <w:tblGrid>
+        <w:gridCol w:w="2900"/>
+        <w:gridCol w:w="6126"/>
+      </w:tblGrid>
+      <w:tr>
+        <w:tc>
+          <w:tcPr>
+            <w:tcW w:type="dxa" w:w="2900"/>
+            <w:tcBorders>
+              <w:top w:val="single" w:color="AAAAAA" w:sz="4"/>
+              <w:left w:val="single" w:color="AAAAAA" w:sz="4"/>
+              <w:bottom w:val="single" w:color="AAAAAA" w:sz="4"/>
+              <w:right w:val="single" w:color="AAAAAA" w:sz="4"/>
+            </w:tcBorders>
+            <w:shd w:fill="D9E6F2" w:color="auto" w:val="clear"/>
+            <w:tcMar>
+              <w:top w:type="dxa" w:w="60"/>
+              <w:left w:type="dxa" w:w="100"/>
+              <w:bottom w:type="dxa" w:w="60"/>
+              <w:right w:type="dxa" w:w="100"/>
+            </w:tcMar>
+          </w:tcPr>
+          <w:p>
+            <w:r>
+              <w:rPr>
+                <w:b/>
+                <w:bCs/>
+              </w:rPr>
+              <w:t xml:space="preserve">Elemento</w:t>
+            </w:r>
+          </w:p>
+        </w:tc>
+        <w:tc>
+          <w:tcPr>
+            <w:tcW w:type="dxa" w:w="6126"/>
+            <w:tcBorders>
+              <w:top w:val="single" w:color="AAAAAA" w:sz="4"/>
+              <w:left w:val="single" w:color="AAAAAA" w:sz="4"/>
+              <w:bottom w:val="single" w:color="AAAAAA" w:sz="4"/>
+              <w:right w:val="single" w:color="AAAAAA" w:sz="4"/>
+            </w:tcBorders>
+            <w:shd w:fill="D9E6F2" w:color="auto" w:val="clear"/>
+            <w:tcMar>
+              <w:top w:type="dxa" w:w="60"/>
+              <w:left w:type="dxa" w:w="100"/>
+              <w:bottom w:type="dxa" w:w="60"/>
+              <w:right w:type="dxa" w:w="100"/>
+            </w:tcMar>
+          </w:tcPr>
+          <w:p>
+            <w:r>
+              <w:rPr>
+                <w:b/>
+                <w:bCs/>
+              </w:rPr>
+              <w:t xml:space="preserve">Para qué sirve</w:t>
+            </w:r>
+          </w:p>
+        </w:tc>
+      </w:tr>
+      <w:tr>
+        <w:tc>
+          <w:tcPr>
+            <w:tcW w:type="dxa" w:w="2900"/>
+            <w:tcBorders>
+              <w:top w:val="single" w:color="AAAAAA" w:sz="4"/>
+              <w:left w:val="single" w:color="AAAAAA" w:sz="4"/>
+              <w:bottom w:val="single" w:color="AAAAAA" w:sz="4"/>
+              <w:right w:val="single" w:color="AAAAAA" w:sz="4"/>
+            </w:tcBorders>
+            <w:tcMar>
+              <w:top w:type="dxa" w:w="60"/>
+              <w:left w:type="dxa" w:w="100"/>
+              <w:bottom w:type="dxa" w:w="60"/>
+              <w:right w:type="dxa" w:w="100"/>
+            </w:tcMar>
+          </w:tcPr>
+          <w:p>
+            <w:r>
+              <w:rPr>
+                <w:b w:val="false"/>
+                <w:bCs w:val="false"/>
+              </w:rPr>
+              <w:t xml:space="preserve">RadioButton</w:t>
+            </w:r>
+          </w:p>
+        </w:tc>
+        <w:tc>
+          <w:tcPr>
+            <w:tcW w:type="dxa" w:w="6126"/>
+            <w:tcBorders>
+              <w:top w:val="single" w:color="AAAAAA" w:sz="4"/>
+              <w:left w:val="single" w:color="AAAAAA" w:sz="4"/>
+              <w:bottom w:val="single" w:color="AAAAAA" w:sz="4"/>
+              <w:right w:val="single" w:color="AAAAAA" w:sz="4"/>
+            </w:tcBorders>
+            <w:tcMar>
+              <w:top w:type="dxa" w:w="60"/>
+              <w:left w:type="dxa" w:w="100"/>
+              <w:bottom w:type="dxa" w:w="60"/>
+              <w:right w:type="dxa" w:w="100"/>
+            </w:tcMar>
+          </w:tcPr>
+          <w:p>
+            <w:r>
+              <w:rPr>
+                <w:b w:val="false"/>
+                <w:bCs w:val="false"/>
+              </w:rPr>
+              <w:t xml:space="preserve">Elegir la estructura: Edificio A, Edificio B o Bodega Norte</w:t>
+            </w:r>
+          </w:p>
+        </w:tc>
+      </w:tr>
+      <w:tr>
+        <w:tc>
+          <w:tcPr>
+            <w:tcW w:type="dxa" w:w="2900"/>
+            <w:tcBorders>
+              <w:top w:val="single" w:color="AAAAAA" w:sz="4"/>
+              <w:left w:val="single" w:color="AAAAAA" w:sz="4"/>
+              <w:bottom w:val="single" w:color="AAAAAA" w:sz="4"/>
+              <w:right w:val="single" w:color="AAAAAA" w:sz="4"/>
+            </w:tcBorders>
+            <w:tcMar>
+              <w:top w:type="dxa" w:w="60"/>
+              <w:left w:type="dxa" w:w="100"/>
+              <w:bottom w:type="dxa" w:w="60"/>
+              <w:right w:type="dxa" w:w="100"/>
+            </w:tcMar>
+          </w:tcPr>
+          <w:p>
+            <w:r>
+              <w:rPr>
+                <w:b w:val="false"/>
+                <w:bCs w:val="false"/>
+              </w:rPr>
+              <w:t xml:space="preserve">Slider de frecuencia</w:t>
+            </w:r>
+          </w:p>
+        </w:tc>
+        <w:tc>
+          <w:tcPr>
+            <w:tcW w:type="dxa" w:w="6126"/>
+            <w:tcBorders>
+              <w:top w:val="single" w:color="AAAAAA" w:sz="4"/>
+              <w:left w:val="single" w:color="AAAAAA" w:sz="4"/>
+              <w:bottom w:val="single" w:color="AAAAAA" w:sz="4"/>
+              <w:right w:val="single" w:color="AAAAAA" w:sz="4"/>
+            </w:tcBorders>
+            <w:tcMar>
+              <w:top w:type="dxa" w:w="60"/>
+              <w:left w:type="dxa" w:w="100"/>
+              <w:bottom w:type="dxa" w:w="60"/>
+              <w:right w:type="dxa" w:w="100"/>
+            </w:tcMar>
+          </w:tcPr>
+          <w:p>
+            <w:r>
+              <w:rPr>
+                <w:b w:val="false"/>
+                <w:bCs w:val="false"/>
+              </w:rPr>
+              <w:t xml:space="preserve">Frecuencia medida, de 10 a 50 Hz</w:t>
+            </w:r>
+          </w:p>
+        </w:tc>
+      </w:tr>
+      <w:tr>
+        <w:tc>
+          <w:tcPr>
+            <w:tcW w:type="dxa" w:w="2900"/>
+            <w:tcBorders>
+              <w:top w:val="single" w:color="AAAAAA" w:sz="4"/>
+              <w:left w:val="single" w:color="AAAAAA" w:sz="4"/>
+              <w:bottom w:val="single" w:color="AAAAAA" w:sz="4"/>
+              <w:right w:val="single" w:color="AAAAAA" w:sz="4"/>
+            </w:tcBorders>
+            <w:tcMar>
+              <w:top w:type="dxa" w:w="60"/>
+              <w:left w:type="dxa" w:w="100"/>
+              <w:bottom w:type="dxa" w:w="60"/>
+              <w:right w:type="dxa" w:w="100"/>
+            </w:tcMar>
+          </w:tcPr>
+          <w:p>
+            <w:r>
+              <w:rPr>
+                <w:b w:val="false"/>
+                <w:bCs w:val="false"/>
+              </w:rPr>
+              <w:t xml:space="preserve">Slider de amplitud</w:t>
+            </w:r>
+          </w:p>
+        </w:tc>
+        <w:tc>
+          <w:tcPr>
+            <w:tcW w:type="dxa" w:w="6126"/>
+            <w:tcBorders>
+              <w:top w:val="single" w:color="AAAAAA" w:sz="4"/>
+              <w:left w:val="single" w:color="AAAAAA" w:sz="4"/>
+              <w:bottom w:val="single" w:color="AAAAAA" w:sz="4"/>
+              <w:right w:val="single" w:color="AAAAAA" w:sz="4"/>
+            </w:tcBorders>
+            <w:tcMar>
+              <w:top w:type="dxa" w:w="60"/>
+              <w:left w:type="dxa" w:w="100"/>
+              <w:bottom w:type="dxa" w:w="60"/>
+              <w:right w:type="dxa" w:w="100"/>
+            </w:tcMar>
+          </w:tcPr>
+          <w:p>
+            <w:r>
+              <w:rPr>
+                <w:b w:val="false"/>
+                <w:bCs w:val="false"/>
+              </w:rPr>
+              <w:t xml:space="preserve">Qué tan fuerte vibra, de 0 a 400.000 (sobre 230.000 es sismo)</w:t>
+            </w:r>
+          </w:p>
+        </w:tc>
+      </w:tr>
+      <w:tr>
+        <w:tc>
+          <w:tcPr>
+            <w:tcW w:type="dxa" w:w="2900"/>
+            <w:tcBorders>
+              <w:top w:val="single" w:color="AAAAAA" w:sz="4"/>
+              <w:left w:val="single" w:color="AAAAAA" w:sz="4"/>
+              <w:bottom w:val="single" w:color="AAAAAA" w:sz="4"/>
+              <w:right w:val="single" w:color="AAAAAA" w:sz="4"/>
+            </w:tcBorders>
+            <w:tcMar>
+              <w:top w:type="dxa" w:w="60"/>
+              <w:left w:type="dxa" w:w="100"/>
+              <w:bottom w:type="dxa" w:w="60"/>
+              <w:right w:type="dxa" w:w="100"/>
+            </w:tcMar>
+          </w:tcPr>
+          <w:p>
+            <w:r>
+              <w:rPr>
+                <w:b w:val="false"/>
+                <w:bCs w:val="false"/>
+              </w:rPr>
+              <w:t xml:space="preserve">Switch "Sensor conectado"</w:t>
+            </w:r>
+          </w:p>
+        </w:tc>
+        <w:tc>
+          <w:tcPr>
+            <w:tcW w:type="dxa" w:w="6126"/>
+            <w:tcBorders>
+              <w:top w:val="single" w:color="AAAAAA" w:sz="4"/>
+              <w:left w:val="single" w:color="AAAAAA" w:sz="4"/>
+              <w:bottom w:val="single" w:color="AAAAAA" w:sz="4"/>
+              <w:right w:val="single" w:color="AAAAAA" w:sz="4"/>
+            </w:tcBorders>
+            <w:tcMar>
+              <w:top w:type="dxa" w:w="60"/>
+              <w:left w:type="dxa" w:w="100"/>
+              <w:bottom w:type="dxa" w:w="60"/>
+              <w:right w:type="dxa" w:w="100"/>
+            </w:tcMar>
+          </w:tcPr>
+          <w:p>
+            <w:r>
+              <w:rPr>
+                <w:b w:val="false"/>
+                <w:bCs w:val="false"/>
+              </w:rPr>
+              <w:t xml:space="preserve">Simular que el sensor se desconecta</w:t>
+            </w:r>
+          </w:p>
+        </w:tc>
+      </w:tr>
+      <w:tr>
+        <w:tc>
+          <w:tcPr>
+            <w:tcW w:type="dxa" w:w="2900"/>
+            <w:tcBorders>
+              <w:top w:val="single" w:color="AAAAAA" w:sz="4"/>
+              <w:left w:val="single" w:color="AAAAAA" w:sz="4"/>
+              <w:bottom w:val="single" w:color="AAAAAA" w:sz="4"/>
+              <w:right w:val="single" w:color="AAAAAA" w:sz="4"/>
+            </w:tcBorders>
+            <w:tcMar>
+              <w:top w:type="dxa" w:w="60"/>
+              <w:left w:type="dxa" w:w="100"/>
+              <w:bottom w:type="dxa" w:w="60"/>
+              <w:right w:type="dxa" w:w="100"/>
+            </w:tcMar>
+          </w:tcPr>
+          <w:p>
+            <w:r>
+              <w:rPr>
+                <w:b w:val="false"/>
+                <w:bCs w:val="false"/>
+              </w:rPr>
+              <w:t xml:space="preserve">Botón "Enviar a Firebase"</w:t>
+            </w:r>
+          </w:p>
+        </w:tc>
+        <w:tc>
+          <w:tcPr>
+            <w:tcW w:type="dxa" w:w="6126"/>
+            <w:tcBorders>
+              <w:top w:val="single" w:color="AAAAAA" w:sz="4"/>
+              <w:left w:val="single" w:color="AAAAAA" w:sz="4"/>
+              <w:bottom w:val="single" w:color="AAAAAA" w:sz="4"/>
+              <w:right w:val="single" w:color="AAAAAA" w:sz="4"/>
+            </w:tcBorders>
+            <w:tcMar>
+              <w:top w:type="dxa" w:w="60"/>
+              <w:left w:type="dxa" w:w="100"/>
+              <w:bottom w:type="dxa" w:w="60"/>
+              <w:right w:type="dxa" w:w="100"/>
+            </w:tcMar>
+          </w:tcPr>
+          <w:p>
+            <w:r>
+              <w:rPr>
+                <w:b w:val="false"/>
+                <w:bCs w:val="false"/>
+              </w:rPr>
+              <w:t xml:space="preserve">Envía la lectura</w:t>
+            </w:r>
+          </w:p>
+        </w:tc>
+      </w:tr>
+      <w:tr>
+        <w:tc>
+          <w:tcPr>
+            <w:tcW w:type="dxa" w:w="2900"/>
+            <w:tcBorders>
+              <w:top w:val="single" w:color="AAAAAA" w:sz="4"/>
+              <w:left w:val="single" w:color="AAAAAA" w:sz="4"/>
+              <w:bottom w:val="single" w:color="AAAAAA" w:sz="4"/>
+              <w:right w:val="single" w:color="AAAAAA" w:sz="4"/>
+            </w:tcBorders>
+            <w:tcMar>
+              <w:top w:type="dxa" w:w="60"/>
+              <w:left w:type="dxa" w:w="100"/>
+              <w:bottom w:type="dxa" w:w="60"/>
+              <w:right w:type="dxa" w:w="100"/>
+            </w:tcMar>
+          </w:tcPr>
+          <w:p>
+            <w:r>
+              <w:rPr>
+                <w:b w:val="false"/>
+                <w:bCs w:val="false"/>
+              </w:rPr>
+              <w:t xml:space="preserve">Switch "Envío automático"</w:t>
+            </w:r>
+          </w:p>
+        </w:tc>
+        <w:tc>
+          <w:tcPr>
+            <w:tcW w:type="dxa" w:w="6126"/>
+            <w:tcBorders>
+              <w:top w:val="single" w:color="AAAAAA" w:sz="4"/>
+              <w:left w:val="single" w:color="AAAAAA" w:sz="4"/>
+              <w:bottom w:val="single" w:color="AAAAAA" w:sz="4"/>
+              <w:right w:val="single" w:color="AAAAAA" w:sz="4"/>
+            </w:tcBorders>
+            <w:tcMar>
+              <w:top w:type="dxa" w:w="60"/>
+              <w:left w:type="dxa" w:w="100"/>
+              <w:bottom w:type="dxa" w:w="60"/>
+              <w:right w:type="dxa" w:w="100"/>
+            </w:tcMar>
+          </w:tcPr>
+          <w:p>
+            <w:r>
+              <w:rPr>
+                <w:b w:val="false"/>
+                <w:bCs w:val="false"/>
+              </w:rPr>
+              <w:t xml:space="preserve">El simulador envía las 3 estructuras cada 3 s (para las pruebas de estabilidad)</w:t>
+            </w:r>
+          </w:p>
+        </w:tc>
+      </w:tr>
+      <w:tr>
+        <w:tc>
+          <w:tcPr>
+            <w:tcW w:type="dxa" w:w="2900"/>
+            <w:tcBorders>
+              <w:top w:val="single" w:color="AAAAAA" w:sz="4"/>
+              <w:left w:val="single" w:color="AAAAAA" w:sz="4"/>
+              <w:bottom w:val="single" w:color="AAAAAA" w:sz="4"/>
+              <w:right w:val="single" w:color="AAAAAA" w:sz="4"/>
+            </w:tcBorders>
+            <w:tcMar>
+              <w:top w:type="dxa" w:w="60"/>
+              <w:left w:type="dxa" w:w="100"/>
+              <w:bottom w:type="dxa" w:w="60"/>
+              <w:right w:type="dxa" w:w="100"/>
+            </w:tcMar>
+          </w:tcPr>
+          <w:p>
+            <w:r>
+              <w:rPr>
+                <w:b w:val="false"/>
+                <w:bCs w:val="false"/>
+              </w:rPr>
+              <w:t xml:space="preserve">Tarjeta "Estado del envío"</w:t>
+            </w:r>
+          </w:p>
+        </w:tc>
+        <w:tc>
+          <w:tcPr>
+            <w:tcW w:type="dxa" w:w="6126"/>
+            <w:tcBorders>
+              <w:top w:val="single" w:color="AAAAAA" w:sz="4"/>
+              <w:left w:val="single" w:color="AAAAAA" w:sz="4"/>
+              <w:bottom w:val="single" w:color="AAAAAA" w:sz="4"/>
+              <w:right w:val="single" w:color="AAAAAA" w:sz="4"/>
+            </w:tcBorders>
+            <w:tcMar>
+              <w:top w:type="dxa" w:w="60"/>
+              <w:left w:type="dxa" w:w="100"/>
+              <w:bottom w:type="dxa" w:w="60"/>
+              <w:right w:type="dxa" w:w="100"/>
+            </w:tcMar>
+          </w:tcPr>
+          <w:p>
+            <w:r>
+              <w:rPr>
+                <w:b w:val="false"/>
+                <w:bCs w:val="false"/>
+              </w:rPr>
+              <w:t xml:space="preserve">Enviados, confirmados, errores y tiempo de confirmación de Firebase</w:t>
+            </w:r>
+          </w:p>
+        </w:tc>
+      </w:tr>
+    </w:tbl>
+    <w:p>
+      <w:pPr>
+        <w:spacing w:after="120"/>
+      </w:pPr>
+    </w:p>
+    <w:p>
+      <w:pPr>
+        <w:spacing w:after="140" w:line="300"/>
+      </w:pPr>
+      <w:r>
+        <w:t xml:space="preserve">Antes de enviar, la pantalla muestra qué verá el Monitoreo con esos valores (por ejemplo "Daño: pérdida de rigidez"). La línea base de cada estructura se muestra pero no se puede cambiar desde la app, porque se registra en terreno junto al sensor.</w:t>
+      </w:r>
+    </w:p>
+    <w:p>
+      <w:pPr>
+        <w:pStyle w:val="Heading2"/>
+        <w:keepNext/>
+        <w:spacing w:after="100" w:before="200"/>
+      </w:pPr>
+      <w:r>
+        <w:t xml:space="preserve">4.3 Monitoreo</w:t>
+      </w:r>
+    </w:p>
+    <w:p>
+      <w:pPr>
+        <w:spacing w:after="140" w:line="300"/>
+      </w:pPr>
+      <w:r>
+        <w:t xml:space="preserve">Muestra lo que llega a Firebase, sin apretar nada. Arriba hay un resumen (estructuras, conectadas, con daño y con sismo) y abajo una tarjeta por estructura. El estado se calcula con las mismas reglas del ESP32:</w:t>
+      </w:r>
+    </w:p>
+    <w:tbl>
+      <w:tblPr>
+        <w:tblW w:type="dxa" w:w="9026"/>
+        <w:tblBorders>
+          <w:top w:val="single" w:color="auto" w:sz="4"/>
+          <w:left w:val="single" w:color="auto" w:sz="4"/>
+          <w:bottom w:val="single" w:color="auto" w:sz="4"/>
+          <w:right w:val="single" w:color="auto" w:sz="4"/>
+          <w:insideH w:val="single" w:color="auto" w:sz="4"/>
+          <w:insideV w:val="single" w:color="auto" w:sz="4"/>
+        </w:tblBorders>
+      </w:tblPr>
+      <w:tblGrid>
+        <w:gridCol w:w="2200"/>
+        <w:gridCol w:w="4826"/>
+        <w:gridCol w:w="2000"/>
+      </w:tblGrid>
+      <w:tr>
+        <w:tc>
+          <w:tcPr>
+            <w:tcW w:type="dxa" w:w="2200"/>
+            <w:tcBorders>
+              <w:top w:val="single" w:color="AAAAAA" w:sz="4"/>
+              <w:left w:val="single" w:color="AAAAAA" w:sz="4"/>
+              <w:bottom w:val="single" w:color="AAAAAA" w:sz="4"/>
+              <w:right w:val="single" w:color="AAAAAA" w:sz="4"/>
+            </w:tcBorders>
+            <w:shd w:fill="D9E6F2" w:color="auto" w:val="clear"/>
+            <w:tcMar>
+              <w:top w:type="dxa" w:w="60"/>
+              <w:left w:type="dxa" w:w="100"/>
+              <w:bottom w:type="dxa" w:w="60"/>
+              <w:right w:type="dxa" w:w="100"/>
+            </w:tcMar>
+          </w:tcPr>
+          <w:p>
+            <w:r>
+              <w:rPr>
+                <w:b/>
+                <w:bCs/>
+              </w:rPr>
+              <w:t xml:space="preserve">Estado</w:t>
+            </w:r>
+          </w:p>
+        </w:tc>
+        <w:tc>
+          <w:tcPr>
+            <w:tcW w:type="dxa" w:w="4826"/>
+            <w:tcBorders>
+              <w:top w:val="single" w:color="AAAAAA" w:sz="4"/>
+              <w:left w:val="single" w:color="AAAAAA" w:sz="4"/>
+              <w:bottom w:val="single" w:color="AAAAAA" w:sz="4"/>
+              <w:right w:val="single" w:color="AAAAAA" w:sz="4"/>
+            </w:tcBorders>
+            <w:shd w:fill="D9E6F2" w:color="auto" w:val="clear"/>
+            <w:tcMar>
+              <w:top w:type="dxa" w:w="60"/>
+              <w:left w:type="dxa" w:w="100"/>
+              <w:bottom w:type="dxa" w:w="60"/>
+              <w:right w:type="dxa" w:w="100"/>
+            </w:tcMar>
+          </w:tcPr>
+          <w:p>
+            <w:r>
+              <w:rPr>
+                <w:b/>
+                <w:bCs/>
+              </w:rPr>
+              <w:t xml:space="preserve">Cuándo</w:t>
+            </w:r>
+          </w:p>
+        </w:tc>
+        <w:tc>
+          <w:tcPr>
+            <w:tcW w:type="dxa" w:w="2000"/>
+            <w:tcBorders>
+              <w:top w:val="single" w:color="AAAAAA" w:sz="4"/>
+              <w:left w:val="single" w:color="AAAAAA" w:sz="4"/>
+              <w:bottom w:val="single" w:color="AAAAAA" w:sz="4"/>
+              <w:right w:val="single" w:color="AAAAAA" w:sz="4"/>
+            </w:tcBorders>
+            <w:shd w:fill="D9E6F2" w:color="auto" w:val="clear"/>
+            <w:tcMar>
+              <w:top w:type="dxa" w:w="60"/>
+              <w:left w:type="dxa" w:w="100"/>
+              <w:bottom w:type="dxa" w:w="60"/>
+              <w:right w:type="dxa" w:w="100"/>
+            </w:tcMar>
+          </w:tcPr>
+          <w:p>
+            <w:r>
+              <w:rPr>
+                <w:b/>
+                <w:bCs/>
+              </w:rPr>
+              <w:t xml:space="preserve">Color</w:t>
+            </w:r>
+          </w:p>
+        </w:tc>
+      </w:tr>
+      <w:tr>
+        <w:tc>
+          <w:tcPr>
+            <w:tcW w:type="dxa" w:w="2200"/>
+            <w:tcBorders>
+              <w:top w:val="single" w:color="AAAAAA" w:sz="4"/>
+              <w:left w:val="single" w:color="AAAAAA" w:sz="4"/>
+              <w:bottom w:val="single" w:color="AAAAAA" w:sz="4"/>
+              <w:right w:val="single" w:color="AAAAAA" w:sz="4"/>
+            </w:tcBorders>
+            <w:tcMar>
+              <w:top w:type="dxa" w:w="60"/>
+              <w:left w:type="dxa" w:w="100"/>
+              <w:bottom w:type="dxa" w:w="60"/>
+              <w:right w:type="dxa" w:w="100"/>
+            </w:tcMar>
+          </w:tcPr>
+          <w:p>
+            <w:r>
+              <w:rPr>
+                <w:b w:val="false"/>
+                <w:bCs w:val="false"/>
+              </w:rPr>
+              <w:t xml:space="preserve">Daño</w:t>
+            </w:r>
+          </w:p>
+        </w:tc>
+        <w:tc>
+          <w:tcPr>
+            <w:tcW w:type="dxa" w:w="4826"/>
+            <w:tcBorders>
+              <w:top w:val="single" w:color="AAAAAA" w:sz="4"/>
+              <w:left w:val="single" w:color="AAAAAA" w:sz="4"/>
+              <w:bottom w:val="single" w:color="AAAAAA" w:sz="4"/>
+              <w:right w:val="single" w:color="AAAAAA" w:sz="4"/>
+            </w:tcBorders>
+            <w:tcMar>
+              <w:top w:type="dxa" w:w="60"/>
+              <w:left w:type="dxa" w:w="100"/>
+              <w:bottom w:type="dxa" w:w="60"/>
+              <w:right w:type="dxa" w:w="100"/>
+            </w:tcMar>
+          </w:tcPr>
+          <w:p>
+            <w:r>
+              <w:rPr>
+                <w:b w:val="false"/>
+                <w:bCs w:val="false"/>
+              </w:rPr>
+              <w:t xml:space="preserve">La frecuencia bajó más de 5 % respecto de la línea base</w:t>
+            </w:r>
+          </w:p>
+        </w:tc>
+        <w:tc>
+          <w:tcPr>
+            <w:tcW w:type="dxa" w:w="2000"/>
+            <w:tcBorders>
+              <w:top w:val="single" w:color="AAAAAA" w:sz="4"/>
+              <w:left w:val="single" w:color="AAAAAA" w:sz="4"/>
+              <w:bottom w:val="single" w:color="AAAAAA" w:sz="4"/>
+              <w:right w:val="single" w:color="AAAAAA" w:sz="4"/>
+            </w:tcBorders>
+            <w:tcMar>
+              <w:top w:type="dxa" w:w="60"/>
+              <w:left w:type="dxa" w:w="100"/>
+              <w:bottom w:type="dxa" w:w="60"/>
+              <w:right w:type="dxa" w:w="100"/>
+            </w:tcMar>
+          </w:tcPr>
+          <w:p>
+            <w:r>
+              <w:rPr>
+                <w:b w:val="false"/>
+                <w:bCs w:val="false"/>
+              </w:rPr>
+              <w:t xml:space="preserve">Rojo</w:t>
+            </w:r>
+          </w:p>
+        </w:tc>
+      </w:tr>
+      <w:tr>
+        <w:tc>
+          <w:tcPr>
+            <w:tcW w:type="dxa" w:w="2200"/>
+            <w:tcBorders>
+              <w:top w:val="single" w:color="AAAAAA" w:sz="4"/>
+              <w:left w:val="single" w:color="AAAAAA" w:sz="4"/>
+              <w:bottom w:val="single" w:color="AAAAAA" w:sz="4"/>
+              <w:right w:val="single" w:color="AAAAAA" w:sz="4"/>
+            </w:tcBorders>
+            <w:tcMar>
+              <w:top w:type="dxa" w:w="60"/>
+              <w:left w:type="dxa" w:w="100"/>
+              <w:bottom w:type="dxa" w:w="60"/>
+              <w:right w:type="dxa" w:w="100"/>
+            </w:tcMar>
+          </w:tcPr>
+          <w:p>
+            <w:r>
+              <w:rPr>
+                <w:b w:val="false"/>
+                <w:bCs w:val="false"/>
+              </w:rPr>
+              <w:t xml:space="preserve">Sismo</w:t>
+            </w:r>
+          </w:p>
+        </w:tc>
+        <w:tc>
+          <w:tcPr>
+            <w:tcW w:type="dxa" w:w="4826"/>
+            <w:tcBorders>
+              <w:top w:val="single" w:color="AAAAAA" w:sz="4"/>
+              <w:left w:val="single" w:color="AAAAAA" w:sz="4"/>
+              <w:bottom w:val="single" w:color="AAAAAA" w:sz="4"/>
+              <w:right w:val="single" w:color="AAAAAA" w:sz="4"/>
+            </w:tcBorders>
+            <w:tcMar>
+              <w:top w:type="dxa" w:w="60"/>
+              <w:left w:type="dxa" w:w="100"/>
+              <w:bottom w:type="dxa" w:w="60"/>
+              <w:right w:type="dxa" w:w="100"/>
+            </w:tcMar>
+          </w:tcPr>
+          <w:p>
+            <w:r>
+              <w:rPr>
+                <w:b w:val="false"/>
+                <w:bCs w:val="false"/>
+              </w:rPr>
+              <w:t xml:space="preserve">No hay daño, pero la amplitud supera 230.000</w:t>
+            </w:r>
+          </w:p>
+        </w:tc>
+        <w:tc>
+          <w:tcPr>
+            <w:tcW w:type="dxa" w:w="2000"/>
+            <w:tcBorders>
+              <w:top w:val="single" w:color="AAAAAA" w:sz="4"/>
+              <w:left w:val="single" w:color="AAAAAA" w:sz="4"/>
+              <w:bottom w:val="single" w:color="AAAAAA" w:sz="4"/>
+              <w:right w:val="single" w:color="AAAAAA" w:sz="4"/>
+            </w:tcBorders>
+            <w:tcMar>
+              <w:top w:type="dxa" w:w="60"/>
+              <w:left w:type="dxa" w:w="100"/>
+              <w:bottom w:type="dxa" w:w="60"/>
+              <w:right w:type="dxa" w:w="100"/>
+            </w:tcMar>
+          </w:tcPr>
+          <w:p>
+            <w:r>
+              <w:rPr>
+                <w:b w:val="false"/>
+                <w:bCs w:val="false"/>
+              </w:rPr>
+              <w:t xml:space="preserve">Amarillo</w:t>
+            </w:r>
+          </w:p>
+        </w:tc>
+      </w:tr>
+      <w:tr>
+        <w:tc>
+          <w:tcPr>
+            <w:tcW w:type="dxa" w:w="2200"/>
+            <w:tcBorders>
+              <w:top w:val="single" w:color="AAAAAA" w:sz="4"/>
+              <w:left w:val="single" w:color="AAAAAA" w:sz="4"/>
+              <w:bottom w:val="single" w:color="AAAAAA" w:sz="4"/>
+              <w:right w:val="single" w:color="AAAAAA" w:sz="4"/>
+            </w:tcBorders>
+            <w:tcMar>
+              <w:top w:type="dxa" w:w="60"/>
+              <w:left w:type="dxa" w:w="100"/>
+              <w:bottom w:type="dxa" w:w="60"/>
+              <w:right w:type="dxa" w:w="100"/>
+            </w:tcMar>
+          </w:tcPr>
+          <w:p>
+            <w:r>
+              <w:rPr>
+                <w:b w:val="false"/>
+                <w:bCs w:val="false"/>
+              </w:rPr>
+              <w:t xml:space="preserve">Normal</w:t>
+            </w:r>
+          </w:p>
+        </w:tc>
+        <w:tc>
+          <w:tcPr>
+            <w:tcW w:type="dxa" w:w="4826"/>
+            <w:tcBorders>
+              <w:top w:val="single" w:color="AAAAAA" w:sz="4"/>
+              <w:left w:val="single" w:color="AAAAAA" w:sz="4"/>
+              <w:bottom w:val="single" w:color="AAAAAA" w:sz="4"/>
+              <w:right w:val="single" w:color="AAAAAA" w:sz="4"/>
+            </w:tcBorders>
+            <w:tcMar>
+              <w:top w:type="dxa" w:w="60"/>
+              <w:left w:type="dxa" w:w="100"/>
+              <w:bottom w:type="dxa" w:w="60"/>
+              <w:right w:type="dxa" w:w="100"/>
+            </w:tcMar>
+          </w:tcPr>
+          <w:p>
+            <w:r>
+              <w:rPr>
+                <w:b w:val="false"/>
+                <w:bCs w:val="false"/>
+              </w:rPr>
+              <w:t xml:space="preserve">La frecuencia está cerca de la línea base</w:t>
+            </w:r>
+          </w:p>
+        </w:tc>
+        <w:tc>
+          <w:tcPr>
+            <w:tcW w:type="dxa" w:w="2000"/>
+            <w:tcBorders>
+              <w:top w:val="single" w:color="AAAAAA" w:sz="4"/>
+              <w:left w:val="single" w:color="AAAAAA" w:sz="4"/>
+              <w:bottom w:val="single" w:color="AAAAAA" w:sz="4"/>
+              <w:right w:val="single" w:color="AAAAAA" w:sz="4"/>
+            </w:tcBorders>
+            <w:tcMar>
+              <w:top w:type="dxa" w:w="60"/>
+              <w:left w:type="dxa" w:w="100"/>
+              <w:bottom w:type="dxa" w:w="60"/>
+              <w:right w:type="dxa" w:w="100"/>
+            </w:tcMar>
+          </w:tcPr>
+          <w:p>
+            <w:r>
+              <w:rPr>
+                <w:b w:val="false"/>
+                <w:bCs w:val="false"/>
+              </w:rPr>
+              <w:t xml:space="preserve">Verde</w:t>
+            </w:r>
+          </w:p>
+        </w:tc>
+      </w:tr>
+      <w:tr>
+        <w:tc>
+          <w:tcPr>
+            <w:tcW w:type="dxa" w:w="2200"/>
+            <w:tcBorders>
+              <w:top w:val="single" w:color="AAAAAA" w:sz="4"/>
+              <w:left w:val="single" w:color="AAAAAA" w:sz="4"/>
+              <w:bottom w:val="single" w:color="AAAAAA" w:sz="4"/>
+              <w:right w:val="single" w:color="AAAAAA" w:sz="4"/>
+            </w:tcBorders>
+            <w:tcMar>
+              <w:top w:type="dxa" w:w="60"/>
+              <w:left w:type="dxa" w:w="100"/>
+              <w:bottom w:type="dxa" w:w="60"/>
+              <w:right w:type="dxa" w:w="100"/>
+            </w:tcMar>
+          </w:tcPr>
+          <w:p>
+            <w:r>
+              <w:rPr>
+                <w:b w:val="false"/>
+                <w:bCs w:val="false"/>
+              </w:rPr>
+              <w:t xml:space="preserve">Sin evaluación actual</w:t>
+            </w:r>
+          </w:p>
+        </w:tc>
+        <w:tc>
+          <w:tcPr>
+            <w:tcW w:type="dxa" w:w="4826"/>
+            <w:tcBorders>
+              <w:top w:val="single" w:color="AAAAAA" w:sz="4"/>
+              <w:left w:val="single" w:color="AAAAAA" w:sz="4"/>
+              <w:bottom w:val="single" w:color="AAAAAA" w:sz="4"/>
+              <w:right w:val="single" w:color="AAAAAA" w:sz="4"/>
+            </w:tcBorders>
+            <w:tcMar>
+              <w:top w:type="dxa" w:w="60"/>
+              <w:left w:type="dxa" w:w="100"/>
+              <w:bottom w:type="dxa" w:w="60"/>
+              <w:right w:type="dxa" w:w="100"/>
+            </w:tcMar>
+          </w:tcPr>
+          <w:p>
+            <w:r>
+              <w:rPr>
+                <w:b w:val="false"/>
+                <w:bCs w:val="false"/>
+              </w:rPr>
+              <w:t xml:space="preserve">El sensor está desconectado; su última lectura se muestra como "no actual"</w:t>
+            </w:r>
+          </w:p>
+        </w:tc>
+        <w:tc>
+          <w:tcPr>
+            <w:tcW w:type="dxa" w:w="2000"/>
+            <w:tcBorders>
+              <w:top w:val="single" w:color="AAAAAA" w:sz="4"/>
+              <w:left w:val="single" w:color="AAAAAA" w:sz="4"/>
+              <w:bottom w:val="single" w:color="AAAAAA" w:sz="4"/>
+              <w:right w:val="single" w:color="AAAAAA" w:sz="4"/>
+            </w:tcBorders>
+            <w:tcMar>
+              <w:top w:type="dxa" w:w="60"/>
+              <w:left w:type="dxa" w:w="100"/>
+              <w:bottom w:type="dxa" w:w="60"/>
+              <w:right w:type="dxa" w:w="100"/>
+            </w:tcMar>
+          </w:tcPr>
+          <w:p>
+            <w:r>
+              <w:rPr>
+                <w:b w:val="false"/>
+                <w:bCs w:val="false"/>
+              </w:rPr>
+              <w:t xml:space="preserve">—</w:t>
+            </w:r>
+          </w:p>
+        </w:tc>
+      </w:tr>
+    </w:tbl>
+    <w:p>
+      <w:pPr>
+        <w:spacing w:after="120"/>
+      </w:pPr>
+    </w:p>
+    <w:p>
+      <w:pPr>
+        <w:pStyle w:val="Heading2"/>
+        <w:keepNext/>
+        <w:spacing w:after="100" w:before="200"/>
+      </w:pPr>
+      <w:r>
+        <w:t xml:space="preserve">4.4 Material Design</w:t>
+      </w:r>
+    </w:p>
+    <w:p>
+      <w:pPr>
+        <w:pStyle w:val="ListParagraph"/>
+        <w:numPr>
+          <w:ilvl w:val="0"/>
+          <w:numId w:val="2"/>
+        </w:numPr>
+        <w:spacing w:after="80" w:line="280"/>
+      </w:pPr>
+      <w:r>
+        <w:rPr>
+          <w:b/>
+          <w:bCs/>
+        </w:rPr>
+        <w:t xml:space="preserve">Componentes de Material 3: </w:t>
+      </w:r>
+      <w:r>
+        <w:t xml:space="preserve">barra superior (TopAppBar), pestañas (Tabs) para pasar de Monitoreo a Activador, tarjetas (Card), campos de texto, botones, RadioButton, Slider y Switch.</w:t>
+      </w:r>
+    </w:p>
+    <w:p>
+      <w:pPr>
+        <w:pStyle w:val="ListParagraph"/>
+        <w:numPr>
+          <w:ilvl w:val="0"/>
+          <w:numId w:val="2"/>
+        </w:numPr>
+        <w:spacing w:after="80" w:line="280"/>
+      </w:pPr>
+      <w:r>
+        <w:rPr>
+          <w:b/>
+          <w:bCs/>
+        </w:rPr>
+        <w:t xml:space="preserve">Jerarquía: </w:t>
+      </w:r>
+      <w:r>
+        <w:t xml:space="preserve">títulos grandes para cada pantalla y tarjetas numeradas (1. Estructura, 2. Lectura, 3. Estado del envío).</w:t>
+      </w:r>
+    </w:p>
+    <w:p>
+      <w:pPr>
+        <w:pStyle w:val="ListParagraph"/>
+        <w:numPr>
+          <w:ilvl w:val="0"/>
+          <w:numId w:val="2"/>
+        </w:numPr>
+        <w:spacing w:after="80" w:line="280"/>
+      </w:pPr>
+      <w:r>
+        <w:rPr>
+          <w:b/>
+          <w:bCs/>
+        </w:rPr>
+        <w:t xml:space="preserve">Color con significado: </w:t>
+      </w:r>
+      <w:r>
+        <w:t xml:space="preserve">rojo, amarillo y verde, siempre acompañados de texto, para que se entienda aunque no se distingan los colores.</w:t>
+      </w:r>
+    </w:p>
+    <w:p>
+      <w:pPr>
+        <w:pStyle w:val="ListParagraph"/>
+        <w:numPr>
+          <w:ilvl w:val="0"/>
+          <w:numId w:val="2"/>
+        </w:numPr>
+        <w:spacing w:after="80" w:line="280"/>
+      </w:pPr>
+      <w:r>
+        <w:rPr>
+          <w:b/>
+          <w:bCs/>
+        </w:rPr>
+        <w:t xml:space="preserve">Respuesta al usuario: </w:t>
+      </w:r>
+      <w:r>
+        <w:t xml:space="preserve">indicador de carga, mensajes de error y confirmación de cada envío. Los controles se bloquean cuando no se pueden usar (por ejemplo, con el envío automático encendido).</w:t>
+      </w:r>
+    </w:p>
+    <w:p>
+      <w:pPr>
+        <w:spacing w:after="200" w:before="120"/>
+        <w:jc w:val="center"/>
+      </w:pPr>
+      <w:r>
+        <w:rPr>
+          <w:b/>
+          <w:bCs/>
+          <w:highlight w:val="yellow"/>
+          <w:highlightCs w:val="yellow"/>
+        </w:rPr>
+        <w:t xml:space="preserve">[Pegar aquí las capturas de las pantallas Login, Activador y Monitoreo]</w:t>
+      </w:r>
+    </w:p>
+    <w:p>
+      <w:pPr>
+        <w:pStyle w:val="Heading1"/>
+        <w:keepNext/>
+        <w:spacing w:after="140" w:before="280"/>
+      </w:pPr>
+      <w:r>
+        <w:t xml:space="preserve">5. Organización del código</w:t>
+      </w:r>
+    </w:p>
+    <w:p>
+      <w:pPr>
+        <w:spacing w:after="140" w:line="300"/>
+      </w:pPr>
+      <w:r>
+        <w:t xml:space="preserve">Separamos el código en tres paquetes, igual que la guía: model (los datos y las reglas), data (de dónde vienen los datos) y ui (pantallas y ViewModels).</w:t>
       </w:r>
     </w:p>
     <w:p>
@@ -927,9 +2110,9 @@
       <w:r>
         <w:drawing>
           <wp:inline distT="0" distB="0" distL="0" distR="0">
-            <wp:extent cx="5715000" cy="2028825"/>
+            <wp:extent cx="5715000" cy="2105025"/>
             <wp:effectExtent t="0" r="0" b="0" l="0"/>
-            <wp:docPr id="1" name="Figura 1: recorrido de los datos entre la app y Firebase" descr="Figura 1: recorrido de los datos entre la app y Firebase" title="Figura 1: recorrido de los datos entre la app y Firebase"/>
+            <wp:docPr id="1" name="Figura 1: recorrido de los datos entre las pantallas y Firebase" descr="Figura 1: recorrido de los datos entre las pantallas y Firebase" title="Figura 1: recorrido de los datos entre las pantallas y Firebase"/>
             <wp:cNvGraphicFramePr>
               <a:graphicFrameLocks xmlns:a="http://schemas.openxmlformats.org/drawingml/2006/main" noChangeAspect="1"/>
             </wp:cNvGraphicFramePr>
@@ -952,7 +2135,7 @@
                   <pic:spPr bwMode="auto">
                     <a:xfrm>
                       <a:off x="0" y="0"/>
-                      <a:ext cx="5715000" cy="2028825"/>
+                      <a:ext cx="5715000" cy="2105025"/>
                     </a:xfrm>
                     <a:prstGeom prst="rect">
                       <a:avLst/>
@@ -978,7 +2161,7 @@
           <w:sz w:val="20"/>
           <w:szCs w:val="20"/>
         </w:rPr>
-        <w:t xml:space="preserve">Figura 1: recorrido de los datos entre la app y Firebase</w:t>
+        <w:t xml:space="preserve">Figura 1: recorrido de los datos entre las pantallas y Firebase</w:t>
       </w:r>
     </w:p>
     <w:tbl>
@@ -1102,7 +2285,7 @@
                 <w:b w:val="false"/>
                 <w:bCs w:val="false"/>
               </w:rPr>
-              <w:t xml:space="preserve">Datos de una estructura y de una lectura. Calcula la caída y si hay daño o sismo</w:t>
+              <w:t xml:space="preserve">Datos de una estructura y una lectura; calcula la caída y si hay daño o sismo</w:t>
             </w:r>
           </w:p>
         </w:tc>
@@ -1130,7 +2313,7 @@
                 <w:b w:val="false"/>
                 <w:bCs w:val="false"/>
               </w:rPr>
-              <w:t xml:space="preserve">data/EstructurasRepository.kt</w:t>
+              <w:t xml:space="preserve">model/Credenciales.kt</w:t>
             </w:r>
           </w:p>
         </w:tc>
@@ -1156,7 +2339,7 @@
                 <w:b w:val="false"/>
                 <w:bCs w:val="false"/>
               </w:rPr>
-              <w:t xml:space="preserve">Contrato (interface): cualquier fuente de datos debe entregar la lista de estructuras</w:t>
+              <w:t xml:space="preserve">Revisa el correo y la contraseña antes de enviarlos</w:t>
             </w:r>
           </w:p>
         </w:tc>
@@ -1184,7 +2367,7 @@
                 <w:b w:val="false"/>
                 <w:bCs w:val="false"/>
               </w:rPr>
-              <w:t xml:space="preserve">data/FakeEstructurasRepository.kt</w:t>
+              <w:t xml:space="preserve">data/AuthRepository.kt</w:t>
             </w:r>
           </w:p>
         </w:tc>
@@ -1210,7 +2393,7 @@
                 <w:b w:val="false"/>
                 <w:bCs w:val="false"/>
               </w:rPr>
-              <w:t xml:space="preserve">Simulador: arma una lista nueva cada 3 segundos con Flow</w:t>
+              <w:t xml:space="preserve">Login, crear cuenta y salir con Firebase Authentication</w:t>
             </w:r>
           </w:p>
         </w:tc>
@@ -1264,7 +2447,7 @@
                 <w:b w:val="false"/>
                 <w:bCs w:val="false"/>
               </w:rPr>
-              <w:t xml:space="preserve">Guarda las lecturas en Firebase (guardar) y escucha los cambios de la base (callbackFlow)</w:t>
+              <w:t xml:space="preserve">Envía lecturas (enviar), escucha la base (callbackFlow) y el estado de la conexión</w:t>
             </w:r>
           </w:p>
         </w:tc>
@@ -1292,7 +2475,7 @@
                 <w:b w:val="false"/>
                 <w:bCs w:val="false"/>
               </w:rPr>
-              <w:t xml:space="preserve">ui/EstructurasViewModel.kt</w:t>
+              <w:t xml:space="preserve">data/FakeEstructurasRepository.kt</w:t>
             </w:r>
           </w:p>
         </w:tc>
@@ -1318,7 +2501,7 @@
                 <w:b w:val="false"/>
                 <w:bCs w:val="false"/>
               </w:rPr>
-              <w:t xml:space="preserve">Envía cada lista del simulador a Firebase y arma el estado de la pantalla con lo que llega de Firebase</w:t>
+              <w:t xml:space="preserve">Simulador del envío automático (una lista cada 3 s con Flow)</w:t>
             </w:r>
           </w:p>
         </w:tc>
@@ -1346,7 +2529,7 @@
                 <w:b w:val="false"/>
                 <w:bCs w:val="false"/>
               </w:rPr>
-              <w:t xml:space="preserve">ui/EstructurasScreen.kt</w:t>
+              <w:t xml:space="preserve">ui/LoginScreen.kt y LoginViewModel.kt</w:t>
             </w:r>
           </w:p>
         </w:tc>
@@ -1372,7 +2555,7 @@
                 <w:b w:val="false"/>
                 <w:bCs w:val="false"/>
               </w:rPr>
-              <w:t xml:space="preserve">Pantalla en Compose: cabecera y una tarjeta por estructura</w:t>
+              <w:t xml:space="preserve">Pantalla y estado del Login</w:t>
             </w:r>
           </w:p>
         </w:tc>
@@ -1400,6 +2583,168 @@
                 <w:b w:val="false"/>
                 <w:bCs w:val="false"/>
               </w:rPr>
+              <w:t xml:space="preserve">ui/ActivadorScreen.kt y ActivadorViewModel.kt</w:t>
+            </w:r>
+          </w:p>
+        </w:tc>
+        <w:tc>
+          <w:tcPr>
+            <w:tcW w:type="dxa" w:w="5326"/>
+            <w:tcBorders>
+              <w:top w:val="single" w:color="AAAAAA" w:sz="4"/>
+              <w:left w:val="single" w:color="AAAAAA" w:sz="4"/>
+              <w:bottom w:val="single" w:color="AAAAAA" w:sz="4"/>
+              <w:right w:val="single" w:color="AAAAAA" w:sz="4"/>
+            </w:tcBorders>
+            <w:tcMar>
+              <w:top w:type="dxa" w:w="60"/>
+              <w:left w:type="dxa" w:w="100"/>
+              <w:bottom w:type="dxa" w:w="60"/>
+              <w:right w:type="dxa" w:w="100"/>
+            </w:tcMar>
+          </w:tcPr>
+          <w:p>
+            <w:r>
+              <w:rPr>
+                <w:b w:val="false"/>
+                <w:bCs w:val="false"/>
+              </w:rPr>
+              <w:t xml:space="preserve">Pantalla y estado del Activador; mide el tiempo de confirmación</w:t>
+            </w:r>
+          </w:p>
+        </w:tc>
+      </w:tr>
+      <w:tr>
+        <w:tc>
+          <w:tcPr>
+            <w:tcW w:type="dxa" w:w="3700"/>
+            <w:tcBorders>
+              <w:top w:val="single" w:color="AAAAAA" w:sz="4"/>
+              <w:left w:val="single" w:color="AAAAAA" w:sz="4"/>
+              <w:bottom w:val="single" w:color="AAAAAA" w:sz="4"/>
+              <w:right w:val="single" w:color="AAAAAA" w:sz="4"/>
+            </w:tcBorders>
+            <w:tcMar>
+              <w:top w:type="dxa" w:w="60"/>
+              <w:left w:type="dxa" w:w="100"/>
+              <w:bottom w:type="dxa" w:w="60"/>
+              <w:right w:type="dxa" w:w="100"/>
+            </w:tcMar>
+          </w:tcPr>
+          <w:p>
+            <w:r>
+              <w:rPr>
+                <w:b w:val="false"/>
+                <w:bCs w:val="false"/>
+              </w:rPr>
+              <w:t xml:space="preserve">ui/MonitoreoScreen.kt y EstructurasViewModel.kt</w:t>
+            </w:r>
+          </w:p>
+        </w:tc>
+        <w:tc>
+          <w:tcPr>
+            <w:tcW w:type="dxa" w:w="5326"/>
+            <w:tcBorders>
+              <w:top w:val="single" w:color="AAAAAA" w:sz="4"/>
+              <w:left w:val="single" w:color="AAAAAA" w:sz="4"/>
+              <w:bottom w:val="single" w:color="AAAAAA" w:sz="4"/>
+              <w:right w:val="single" w:color="AAAAAA" w:sz="4"/>
+            </w:tcBorders>
+            <w:tcMar>
+              <w:top w:type="dxa" w:w="60"/>
+              <w:left w:type="dxa" w:w="100"/>
+              <w:bottom w:type="dxa" w:w="60"/>
+              <w:right w:type="dxa" w:w="100"/>
+            </w:tcMar>
+          </w:tcPr>
+          <w:p>
+            <w:r>
+              <w:rPr>
+                <w:b w:val="false"/>
+                <w:bCs w:val="false"/>
+              </w:rPr>
+              <w:t xml:space="preserve">Pantalla y estado del Monitoreo</w:t>
+            </w:r>
+          </w:p>
+        </w:tc>
+      </w:tr>
+      <w:tr>
+        <w:tc>
+          <w:tcPr>
+            <w:tcW w:type="dxa" w:w="3700"/>
+            <w:tcBorders>
+              <w:top w:val="single" w:color="AAAAAA" w:sz="4"/>
+              <w:left w:val="single" w:color="AAAAAA" w:sz="4"/>
+              <w:bottom w:val="single" w:color="AAAAAA" w:sz="4"/>
+              <w:right w:val="single" w:color="AAAAAA" w:sz="4"/>
+            </w:tcBorders>
+            <w:tcMar>
+              <w:top w:type="dxa" w:w="60"/>
+              <w:left w:type="dxa" w:w="100"/>
+              <w:bottom w:type="dxa" w:w="60"/>
+              <w:right w:type="dxa" w:w="100"/>
+            </w:tcMar>
+          </w:tcPr>
+          <w:p>
+            <w:r>
+              <w:rPr>
+                <w:b w:val="false"/>
+                <w:bCs w:val="false"/>
+              </w:rPr>
+              <w:t xml:space="preserve">ui/PrincipalScreen.kt</w:t>
+            </w:r>
+          </w:p>
+        </w:tc>
+        <w:tc>
+          <w:tcPr>
+            <w:tcW w:type="dxa" w:w="5326"/>
+            <w:tcBorders>
+              <w:top w:val="single" w:color="AAAAAA" w:sz="4"/>
+              <w:left w:val="single" w:color="AAAAAA" w:sz="4"/>
+              <w:bottom w:val="single" w:color="AAAAAA" w:sz="4"/>
+              <w:right w:val="single" w:color="AAAAAA" w:sz="4"/>
+            </w:tcBorders>
+            <w:tcMar>
+              <w:top w:type="dxa" w:w="60"/>
+              <w:left w:type="dxa" w:w="100"/>
+              <w:bottom w:type="dxa" w:w="60"/>
+              <w:right w:type="dxa" w:w="100"/>
+            </w:tcMar>
+          </w:tcPr>
+          <w:p>
+            <w:r>
+              <w:rPr>
+                <w:b w:val="false"/>
+                <w:bCs w:val="false"/>
+              </w:rPr>
+              <w:t xml:space="preserve">Barra superior y pestañas Monitoreo / Activador</w:t>
+            </w:r>
+          </w:p>
+        </w:tc>
+      </w:tr>
+      <w:tr>
+        <w:tc>
+          <w:tcPr>
+            <w:tcW w:type="dxa" w:w="3700"/>
+            <w:tcBorders>
+              <w:top w:val="single" w:color="AAAAAA" w:sz="4"/>
+              <w:left w:val="single" w:color="AAAAAA" w:sz="4"/>
+              <w:bottom w:val="single" w:color="AAAAAA" w:sz="4"/>
+              <w:right w:val="single" w:color="AAAAAA" w:sz="4"/>
+            </w:tcBorders>
+            <w:tcMar>
+              <w:top w:type="dxa" w:w="60"/>
+              <w:left w:type="dxa" w:w="100"/>
+              <w:bottom w:type="dxa" w:w="60"/>
+              <w:right w:type="dxa" w:w="100"/>
+            </w:tcMar>
+          </w:tcPr>
+          <w:p>
+            <w:r>
+              <w:rPr>
+                <w:b w:val="false"/>
+                <w:bCs w:val="false"/>
+              </w:rPr>
               <w:t xml:space="preserve">MainActivity.kt</w:t>
             </w:r>
           </w:p>
@@ -1426,7 +2771,7 @@
                 <w:b w:val="false"/>
                 <w:bCs w:val="false"/>
               </w:rPr>
-              <w:t xml:space="preserve">Crea el simulador, el repositorio de Firebase y el ViewModel, y muestra la pantalla</w:t>
+              <w:t xml:space="preserve">Crea los repositorios y ViewModels; muestra Login o la app según la sesión</w:t>
             </w:r>
           </w:p>
         </w:tc>
@@ -1440,19 +2785,21 @@
     <w:p>
       <w:pPr>
         <w:pStyle w:val="Heading1"/>
+        <w:keepNext/>
         <w:spacing w:after="140" w:before="280"/>
       </w:pPr>
       <w:r>
-        <w:t xml:space="preserve">5. Base de datos en Firebase</w:t>
+        <w:t xml:space="preserve">6. Base de datos en Firebase</w:t>
       </w:r>
     </w:p>
     <w:p>
       <w:pPr>
         <w:pStyle w:val="Heading2"/>
+        <w:keepNext/>
         <w:spacing w:after="100" w:before="200"/>
       </w:pPr>
       <w:r>
-        <w:t xml:space="preserve">5.1 Proyecto</w:t>
+        <w:t xml:space="preserve">6.1 Proyecto</w:t>
       </w:r>
     </w:p>
     <w:tbl>
@@ -1604,7 +2951,7 @@
                 <w:b w:val="false"/>
                 <w:bCs w:val="false"/>
               </w:rPr>
-              <w:t xml:space="preserve">Producto</w:t>
+              <w:t xml:space="preserve">Base de datos</w:t>
             </w:r>
           </w:p>
         </w:tc>
@@ -1630,7 +2977,7 @@
                 <w:b w:val="false"/>
                 <w:bCs w:val="false"/>
               </w:rPr>
-              <w:t xml:space="preserve">Realtime Database</w:t>
+              <w:t xml:space="preserve">Realtime Database, en Estados Unidos (us-central1)</w:t>
             </w:r>
           </w:p>
         </w:tc>
@@ -1712,7 +3059,7 @@
                 <w:b w:val="false"/>
                 <w:bCs w:val="false"/>
               </w:rPr>
-              <w:t xml:space="preserve">Ubicación</w:t>
+              <w:t xml:space="preserve">Inicio de sesión</w:t>
             </w:r>
           </w:p>
         </w:tc>
@@ -1738,7 +3085,7 @@
                 <w:b w:val="false"/>
                 <w:bCs w:val="false"/>
               </w:rPr>
-              <w:t xml:space="preserve">Estados Unidos (us-central1)</w:t>
+              <w:t xml:space="preserve">Firebase Authentication con correo y contraseña (habilitado)</w:t>
             </w:r>
           </w:p>
         </w:tc>
@@ -1868,10 +3215,11 @@
     <w:p>
       <w:pPr>
         <w:pStyle w:val="Heading2"/>
+        <w:keepNext/>
         <w:spacing w:after="100" w:before="200"/>
       </w:pPr>
       <w:r>
-        <w:t xml:space="preserve">5.2 Cómo están organizados los datos</w:t>
+        <w:t xml:space="preserve">6.2 Cómo están organizados los datos</w:t>
       </w:r>
     </w:p>
     <w:p>
@@ -1913,7 +3261,7 @@
           <w:sz w:val="19"/>
           <w:szCs w:val="19"/>
         </w:rPr>
-        <w:t xml:space="preserve">   NODO-01/</w:t>
+        <w:t xml:space="preserve">   NODO-02/</w:t>
       </w:r>
     </w:p>
     <w:p>
@@ -1930,7 +3278,7 @@
           <w:sz w:val="19"/>
           <w:szCs w:val="19"/>
         </w:rPr>
-        <w:t xml:space="preserve">      nombre: "Edificio A"</w:t>
+        <w:t xml:space="preserve">      nombre: "Edificio B"</w:t>
       </w:r>
     </w:p>
     <w:p>
@@ -1947,7 +3295,7 @@
           <w:sz w:val="19"/>
           <w:szCs w:val="19"/>
         </w:rPr>
-        <w:t xml:space="preserve">      ubicacion: "Viga piso 2, eje C"</w:t>
+        <w:t xml:space="preserve">      ubicacion: "Columna planta baja, eje A"</w:t>
       </w:r>
     </w:p>
     <w:p>
@@ -1964,7 +3312,7 @@
           <w:sz w:val="19"/>
           <w:szCs w:val="19"/>
         </w:rPr>
-        <w:t xml:space="preserve">      frecuenciaBaseHz: 40.0</w:t>
+        <w:t xml:space="preserve">      frecuenciaBaseHz: 35.0</w:t>
       </w:r>
     </w:p>
     <w:p>
@@ -2015,7 +3363,7 @@
           <w:sz w:val="19"/>
           <w:szCs w:val="19"/>
         </w:rPr>
-        <w:t xml:space="preserve">         frecuenciaHz: 39.6</w:t>
+        <w:t xml:space="preserve">         frecuenciaHz: 30.0</w:t>
       </w:r>
     </w:p>
     <w:p>
@@ -2032,7 +3380,7 @@
           <w:sz w:val="19"/>
           <w:szCs w:val="19"/>
         </w:rPr>
-        <w:t xml:space="preserve">         amplitud: 150000.0</w:t>
+        <w:t xml:space="preserve">         amplitud: 140000.0</w:t>
       </w:r>
     </w:p>
     <w:p>
@@ -2066,24 +3414,7 @@
           <w:sz w:val="19"/>
           <w:szCs w:val="19"/>
         </w:rPr>
-        <w:t xml:space="preserve">   NODO-02/ ...</w:t>
-      </w:r>
-    </w:p>
-    <w:p>
-      <w:pPr>
-        <w:keepNext/>
-        <w:keepLines/>
-        <w:shd w:fill="F2F2F2" w:color="auto" w:val="clear"/>
-        <w:spacing w:after="0" w:before="0" w:line="260"/>
-        <w:ind w:left="360"/>
-      </w:pPr>
-      <w:r>
-        <w:rPr>
-          <w:rFonts w:ascii="Courier New" w:cs="Courier New" w:eastAsia="Courier New" w:hAnsi="Courier New"/>
-          <w:sz w:val="19"/>
-          <w:szCs w:val="19"/>
-        </w:rPr>
-        <w:t xml:space="preserve">   NODO-03/ ...</w:t>
+        <w:t xml:space="preserve">   NODO-01/ ...    NODO-03/ ...</w:t>
       </w:r>
     </w:p>
     <w:p>
@@ -2117,7 +3448,7 @@
           <w:sz w:val="19"/>
           <w:szCs w:val="19"/>
         </w:rPr>
-        <w:t xml:space="preserve">   NODO-01/</w:t>
+        <w:t xml:space="preserve">   NODO-02/</w:t>
       </w:r>
     </w:p>
     <w:p>
@@ -2134,7 +3465,7 @@
           <w:sz w:val="19"/>
           <w:szCs w:val="19"/>
         </w:rPr>
-        <w:t xml:space="preserve">      -Ocx3k...: { frecuenciaHz, amplitud, measuredAtMillis }</w:t>
+        <w:t xml:space="preserve">      -Ocx3k...: { frecuenciaHz, amplitud, measuredAtMillis, usuario }</w:t>
       </w:r>
     </w:p>
     <w:p>
@@ -2171,7 +3502,7 @@
         <w:t xml:space="preserve">estructuras: </w:t>
       </w:r>
       <w:r>
-        <w:t xml:space="preserve">el último estado de cada estructura. Cada envío reemplaza el anterior. Es lo que lee la pantalla.</w:t>
+        <w:t xml:space="preserve">el último estado de cada estructura. Es lo que lee el Monitoreo.</w:t>
       </w:r>
     </w:p>
     <w:p>
@@ -2191,16 +3522,17 @@
         <w:t xml:space="preserve">historial: </w:t>
       </w:r>
       <w:r>
-        <w:t xml:space="preserve">todas las lecturas que llegaron, una por envío, con una clave única que crea Firebase (push). Sirve para revisar cómo cambió la frecuencia en el tiempo.</w:t>
+        <w:t xml:space="preserve">cada lectura que llegó, con una clave única que crea Firebase (push) y el usuario que la envió. No se puede modificar ni borrar desde la app.</w:t>
       </w:r>
     </w:p>
     <w:p>
       <w:pPr>
         <w:pStyle w:val="Heading2"/>
+        <w:keepNext/>
         <w:spacing w:after="100" w:before="200"/>
       </w:pPr>
       <w:r>
-        <w:t xml:space="preserve">5.3 Qué datos envía la app</w:t>
+        <w:t xml:space="preserve">6.3 Qué datos envía la app</w:t>
       </w:r>
     </w:p>
     <w:tbl>
@@ -3073,6 +4405,112 @@
           </w:p>
         </w:tc>
       </w:tr>
+      <w:tr>
+        <w:tc>
+          <w:tcPr>
+            <w:tcW w:type="dxa" w:w="2500"/>
+            <w:tcBorders>
+              <w:top w:val="single" w:color="AAAAAA" w:sz="4"/>
+              <w:left w:val="single" w:color="AAAAAA" w:sz="4"/>
+              <w:bottom w:val="single" w:color="AAAAAA" w:sz="4"/>
+              <w:right w:val="single" w:color="AAAAAA" w:sz="4"/>
+            </w:tcBorders>
+            <w:tcMar>
+              <w:top w:type="dxa" w:w="60"/>
+              <w:left w:type="dxa" w:w="100"/>
+              <w:bottom w:type="dxa" w:w="60"/>
+              <w:right w:type="dxa" w:w="100"/>
+            </w:tcMar>
+          </w:tcPr>
+          <w:p>
+            <w:r>
+              <w:rPr>
+                <w:b w:val="false"/>
+                <w:bCs w:val="false"/>
+              </w:rPr>
+              <w:t xml:space="preserve">historial/.../usuario</w:t>
+            </w:r>
+          </w:p>
+        </w:tc>
+        <w:tc>
+          <w:tcPr>
+            <w:tcW w:type="dxa" w:w="1200"/>
+            <w:tcBorders>
+              <w:top w:val="single" w:color="AAAAAA" w:sz="4"/>
+              <w:left w:val="single" w:color="AAAAAA" w:sz="4"/>
+              <w:bottom w:val="single" w:color="AAAAAA" w:sz="4"/>
+              <w:right w:val="single" w:color="AAAAAA" w:sz="4"/>
+            </w:tcBorders>
+            <w:tcMar>
+              <w:top w:type="dxa" w:w="60"/>
+              <w:left w:type="dxa" w:w="100"/>
+              <w:bottom w:type="dxa" w:w="60"/>
+              <w:right w:type="dxa" w:w="100"/>
+            </w:tcMar>
+          </w:tcPr>
+          <w:p>
+            <w:r>
+              <w:rPr>
+                <w:b w:val="false"/>
+                <w:bCs w:val="false"/>
+              </w:rPr>
+              <w:t xml:space="preserve">Texto</w:t>
+            </w:r>
+          </w:p>
+        </w:tc>
+        <w:tc>
+          <w:tcPr>
+            <w:tcW w:type="dxa" w:w="2000"/>
+            <w:tcBorders>
+              <w:top w:val="single" w:color="AAAAAA" w:sz="4"/>
+              <w:left w:val="single" w:color="AAAAAA" w:sz="4"/>
+              <w:bottom w:val="single" w:color="AAAAAA" w:sz="4"/>
+              <w:right w:val="single" w:color="AAAAAA" w:sz="4"/>
+            </w:tcBorders>
+            <w:tcMar>
+              <w:top w:type="dxa" w:w="60"/>
+              <w:left w:type="dxa" w:w="100"/>
+              <w:bottom w:type="dxa" w:w="60"/>
+              <w:right w:type="dxa" w:w="100"/>
+            </w:tcMar>
+          </w:tcPr>
+          <w:p>
+            <w:r>
+              <w:rPr>
+                <w:b w:val="false"/>
+                <w:bCs w:val="false"/>
+              </w:rPr>
+              <w:t xml:space="preserve">d3c52360-6fbf-...</w:t>
+            </w:r>
+          </w:p>
+        </w:tc>
+        <w:tc>
+          <w:tcPr>
+            <w:tcW w:type="dxa" w:w="3326"/>
+            <w:tcBorders>
+              <w:top w:val="single" w:color="AAAAAA" w:sz="4"/>
+              <w:left w:val="single" w:color="AAAAAA" w:sz="4"/>
+              <w:bottom w:val="single" w:color="AAAAAA" w:sz="4"/>
+              <w:right w:val="single" w:color="AAAAAA" w:sz="4"/>
+            </w:tcBorders>
+            <w:tcMar>
+              <w:top w:type="dxa" w:w="60"/>
+              <w:left w:type="dxa" w:w="100"/>
+              <w:bottom w:type="dxa" w:w="60"/>
+              <w:right w:type="dxa" w:w="100"/>
+            </w:tcMar>
+          </w:tcPr>
+          <w:p>
+            <w:r>
+              <w:rPr>
+                <w:b w:val="false"/>
+                <w:bCs w:val="false"/>
+              </w:rPr>
+              <w:t xml:space="preserve">Identificador (UID) de quien envió la lectura</w:t>
+            </w:r>
+          </w:p>
+        </w:tc>
+      </w:tr>
     </w:tbl>
     <w:p>
       <w:pPr>
@@ -3084,16 +4522,17 @@
         <w:spacing w:after="140" w:line="300"/>
       </w:pPr>
       <w:r>
-        <w:t xml:space="preserve">Con estos datos la app calcula la caída (cuánto bajó la frecuencia respecto de la línea base) y decide si hay daño o sismo. Esos resultados no se guardan en Firebase: se calculan cada vez con las mismas reglas del ESP32.</w:t>
+        <w:t xml:space="preserve">Con estos datos la app calcula la caída y decide si hay daño o sismo. Esos resultados no se guardan en Firebase: se calculan cada vez con las mismas reglas del ESP32.</w:t>
       </w:r>
     </w:p>
     <w:p>
       <w:pPr>
         <w:pStyle w:val="Heading2"/>
+        <w:keepNext/>
         <w:spacing w:after="100" w:before="200"/>
       </w:pPr>
       <w:r>
-        <w:t xml:space="preserve">5.4 Cuándo se envían y cómo se leen</w:t>
+        <w:t xml:space="preserve">6.4 Cuándo se envían y cómo se leen</w:t>
       </w:r>
     </w:p>
     <w:p>
@@ -3113,7 +4552,7 @@
         <w:t xml:space="preserve">Envío: </w:t>
       </w:r>
       <w:r>
-        <w:t xml:space="preserve">cada 3 segundos el simulador entrega la lista de las 3 estructuras. El ViewModel se la pasa a guardar(), que escribe cada estructura en estructuras/NODO-xx con setValue.</w:t>
+        <w:t xml:space="preserve">cuando se aprieta "Enviar a Firebase" en el Activador, o cada 3 segundos si el envío automático está encendido. La app actualiza estructuras/NODO-xx con updateChildren.</w:t>
       </w:r>
     </w:p>
     <w:p>
@@ -3133,7 +4572,7 @@
         <w:t xml:space="preserve">Historial: </w:t>
       </w:r>
       <w:r>
-        <w:t xml:space="preserve">si el sensor está conectado y tiene lectura, también se agrega un registro nuevo en historial/NODO-xx con push(). Si está desconectado, se guarda conectada = false y no se agrega nada al historial.</w:t>
+        <w:t xml:space="preserve">si el sensor está conectado, también se agrega un registro nuevo en historial/NODO-xx con push(), junto con el UID del usuario.</w:t>
       </w:r>
     </w:p>
     <w:p>
@@ -3150,10 +4589,10 @@
           <w:b/>
           <w:bCs/>
         </w:rPr>
-        <w:t xml:space="preserve">Sin lectura: </w:t>
-      </w:r>
-      <w:r>
-        <w:t xml:space="preserve">si una estructura todavía no tiene lectura, el campo lectura queda vacío (null), nunca con un 0 inventado.</w:t>
+        <w:t xml:space="preserve">Sensor desconectado: </w:t>
+      </w:r>
+      <w:r>
+        <w:t xml:space="preserve">solo se cambia conectada = false; la última lectura se conserva en Firebase y el Monitoreo la marca como "no actual".</w:t>
       </w:r>
     </w:p>
     <w:p>
@@ -3173,7 +4612,7 @@
         <w:t xml:space="preserve">Lectura: </w:t>
       </w:r>
       <w:r>
-        <w:t xml:space="preserve">la app deja un "listener" (ValueEventListener) escuchando la rama estructuras. Cada vez que cambia algo, Firebase avisa, se arma la lista nueva y la pantalla se actualiza. Por eso, si alguien cambia un dato a mano en la consola, la app lo muestra al instante.</w:t>
+        <w:t xml:space="preserve">el Monitoreo deja un listener (ValueEventListener) escuchando la rama estructuras. Cada vez que cambia algo, Firebase avisa y la pantalla se actualiza sola.</w:t>
       </w:r>
     </w:p>
     <w:p>
@@ -3193,25 +4632,25 @@
         <w:t xml:space="preserve">Al cerrar la pantalla: </w:t>
       </w:r>
       <w:r>
-        <w:t xml:space="preserve">se quita el listener (awaitClose) para no seguir gastando datos.</w:t>
+        <w:t xml:space="preserve">se quita el listener (awaitClose) para no gastar datos ni batería.</w:t>
       </w:r>
     </w:p>
     <w:p>
       <w:pPr>
         <w:pStyle w:val="Heading2"/>
+        <w:keepNext/>
         <w:spacing w:after="100" w:before="200"/>
       </w:pPr>
       <w:r>
-        <w:t xml:space="preserve">5.5 Control de acceso (reglas)</w:t>
-      </w:r>
-    </w:p>
-    <w:p>
-      <w:pPr>
-        <w:keepNext/>
+        <w:t xml:space="preserve">6.5 Control de acceso (reglas)</w:t>
+      </w:r>
+    </w:p>
+    <w:p>
+      <w:pPr>
         <w:spacing w:after="140" w:line="300"/>
       </w:pPr>
       <w:r>
-        <w:t xml:space="preserve">Las reglas de Firebase deciden quién puede leer y escribir en la base. Publicamos estas reglas:</w:t>
+        <w:t xml:space="preserve">Las reglas de Firebase deciden quién puede leer y escribir, y qué datos se aceptan. Publicamos estas reglas (archivo firebase/database.rules.json del repositorio):</w:t>
       </w:r>
     </w:p>
     <w:p>
@@ -3228,7 +4667,7 @@
           <w:sz w:val="19"/>
           <w:szCs w:val="19"/>
         </w:rPr>
-        <w:t xml:space="preserve">{</w:t>
+        <w:t xml:space="preserve">"estructuras": {</w:t>
       </w:r>
     </w:p>
     <w:p>
@@ -3245,7 +4684,7 @@
           <w:sz w:val="19"/>
           <w:szCs w:val="19"/>
         </w:rPr>
-        <w:t xml:space="preserve">  "rules": {</w:t>
+        <w:t xml:space="preserve">  ".read": "auth != null",</w:t>
       </w:r>
     </w:p>
     <w:p>
@@ -3262,7 +4701,7 @@
           <w:sz w:val="19"/>
           <w:szCs w:val="19"/>
         </w:rPr>
-        <w:t xml:space="preserve">    "estructuras": { ".read": true, ".write": true },</w:t>
+        <w:t xml:space="preserve">  "$id": {</w:t>
       </w:r>
     </w:p>
     <w:p>
@@ -3279,7 +4718,75 @@
           <w:sz w:val="19"/>
           <w:szCs w:val="19"/>
         </w:rPr>
-        <w:t xml:space="preserve">    "historial":   { ".read": true, ".write": true }</w:t>
+        <w:t xml:space="preserve">    ".write": "auth != null",</w:t>
+      </w:r>
+    </w:p>
+    <w:p>
+      <w:pPr>
+        <w:keepNext/>
+        <w:keepLines/>
+        <w:shd w:fill="F2F2F2" w:color="auto" w:val="clear"/>
+        <w:spacing w:after="0" w:before="0" w:line="260"/>
+        <w:ind w:left="360"/>
+      </w:pPr>
+      <w:r>
+        <w:rPr>
+          <w:rFonts w:ascii="Courier New" w:cs="Courier New" w:eastAsia="Courier New" w:hAnsi="Courier New"/>
+          <w:sz w:val="19"/>
+          <w:szCs w:val="19"/>
+        </w:rPr>
+        <w:t xml:space="preserve">    "frecuenciaBaseHz": { ".validate": "newData.isNumber() &amp;&amp; newData.val() &gt; 0 &amp;&amp; newData.val() &lt;= 100" },</w:t>
+      </w:r>
+    </w:p>
+    <w:p>
+      <w:pPr>
+        <w:keepNext/>
+        <w:keepLines/>
+        <w:shd w:fill="F2F2F2" w:color="auto" w:val="clear"/>
+        <w:spacing w:after="0" w:before="0" w:line="260"/>
+        <w:ind w:left="360"/>
+      </w:pPr>
+      <w:r>
+        <w:rPr>
+          <w:rFonts w:ascii="Courier New" w:cs="Courier New" w:eastAsia="Courier New" w:hAnsi="Courier New"/>
+          <w:sz w:val="19"/>
+          <w:szCs w:val="19"/>
+        </w:rPr>
+        <w:t xml:space="preserve">    "conectada": { ".validate": "newData.isBoolean()" },</w:t>
+      </w:r>
+    </w:p>
+    <w:p>
+      <w:pPr>
+        <w:keepNext/>
+        <w:keepLines/>
+        <w:shd w:fill="F2F2F2" w:color="auto" w:val="clear"/>
+        <w:spacing w:after="0" w:before="0" w:line="260"/>
+        <w:ind w:left="360"/>
+      </w:pPr>
+      <w:r>
+        <w:rPr>
+          <w:rFonts w:ascii="Courier New" w:cs="Courier New" w:eastAsia="Courier New" w:hAnsi="Courier New"/>
+          <w:sz w:val="19"/>
+          <w:szCs w:val="19"/>
+        </w:rPr>
+        <w:t xml:space="preserve">    "lectura": { "frecuenciaHz": { ".validate": "... &gt;= 0 &amp;&amp; ... &lt;= 100" }, ... },</w:t>
+      </w:r>
+    </w:p>
+    <w:p>
+      <w:pPr>
+        <w:keepNext/>
+        <w:keepLines/>
+        <w:shd w:fill="F2F2F2" w:color="auto" w:val="clear"/>
+        <w:spacing w:after="0" w:before="0" w:line="260"/>
+        <w:ind w:left="360"/>
+      </w:pPr>
+      <w:r>
+        <w:rPr>
+          <w:rFonts w:ascii="Courier New" w:cs="Courier New" w:eastAsia="Courier New" w:hAnsi="Courier New"/>
+          <w:sz w:val="19"/>
+          <w:szCs w:val="19"/>
+        </w:rPr>
+        <w:t xml:space="preserve">    "$otro": { ".validate": false }</w:t>
       </w:r>
     </w:p>
     <w:p>
@@ -3301,6 +4808,125 @@
     </w:p>
     <w:p>
       <w:pPr>
+        <w:keepNext/>
+        <w:keepLines/>
+        <w:shd w:fill="F2F2F2" w:color="auto" w:val="clear"/>
+        <w:spacing w:after="0" w:before="0" w:line="260"/>
+        <w:ind w:left="360"/>
+      </w:pPr>
+      <w:r>
+        <w:rPr>
+          <w:rFonts w:ascii="Courier New" w:cs="Courier New" w:eastAsia="Courier New" w:hAnsi="Courier New"/>
+          <w:sz w:val="19"/>
+          <w:szCs w:val="19"/>
+        </w:rPr>
+        <w:t xml:space="preserve">},</w:t>
+      </w:r>
+    </w:p>
+    <w:p>
+      <w:pPr>
+        <w:keepNext/>
+        <w:keepLines/>
+        <w:shd w:fill="F2F2F2" w:color="auto" w:val="clear"/>
+        <w:spacing w:after="0" w:before="0" w:line="260"/>
+        <w:ind w:left="360"/>
+      </w:pPr>
+      <w:r>
+        <w:rPr>
+          <w:rFonts w:ascii="Courier New" w:cs="Courier New" w:eastAsia="Courier New" w:hAnsi="Courier New"/>
+          <w:sz w:val="19"/>
+          <w:szCs w:val="19"/>
+        </w:rPr>
+        <w:t xml:space="preserve">"historial": {</w:t>
+      </w:r>
+    </w:p>
+    <w:p>
+      <w:pPr>
+        <w:keepNext/>
+        <w:keepLines/>
+        <w:shd w:fill="F2F2F2" w:color="auto" w:val="clear"/>
+        <w:spacing w:after="0" w:before="0" w:line="260"/>
+        <w:ind w:left="360"/>
+      </w:pPr>
+      <w:r>
+        <w:rPr>
+          <w:rFonts w:ascii="Courier New" w:cs="Courier New" w:eastAsia="Courier New" w:hAnsi="Courier New"/>
+          <w:sz w:val="19"/>
+          <w:szCs w:val="19"/>
+        </w:rPr>
+        <w:t xml:space="preserve">  ".read": "auth != null",</w:t>
+      </w:r>
+    </w:p>
+    <w:p>
+      <w:pPr>
+        <w:keepNext/>
+        <w:keepLines/>
+        <w:shd w:fill="F2F2F2" w:color="auto" w:val="clear"/>
+        <w:spacing w:after="0" w:before="0" w:line="260"/>
+        <w:ind w:left="360"/>
+      </w:pPr>
+      <w:r>
+        <w:rPr>
+          <w:rFonts w:ascii="Courier New" w:cs="Courier New" w:eastAsia="Courier New" w:hAnsi="Courier New"/>
+          <w:sz w:val="19"/>
+          <w:szCs w:val="19"/>
+        </w:rPr>
+        <w:t xml:space="preserve">  "$id": { "$registro": {</w:t>
+      </w:r>
+    </w:p>
+    <w:p>
+      <w:pPr>
+        <w:keepNext/>
+        <w:keepLines/>
+        <w:shd w:fill="F2F2F2" w:color="auto" w:val="clear"/>
+        <w:spacing w:after="0" w:before="0" w:line="260"/>
+        <w:ind w:left="360"/>
+      </w:pPr>
+      <w:r>
+        <w:rPr>
+          <w:rFonts w:ascii="Courier New" w:cs="Courier New" w:eastAsia="Courier New" w:hAnsi="Courier New"/>
+          <w:sz w:val="19"/>
+          <w:szCs w:val="19"/>
+        </w:rPr>
+        <w:t xml:space="preserve">    ".write": "auth != null &amp;&amp; !data.exists()",</w:t>
+      </w:r>
+    </w:p>
+    <w:p>
+      <w:pPr>
+        <w:keepNext/>
+        <w:keepLines/>
+        <w:shd w:fill="F2F2F2" w:color="auto" w:val="clear"/>
+        <w:spacing w:after="0" w:before="0" w:line="260"/>
+        <w:ind w:left="360"/>
+      </w:pPr>
+      <w:r>
+        <w:rPr>
+          <w:rFonts w:ascii="Courier New" w:cs="Courier New" w:eastAsia="Courier New" w:hAnsi="Courier New"/>
+          <w:sz w:val="19"/>
+          <w:szCs w:val="19"/>
+        </w:rPr>
+        <w:t xml:space="preserve">    "usuario": { ".validate": "newData.val() === auth.uid" }, ...</w:t>
+      </w:r>
+    </w:p>
+    <w:p>
+      <w:pPr>
+        <w:keepNext/>
+        <w:keepLines/>
+        <w:shd w:fill="F2F2F2" w:color="auto" w:val="clear"/>
+        <w:spacing w:after="0" w:before="0" w:line="260"/>
+        <w:ind w:left="360"/>
+      </w:pPr>
+      <w:r>
+        <w:rPr>
+          <w:rFonts w:ascii="Courier New" w:cs="Courier New" w:eastAsia="Courier New" w:hAnsi="Courier New"/>
+          <w:sz w:val="19"/>
+          <w:szCs w:val="19"/>
+        </w:rPr>
+        <w:t xml:space="preserve">  } }</w:t>
+      </w:r>
+    </w:p>
+    <w:p>
+      <w:pPr>
         <w:keepNext w:val="false"/>
         <w:keepLines/>
         <w:shd w:fill="F2F2F2" w:color="auto" w:val="clear"/>
@@ -3316,12 +4942,1627 @@
         <w:t xml:space="preserve">}</w:t>
       </w:r>
     </w:p>
+    <w:tbl>
+      <w:tblPr>
+        <w:tblW w:type="dxa" w:w="9026"/>
+        <w:tblBorders>
+          <w:top w:val="single" w:color="auto" w:sz="4"/>
+          <w:left w:val="single" w:color="auto" w:sz="4"/>
+          <w:bottom w:val="single" w:color="auto" w:sz="4"/>
+          <w:right w:val="single" w:color="auto" w:sz="4"/>
+          <w:insideH w:val="single" w:color="auto" w:sz="4"/>
+          <w:insideV w:val="single" w:color="auto" w:sz="4"/>
+        </w:tblBorders>
+      </w:tblPr>
+      <w:tblGrid>
+        <w:gridCol w:w="3400"/>
+        <w:gridCol w:w="5626"/>
+      </w:tblGrid>
+      <w:tr>
+        <w:tc>
+          <w:tcPr>
+            <w:tcW w:type="dxa" w:w="3400"/>
+            <w:tcBorders>
+              <w:top w:val="single" w:color="AAAAAA" w:sz="4"/>
+              <w:left w:val="single" w:color="AAAAAA" w:sz="4"/>
+              <w:bottom w:val="single" w:color="AAAAAA" w:sz="4"/>
+              <w:right w:val="single" w:color="AAAAAA" w:sz="4"/>
+            </w:tcBorders>
+            <w:shd w:fill="D9E6F2" w:color="auto" w:val="clear"/>
+            <w:tcMar>
+              <w:top w:type="dxa" w:w="60"/>
+              <w:left w:type="dxa" w:w="100"/>
+              <w:bottom w:type="dxa" w:w="60"/>
+              <w:right w:type="dxa" w:w="100"/>
+            </w:tcMar>
+          </w:tcPr>
+          <w:p>
+            <w:r>
+              <w:rPr>
+                <w:b/>
+                <w:bCs/>
+              </w:rPr>
+              <w:t xml:space="preserve">Regla</w:t>
+            </w:r>
+          </w:p>
+        </w:tc>
+        <w:tc>
+          <w:tcPr>
+            <w:tcW w:type="dxa" w:w="5626"/>
+            <w:tcBorders>
+              <w:top w:val="single" w:color="AAAAAA" w:sz="4"/>
+              <w:left w:val="single" w:color="AAAAAA" w:sz="4"/>
+              <w:bottom w:val="single" w:color="AAAAAA" w:sz="4"/>
+              <w:right w:val="single" w:color="AAAAAA" w:sz="4"/>
+            </w:tcBorders>
+            <w:shd w:fill="D9E6F2" w:color="auto" w:val="clear"/>
+            <w:tcMar>
+              <w:top w:type="dxa" w:w="60"/>
+              <w:left w:type="dxa" w:w="100"/>
+              <w:bottom w:type="dxa" w:w="60"/>
+              <w:right w:type="dxa" w:w="100"/>
+            </w:tcMar>
+          </w:tcPr>
+          <w:p>
+            <w:r>
+              <w:rPr>
+                <w:b/>
+                <w:bCs/>
+              </w:rPr>
+              <w:t xml:space="preserve">Qué hace</w:t>
+            </w:r>
+          </w:p>
+        </w:tc>
+      </w:tr>
+      <w:tr>
+        <w:tc>
+          <w:tcPr>
+            <w:tcW w:type="dxa" w:w="3400"/>
+            <w:tcBorders>
+              <w:top w:val="single" w:color="AAAAAA" w:sz="4"/>
+              <w:left w:val="single" w:color="AAAAAA" w:sz="4"/>
+              <w:bottom w:val="single" w:color="AAAAAA" w:sz="4"/>
+              <w:right w:val="single" w:color="AAAAAA" w:sz="4"/>
+            </w:tcBorders>
+            <w:tcMar>
+              <w:top w:type="dxa" w:w="60"/>
+              <w:left w:type="dxa" w:w="100"/>
+              <w:bottom w:type="dxa" w:w="60"/>
+              <w:right w:type="dxa" w:w="100"/>
+            </w:tcMar>
+          </w:tcPr>
+          <w:p>
+            <w:r>
+              <w:rPr>
+                <w:b w:val="false"/>
+                <w:bCs w:val="false"/>
+              </w:rPr>
+              <w:t xml:space="preserve">auth != null</w:t>
+            </w:r>
+          </w:p>
+        </w:tc>
+        <w:tc>
+          <w:tcPr>
+            <w:tcW w:type="dxa" w:w="5626"/>
+            <w:tcBorders>
+              <w:top w:val="single" w:color="AAAAAA" w:sz="4"/>
+              <w:left w:val="single" w:color="AAAAAA" w:sz="4"/>
+              <w:bottom w:val="single" w:color="AAAAAA" w:sz="4"/>
+              <w:right w:val="single" w:color="AAAAAA" w:sz="4"/>
+            </w:tcBorders>
+            <w:tcMar>
+              <w:top w:type="dxa" w:w="60"/>
+              <w:left w:type="dxa" w:w="100"/>
+              <w:bottom w:type="dxa" w:w="60"/>
+              <w:right w:type="dxa" w:w="100"/>
+            </w:tcMar>
+          </w:tcPr>
+          <w:p>
+            <w:r>
+              <w:rPr>
+                <w:b w:val="false"/>
+                <w:bCs w:val="false"/>
+              </w:rPr>
+              <w:t xml:space="preserve">Solo quien inició sesión puede leer o escribir</w:t>
+            </w:r>
+          </w:p>
+        </w:tc>
+      </w:tr>
+      <w:tr>
+        <w:tc>
+          <w:tcPr>
+            <w:tcW w:type="dxa" w:w="3400"/>
+            <w:tcBorders>
+              <w:top w:val="single" w:color="AAAAAA" w:sz="4"/>
+              <w:left w:val="single" w:color="AAAAAA" w:sz="4"/>
+              <w:bottom w:val="single" w:color="AAAAAA" w:sz="4"/>
+              <w:right w:val="single" w:color="AAAAAA" w:sz="4"/>
+            </w:tcBorders>
+            <w:tcMar>
+              <w:top w:type="dxa" w:w="60"/>
+              <w:left w:type="dxa" w:w="100"/>
+              <w:bottom w:type="dxa" w:w="60"/>
+              <w:right w:type="dxa" w:w="100"/>
+            </w:tcMar>
+          </w:tcPr>
+          <w:p>
+            <w:r>
+              <w:rPr>
+                <w:b w:val="false"/>
+                <w:bCs w:val="false"/>
+              </w:rPr>
+              <w:t xml:space="preserve">Validaciones (.validate)</w:t>
+            </w:r>
+          </w:p>
+        </w:tc>
+        <w:tc>
+          <w:tcPr>
+            <w:tcW w:type="dxa" w:w="5626"/>
+            <w:tcBorders>
+              <w:top w:val="single" w:color="AAAAAA" w:sz="4"/>
+              <w:left w:val="single" w:color="AAAAAA" w:sz="4"/>
+              <w:bottom w:val="single" w:color="AAAAAA" w:sz="4"/>
+              <w:right w:val="single" w:color="AAAAAA" w:sz="4"/>
+            </w:tcBorders>
+            <w:tcMar>
+              <w:top w:type="dxa" w:w="60"/>
+              <w:left w:type="dxa" w:w="100"/>
+              <w:bottom w:type="dxa" w:w="60"/>
+              <w:right w:type="dxa" w:w="100"/>
+            </w:tcMar>
+          </w:tcPr>
+          <w:p>
+            <w:r>
+              <w:rPr>
+                <w:b w:val="false"/>
+                <w:bCs w:val="false"/>
+              </w:rPr>
+              <w:t xml:space="preserve">Cada campo debe ser del tipo correcto. La frecuencia debe estar entre 0 y 100 Hz, que es lo máximo que mide la FFT del ESP32 (la mitad de la frecuencia de muestreo)</w:t>
+            </w:r>
+          </w:p>
+        </w:tc>
+      </w:tr>
+      <w:tr>
+        <w:tc>
+          <w:tcPr>
+            <w:tcW w:type="dxa" w:w="3400"/>
+            <w:tcBorders>
+              <w:top w:val="single" w:color="AAAAAA" w:sz="4"/>
+              <w:left w:val="single" w:color="AAAAAA" w:sz="4"/>
+              <w:bottom w:val="single" w:color="AAAAAA" w:sz="4"/>
+              <w:right w:val="single" w:color="AAAAAA" w:sz="4"/>
+            </w:tcBorders>
+            <w:tcMar>
+              <w:top w:type="dxa" w:w="60"/>
+              <w:left w:type="dxa" w:w="100"/>
+              <w:bottom w:type="dxa" w:w="60"/>
+              <w:right w:type="dxa" w:w="100"/>
+            </w:tcMar>
+          </w:tcPr>
+          <w:p>
+            <w:r>
+              <w:rPr>
+                <w:b w:val="false"/>
+                <w:bCs w:val="false"/>
+              </w:rPr>
+              <w:t xml:space="preserve">$otro: false</w:t>
+            </w:r>
+          </w:p>
+        </w:tc>
+        <w:tc>
+          <w:tcPr>
+            <w:tcW w:type="dxa" w:w="5626"/>
+            <w:tcBorders>
+              <w:top w:val="single" w:color="AAAAAA" w:sz="4"/>
+              <w:left w:val="single" w:color="AAAAAA" w:sz="4"/>
+              <w:bottom w:val="single" w:color="AAAAAA" w:sz="4"/>
+              <w:right w:val="single" w:color="AAAAAA" w:sz="4"/>
+            </w:tcBorders>
+            <w:tcMar>
+              <w:top w:type="dxa" w:w="60"/>
+              <w:left w:type="dxa" w:w="100"/>
+              <w:bottom w:type="dxa" w:w="60"/>
+              <w:right w:type="dxa" w:w="100"/>
+            </w:tcMar>
+          </w:tcPr>
+          <w:p>
+            <w:r>
+              <w:rPr>
+                <w:b w:val="false"/>
+                <w:bCs w:val="false"/>
+              </w:rPr>
+              <w:t xml:space="preserve">Se rechaza cualquier campo que no esté en la lista</w:t>
+            </w:r>
+          </w:p>
+        </w:tc>
+      </w:tr>
+      <w:tr>
+        <w:tc>
+          <w:tcPr>
+            <w:tcW w:type="dxa" w:w="3400"/>
+            <w:tcBorders>
+              <w:top w:val="single" w:color="AAAAAA" w:sz="4"/>
+              <w:left w:val="single" w:color="AAAAAA" w:sz="4"/>
+              <w:bottom w:val="single" w:color="AAAAAA" w:sz="4"/>
+              <w:right w:val="single" w:color="AAAAAA" w:sz="4"/>
+            </w:tcBorders>
+            <w:tcMar>
+              <w:top w:type="dxa" w:w="60"/>
+              <w:left w:type="dxa" w:w="100"/>
+              <w:bottom w:type="dxa" w:w="60"/>
+              <w:right w:type="dxa" w:w="100"/>
+            </w:tcMar>
+          </w:tcPr>
+          <w:p>
+            <w:r>
+              <w:rPr>
+                <w:b w:val="false"/>
+                <w:bCs w:val="false"/>
+              </w:rPr>
+              <w:t xml:space="preserve">!data.exists() en historial</w:t>
+            </w:r>
+          </w:p>
+        </w:tc>
+        <w:tc>
+          <w:tcPr>
+            <w:tcW w:type="dxa" w:w="5626"/>
+            <w:tcBorders>
+              <w:top w:val="single" w:color="AAAAAA" w:sz="4"/>
+              <w:left w:val="single" w:color="AAAAAA" w:sz="4"/>
+              <w:bottom w:val="single" w:color="AAAAAA" w:sz="4"/>
+              <w:right w:val="single" w:color="AAAAAA" w:sz="4"/>
+            </w:tcBorders>
+            <w:tcMar>
+              <w:top w:type="dxa" w:w="60"/>
+              <w:left w:type="dxa" w:w="100"/>
+              <w:bottom w:type="dxa" w:w="60"/>
+              <w:right w:type="dxa" w:w="100"/>
+            </w:tcMar>
+          </w:tcPr>
+          <w:p>
+            <w:r>
+              <w:rPr>
+                <w:b w:val="false"/>
+                <w:bCs w:val="false"/>
+              </w:rPr>
+              <w:t xml:space="preserve">Un registro del historial se puede crear, pero no modificar ni borrar</w:t>
+            </w:r>
+          </w:p>
+        </w:tc>
+      </w:tr>
+      <w:tr>
+        <w:tc>
+          <w:tcPr>
+            <w:tcW w:type="dxa" w:w="3400"/>
+            <w:tcBorders>
+              <w:top w:val="single" w:color="AAAAAA" w:sz="4"/>
+              <w:left w:val="single" w:color="AAAAAA" w:sz="4"/>
+              <w:bottom w:val="single" w:color="AAAAAA" w:sz="4"/>
+              <w:right w:val="single" w:color="AAAAAA" w:sz="4"/>
+            </w:tcBorders>
+            <w:tcMar>
+              <w:top w:type="dxa" w:w="60"/>
+              <w:left w:type="dxa" w:w="100"/>
+              <w:bottom w:type="dxa" w:w="60"/>
+              <w:right w:type="dxa" w:w="100"/>
+            </w:tcMar>
+          </w:tcPr>
+          <w:p>
+            <w:r>
+              <w:rPr>
+                <w:b w:val="false"/>
+                <w:bCs w:val="false"/>
+              </w:rPr>
+              <w:t xml:space="preserve">usuario === auth.uid</w:t>
+            </w:r>
+          </w:p>
+        </w:tc>
+        <w:tc>
+          <w:tcPr>
+            <w:tcW w:type="dxa" w:w="5626"/>
+            <w:tcBorders>
+              <w:top w:val="single" w:color="AAAAAA" w:sz="4"/>
+              <w:left w:val="single" w:color="AAAAAA" w:sz="4"/>
+              <w:bottom w:val="single" w:color="AAAAAA" w:sz="4"/>
+              <w:right w:val="single" w:color="AAAAAA" w:sz="4"/>
+            </w:tcBorders>
+            <w:tcMar>
+              <w:top w:type="dxa" w:w="60"/>
+              <w:left w:type="dxa" w:w="100"/>
+              <w:bottom w:type="dxa" w:w="60"/>
+              <w:right w:type="dxa" w:w="100"/>
+            </w:tcMar>
+          </w:tcPr>
+          <w:p>
+            <w:r>
+              <w:rPr>
+                <w:b w:val="false"/>
+                <w:bCs w:val="false"/>
+              </w:rPr>
+              <w:t xml:space="preserve">Nadie puede enviar lecturas a nombre de otro usuario</w:t>
+            </w:r>
+          </w:p>
+        </w:tc>
+      </w:tr>
+    </w:tbl>
+    <w:p>
+      <w:pPr>
+        <w:spacing w:after="120"/>
+      </w:pPr>
+    </w:p>
+    <w:p>
+      <w:pPr>
+        <w:pStyle w:val="Heading1"/>
+        <w:keepNext/>
+        <w:spacing w:after="140" w:before="280"/>
+      </w:pPr>
+      <w:r>
+        <w:t xml:space="preserve">7. Conexión inalámbrica</w:t>
+      </w:r>
+    </w:p>
+    <w:p>
+      <w:pPr>
+        <w:pStyle w:val="Heading2"/>
+        <w:keepNext/>
+        <w:spacing w:after="100" w:before="200"/>
+      </w:pPr>
+      <w:r>
+        <w:t xml:space="preserve">7.1 Por qué WiFi con Firebase</w:t>
+      </w:r>
+    </w:p>
+    <w:tbl>
+      <w:tblPr>
+        <w:tblW w:type="dxa" w:w="9026"/>
+        <w:tblBorders>
+          <w:top w:val="single" w:color="auto" w:sz="4"/>
+          <w:left w:val="single" w:color="auto" w:sz="4"/>
+          <w:bottom w:val="single" w:color="auto" w:sz="4"/>
+          <w:right w:val="single" w:color="auto" w:sz="4"/>
+          <w:insideH w:val="single" w:color="auto" w:sz="4"/>
+          <w:insideV w:val="single" w:color="auto" w:sz="4"/>
+        </w:tblBorders>
+      </w:tblPr>
+      <w:tblGrid>
+        <w:gridCol w:w="2000"/>
+        <w:gridCol w:w="3600"/>
+        <w:gridCol w:w="3426"/>
+      </w:tblGrid>
+      <w:tr>
+        <w:tc>
+          <w:tcPr>
+            <w:tcW w:type="dxa" w:w="2000"/>
+            <w:tcBorders>
+              <w:top w:val="single" w:color="AAAAAA" w:sz="4"/>
+              <w:left w:val="single" w:color="AAAAAA" w:sz="4"/>
+              <w:bottom w:val="single" w:color="AAAAAA" w:sz="4"/>
+              <w:right w:val="single" w:color="AAAAAA" w:sz="4"/>
+            </w:tcBorders>
+            <w:shd w:fill="D9E6F2" w:color="auto" w:val="clear"/>
+            <w:tcMar>
+              <w:top w:type="dxa" w:w="60"/>
+              <w:left w:type="dxa" w:w="100"/>
+              <w:bottom w:type="dxa" w:w="60"/>
+              <w:right w:type="dxa" w:w="100"/>
+            </w:tcMar>
+          </w:tcPr>
+          <w:p>
+            <w:r>
+              <w:rPr>
+                <w:b/>
+                <w:bCs/>
+              </w:rPr>
+              <w:t xml:space="preserve">Criterio</w:t>
+            </w:r>
+          </w:p>
+        </w:tc>
+        <w:tc>
+          <w:tcPr>
+            <w:tcW w:type="dxa" w:w="3600"/>
+            <w:tcBorders>
+              <w:top w:val="single" w:color="AAAAAA" w:sz="4"/>
+              <w:left w:val="single" w:color="AAAAAA" w:sz="4"/>
+              <w:bottom w:val="single" w:color="AAAAAA" w:sz="4"/>
+              <w:right w:val="single" w:color="AAAAAA" w:sz="4"/>
+            </w:tcBorders>
+            <w:shd w:fill="D9E6F2" w:color="auto" w:val="clear"/>
+            <w:tcMar>
+              <w:top w:type="dxa" w:w="60"/>
+              <w:left w:type="dxa" w:w="100"/>
+              <w:bottom w:type="dxa" w:w="60"/>
+              <w:right w:type="dxa" w:w="100"/>
+            </w:tcMar>
+          </w:tcPr>
+          <w:p>
+            <w:r>
+              <w:rPr>
+                <w:b/>
+                <w:bCs/>
+              </w:rPr>
+              <w:t xml:space="preserve">WiFi / datos móviles + Firebase</w:t>
+            </w:r>
+          </w:p>
+        </w:tc>
+        <w:tc>
+          <w:tcPr>
+            <w:tcW w:type="dxa" w:w="3426"/>
+            <w:tcBorders>
+              <w:top w:val="single" w:color="AAAAAA" w:sz="4"/>
+              <w:left w:val="single" w:color="AAAAAA" w:sz="4"/>
+              <w:bottom w:val="single" w:color="AAAAAA" w:sz="4"/>
+              <w:right w:val="single" w:color="AAAAAA" w:sz="4"/>
+            </w:tcBorders>
+            <w:shd w:fill="D9E6F2" w:color="auto" w:val="clear"/>
+            <w:tcMar>
+              <w:top w:type="dxa" w:w="60"/>
+              <w:left w:type="dxa" w:w="100"/>
+              <w:bottom w:type="dxa" w:w="60"/>
+              <w:right w:type="dxa" w:w="100"/>
+            </w:tcMar>
+          </w:tcPr>
+          <w:p>
+            <w:r>
+              <w:rPr>
+                <w:b/>
+                <w:bCs/>
+              </w:rPr>
+              <w:t xml:space="preserve">Bluetooth</w:t>
+            </w:r>
+          </w:p>
+        </w:tc>
+      </w:tr>
+      <w:tr>
+        <w:tc>
+          <w:tcPr>
+            <w:tcW w:type="dxa" w:w="2000"/>
+            <w:tcBorders>
+              <w:top w:val="single" w:color="AAAAAA" w:sz="4"/>
+              <w:left w:val="single" w:color="AAAAAA" w:sz="4"/>
+              <w:bottom w:val="single" w:color="AAAAAA" w:sz="4"/>
+              <w:right w:val="single" w:color="AAAAAA" w:sz="4"/>
+            </w:tcBorders>
+            <w:tcMar>
+              <w:top w:type="dxa" w:w="60"/>
+              <w:left w:type="dxa" w:w="100"/>
+              <w:bottom w:type="dxa" w:w="60"/>
+              <w:right w:type="dxa" w:w="100"/>
+            </w:tcMar>
+          </w:tcPr>
+          <w:p>
+            <w:r>
+              <w:rPr>
+                <w:b w:val="false"/>
+                <w:bCs w:val="false"/>
+              </w:rPr>
+              <w:t xml:space="preserve">Distancia</w:t>
+            </w:r>
+          </w:p>
+        </w:tc>
+        <w:tc>
+          <w:tcPr>
+            <w:tcW w:type="dxa" w:w="3600"/>
+            <w:tcBorders>
+              <w:top w:val="single" w:color="AAAAAA" w:sz="4"/>
+              <w:left w:val="single" w:color="AAAAAA" w:sz="4"/>
+              <w:bottom w:val="single" w:color="AAAAAA" w:sz="4"/>
+              <w:right w:val="single" w:color="AAAAAA" w:sz="4"/>
+            </w:tcBorders>
+            <w:tcMar>
+              <w:top w:type="dxa" w:w="60"/>
+              <w:left w:type="dxa" w:w="100"/>
+              <w:bottom w:type="dxa" w:w="60"/>
+              <w:right w:type="dxa" w:w="100"/>
+            </w:tcMar>
+          </w:tcPr>
+          <w:p>
+            <w:r>
+              <w:rPr>
+                <w:b w:val="false"/>
+                <w:bCs w:val="false"/>
+              </w:rPr>
+              <w:t xml:space="preserve">Cualquier lugar con internet</w:t>
+            </w:r>
+          </w:p>
+        </w:tc>
+        <w:tc>
+          <w:tcPr>
+            <w:tcW w:type="dxa" w:w="3426"/>
+            <w:tcBorders>
+              <w:top w:val="single" w:color="AAAAAA" w:sz="4"/>
+              <w:left w:val="single" w:color="AAAAAA" w:sz="4"/>
+              <w:bottom w:val="single" w:color="AAAAAA" w:sz="4"/>
+              <w:right w:val="single" w:color="AAAAAA" w:sz="4"/>
+            </w:tcBorders>
+            <w:tcMar>
+              <w:top w:type="dxa" w:w="60"/>
+              <w:left w:type="dxa" w:w="100"/>
+              <w:bottom w:type="dxa" w:w="60"/>
+              <w:right w:type="dxa" w:w="100"/>
+            </w:tcMar>
+          </w:tcPr>
+          <w:p>
+            <w:r>
+              <w:rPr>
+                <w:b w:val="false"/>
+                <w:bCs w:val="false"/>
+              </w:rPr>
+              <w:t xml:space="preserve">Unos 10 metros</w:t>
+            </w:r>
+          </w:p>
+        </w:tc>
+      </w:tr>
+      <w:tr>
+        <w:tc>
+          <w:tcPr>
+            <w:tcW w:type="dxa" w:w="2000"/>
+            <w:tcBorders>
+              <w:top w:val="single" w:color="AAAAAA" w:sz="4"/>
+              <w:left w:val="single" w:color="AAAAAA" w:sz="4"/>
+              <w:bottom w:val="single" w:color="AAAAAA" w:sz="4"/>
+              <w:right w:val="single" w:color="AAAAAA" w:sz="4"/>
+            </w:tcBorders>
+            <w:tcMar>
+              <w:top w:type="dxa" w:w="60"/>
+              <w:left w:type="dxa" w:w="100"/>
+              <w:bottom w:type="dxa" w:w="60"/>
+              <w:right w:type="dxa" w:w="100"/>
+            </w:tcMar>
+          </w:tcPr>
+          <w:p>
+            <w:r>
+              <w:rPr>
+                <w:b w:val="false"/>
+                <w:bCs w:val="false"/>
+              </w:rPr>
+              <w:t xml:space="preserve">Estabilidad</w:t>
+            </w:r>
+          </w:p>
+        </w:tc>
+        <w:tc>
+          <w:tcPr>
+            <w:tcW w:type="dxa" w:w="3600"/>
+            <w:tcBorders>
+              <w:top w:val="single" w:color="AAAAAA" w:sz="4"/>
+              <w:left w:val="single" w:color="AAAAAA" w:sz="4"/>
+              <w:bottom w:val="single" w:color="AAAAAA" w:sz="4"/>
+              <w:right w:val="single" w:color="AAAAAA" w:sz="4"/>
+            </w:tcBorders>
+            <w:tcMar>
+              <w:top w:type="dxa" w:w="60"/>
+              <w:left w:type="dxa" w:w="100"/>
+              <w:bottom w:type="dxa" w:w="60"/>
+              <w:right w:type="dxa" w:w="100"/>
+            </w:tcMar>
+          </w:tcPr>
+          <w:p>
+            <w:r>
+              <w:rPr>
+                <w:b w:val="false"/>
+                <w:bCs w:val="false"/>
+              </w:rPr>
+              <w:t xml:space="preserve">Firebase se reconecta solo y guarda los envíos mientras no hay internet</w:t>
+            </w:r>
+          </w:p>
+        </w:tc>
+        <w:tc>
+          <w:tcPr>
+            <w:tcW w:type="dxa" w:w="3426"/>
+            <w:tcBorders>
+              <w:top w:val="single" w:color="AAAAAA" w:sz="4"/>
+              <w:left w:val="single" w:color="AAAAAA" w:sz="4"/>
+              <w:bottom w:val="single" w:color="AAAAAA" w:sz="4"/>
+              <w:right w:val="single" w:color="AAAAAA" w:sz="4"/>
+            </w:tcBorders>
+            <w:tcMar>
+              <w:top w:type="dxa" w:w="60"/>
+              <w:left w:type="dxa" w:w="100"/>
+              <w:bottom w:type="dxa" w:w="60"/>
+              <w:right w:type="dxa" w:w="100"/>
+            </w:tcMar>
+          </w:tcPr>
+          <w:p>
+            <w:r>
+              <w:rPr>
+                <w:b w:val="false"/>
+                <w:bCs w:val="false"/>
+              </w:rPr>
+              <w:t xml:space="preserve">Se corta al alejarse y hay que volver a emparejar</w:t>
+            </w:r>
+          </w:p>
+        </w:tc>
+      </w:tr>
+      <w:tr>
+        <w:tc>
+          <w:tcPr>
+            <w:tcW w:type="dxa" w:w="2000"/>
+            <w:tcBorders>
+              <w:top w:val="single" w:color="AAAAAA" w:sz="4"/>
+              <w:left w:val="single" w:color="AAAAAA" w:sz="4"/>
+              <w:bottom w:val="single" w:color="AAAAAA" w:sz="4"/>
+              <w:right w:val="single" w:color="AAAAAA" w:sz="4"/>
+            </w:tcBorders>
+            <w:tcMar>
+              <w:top w:type="dxa" w:w="60"/>
+              <w:left w:type="dxa" w:w="100"/>
+              <w:bottom w:type="dxa" w:w="60"/>
+              <w:right w:type="dxa" w:w="100"/>
+            </w:tcMar>
+          </w:tcPr>
+          <w:p>
+            <w:r>
+              <w:rPr>
+                <w:b w:val="false"/>
+                <w:bCs w:val="false"/>
+              </w:rPr>
+              <w:t xml:space="preserve">Consumo</w:t>
+            </w:r>
+          </w:p>
+        </w:tc>
+        <w:tc>
+          <w:tcPr>
+            <w:tcW w:type="dxa" w:w="3600"/>
+            <w:tcBorders>
+              <w:top w:val="single" w:color="AAAAAA" w:sz="4"/>
+              <w:left w:val="single" w:color="AAAAAA" w:sz="4"/>
+              <w:bottom w:val="single" w:color="AAAAAA" w:sz="4"/>
+              <w:right w:val="single" w:color="AAAAAA" w:sz="4"/>
+            </w:tcBorders>
+            <w:tcMar>
+              <w:top w:type="dxa" w:w="60"/>
+              <w:left w:type="dxa" w:w="100"/>
+              <w:bottom w:type="dxa" w:w="60"/>
+              <w:right w:type="dxa" w:w="100"/>
+            </w:tcMar>
+          </w:tcPr>
+          <w:p>
+            <w:r>
+              <w:rPr>
+                <w:b w:val="false"/>
+                <w:bCs w:val="false"/>
+              </w:rPr>
+              <w:t xml:space="preserve">Solo se envía cuando hay una lectura nueva; el listener se quita al cerrar la pantalla</w:t>
+            </w:r>
+          </w:p>
+        </w:tc>
+        <w:tc>
+          <w:tcPr>
+            <w:tcW w:type="dxa" w:w="3426"/>
+            <w:tcBorders>
+              <w:top w:val="single" w:color="AAAAAA" w:sz="4"/>
+              <w:left w:val="single" w:color="AAAAAA" w:sz="4"/>
+              <w:bottom w:val="single" w:color="AAAAAA" w:sz="4"/>
+              <w:right w:val="single" w:color="AAAAAA" w:sz="4"/>
+            </w:tcBorders>
+            <w:tcMar>
+              <w:top w:type="dxa" w:w="60"/>
+              <w:left w:type="dxa" w:w="100"/>
+              <w:bottom w:type="dxa" w:w="60"/>
+              <w:right w:type="dxa" w:w="100"/>
+            </w:tcMar>
+          </w:tcPr>
+          <w:p>
+            <w:r>
+              <w:rPr>
+                <w:b w:val="false"/>
+                <w:bCs w:val="false"/>
+              </w:rPr>
+              <w:t xml:space="preserve">Bajo, pero solo sirve de cerca</w:t>
+            </w:r>
+          </w:p>
+        </w:tc>
+      </w:tr>
+      <w:tr>
+        <w:tc>
+          <w:tcPr>
+            <w:tcW w:type="dxa" w:w="2000"/>
+            <w:tcBorders>
+              <w:top w:val="single" w:color="AAAAAA" w:sz="4"/>
+              <w:left w:val="single" w:color="AAAAAA" w:sz="4"/>
+              <w:bottom w:val="single" w:color="AAAAAA" w:sz="4"/>
+              <w:right w:val="single" w:color="AAAAAA" w:sz="4"/>
+            </w:tcBorders>
+            <w:tcMar>
+              <w:top w:type="dxa" w:w="60"/>
+              <w:left w:type="dxa" w:w="100"/>
+              <w:bottom w:type="dxa" w:w="60"/>
+              <w:right w:type="dxa" w:w="100"/>
+            </w:tcMar>
+          </w:tcPr>
+          <w:p>
+            <w:r>
+              <w:rPr>
+                <w:b w:val="false"/>
+                <w:bCs w:val="false"/>
+              </w:rPr>
+              <w:t xml:space="preserve">Varias estructuras</w:t>
+            </w:r>
+          </w:p>
+        </w:tc>
+        <w:tc>
+          <w:tcPr>
+            <w:tcW w:type="dxa" w:w="3600"/>
+            <w:tcBorders>
+              <w:top w:val="single" w:color="AAAAAA" w:sz="4"/>
+              <w:left w:val="single" w:color="AAAAAA" w:sz="4"/>
+              <w:bottom w:val="single" w:color="AAAAAA" w:sz="4"/>
+              <w:right w:val="single" w:color="AAAAAA" w:sz="4"/>
+            </w:tcBorders>
+            <w:tcMar>
+              <w:top w:type="dxa" w:w="60"/>
+              <w:left w:type="dxa" w:w="100"/>
+              <w:bottom w:type="dxa" w:w="60"/>
+              <w:right w:type="dxa" w:w="100"/>
+            </w:tcMar>
+          </w:tcPr>
+          <w:p>
+            <w:r>
+              <w:rPr>
+                <w:b w:val="false"/>
+                <w:bCs w:val="false"/>
+              </w:rPr>
+              <w:t xml:space="preserve">Todas en la misma base, vistas desde cualquier celular</w:t>
+            </w:r>
+          </w:p>
+        </w:tc>
+        <w:tc>
+          <w:tcPr>
+            <w:tcW w:type="dxa" w:w="3426"/>
+            <w:tcBorders>
+              <w:top w:val="single" w:color="AAAAAA" w:sz="4"/>
+              <w:left w:val="single" w:color="AAAAAA" w:sz="4"/>
+              <w:bottom w:val="single" w:color="AAAAAA" w:sz="4"/>
+              <w:right w:val="single" w:color="AAAAAA" w:sz="4"/>
+            </w:tcBorders>
+            <w:tcMar>
+              <w:top w:type="dxa" w:w="60"/>
+              <w:left w:type="dxa" w:w="100"/>
+              <w:bottom w:type="dxa" w:w="60"/>
+              <w:right w:type="dxa" w:w="100"/>
+            </w:tcMar>
+          </w:tcPr>
+          <w:p>
+            <w:r>
+              <w:rPr>
+                <w:b w:val="false"/>
+                <w:bCs w:val="false"/>
+              </w:rPr>
+              <w:t xml:space="preserve">Un enlace por equipo</w:t>
+            </w:r>
+          </w:p>
+        </w:tc>
+      </w:tr>
+    </w:tbl>
+    <w:p>
+      <w:pPr>
+        <w:spacing w:after="120"/>
+      </w:pPr>
+    </w:p>
     <w:p>
       <w:pPr>
         <w:spacing w:after="140" w:line="300"/>
       </w:pPr>
       <w:r>
-        <w:t xml:space="preserve">Con estas reglas solo se puede leer y escribir en estructuras e historial. Cualquier otra ruta de la base queda bloqueada. Por ahora no piden inicio de sesión, así que son reglas de prueba: cualquiera con la dirección de la base podría escribir en esas dos ramas. En la siguiente etapa agregamos el inicio de sesión y cambiamos true por "auth != null" para que solo usuarios con sesión puedan usar la base.</w:t>
+        <w:t xml:space="preserve">El Bluetooth lo dejamos para configurar y recalibrar el sensor en terreno: así nadie puede cambiar la línea base a distancia.</w:t>
+      </w:r>
+    </w:p>
+    <w:p>
+      <w:pPr>
+        <w:pStyle w:val="Heading2"/>
+        <w:keepNext/>
+        <w:spacing w:after="100" w:before="200"/>
+      </w:pPr>
+      <w:r>
+        <w:t xml:space="preserve">7.2 Buenas prácticas de conectividad</w:t>
+      </w:r>
+    </w:p>
+    <w:p>
+      <w:pPr>
+        <w:pStyle w:val="ListParagraph"/>
+        <w:numPr>
+          <w:ilvl w:val="0"/>
+          <w:numId w:val="2"/>
+        </w:numPr>
+        <w:spacing w:after="80" w:line="280"/>
+      </w:pPr>
+      <w:r>
+        <w:rPr>
+          <w:b/>
+          <w:bCs/>
+        </w:rPr>
+        <w:t xml:space="preserve">Conexión cifrada: </w:t>
+      </w:r>
+      <w:r>
+        <w:t xml:space="preserve">Firebase usa HTTPS/TLS.</w:t>
+      </w:r>
+    </w:p>
+    <w:p>
+      <w:pPr>
+        <w:pStyle w:val="ListParagraph"/>
+        <w:numPr>
+          <w:ilvl w:val="0"/>
+          <w:numId w:val="2"/>
+        </w:numPr>
+        <w:spacing w:after="80" w:line="280"/>
+      </w:pPr>
+      <w:r>
+        <w:rPr>
+          <w:b/>
+          <w:bCs/>
+        </w:rPr>
+        <w:t xml:space="preserve">Un solo permiso: </w:t>
+      </w:r>
+      <w:r>
+        <w:t xml:space="preserve">la app solo pide INTERNET.</w:t>
+      </w:r>
+    </w:p>
+    <w:p>
+      <w:pPr>
+        <w:pStyle w:val="ListParagraph"/>
+        <w:numPr>
+          <w:ilvl w:val="0"/>
+          <w:numId w:val="2"/>
+        </w:numPr>
+        <w:spacing w:after="80" w:line="280"/>
+      </w:pPr>
+      <w:r>
+        <w:rPr>
+          <w:b/>
+          <w:bCs/>
+        </w:rPr>
+        <w:t xml:space="preserve">Escuchar solo cuando hace falta: </w:t>
+      </w:r>
+      <w:r>
+        <w:t xml:space="preserve">el listener se activa con la pantalla visible y se quita al cerrarla.</w:t>
+      </w:r>
+    </w:p>
+    <w:p>
+      <w:pPr>
+        <w:pStyle w:val="ListParagraph"/>
+        <w:numPr>
+          <w:ilvl w:val="0"/>
+          <w:numId w:val="2"/>
+        </w:numPr>
+        <w:spacing w:after="80" w:line="280"/>
+      </w:pPr>
+      <w:r>
+        <w:rPr>
+          <w:b/>
+          <w:bCs/>
+        </w:rPr>
+        <w:t xml:space="preserve">Sin internet no se pierde nada: </w:t>
+      </w:r>
+      <w:r>
+        <w:t xml:space="preserve">Firebase guarda el envío y lo manda solo cuando vuelve la conexión.</w:t>
+      </w:r>
+    </w:p>
+    <w:p>
+      <w:pPr>
+        <w:pStyle w:val="ListParagraph"/>
+        <w:numPr>
+          <w:ilvl w:val="0"/>
+          <w:numId w:val="2"/>
+        </w:numPr>
+        <w:spacing w:after="80" w:line="280"/>
+      </w:pPr>
+      <w:r>
+        <w:rPr>
+          <w:b/>
+          <w:bCs/>
+        </w:rPr>
+        <w:t xml:space="preserve">Estado visible: </w:t>
+      </w:r>
+      <w:r>
+        <w:t xml:space="preserve">la barra superior dice "Conectado a Firebase" o "Sin conexión" (usa .info/connected), y el Activador muestra cuántos envíos se confirmaron y cuánto tardaron.</w:t>
+      </w:r>
+    </w:p>
+    <w:p>
+      <w:pPr>
+        <w:pStyle w:val="Heading2"/>
+        <w:keepNext/>
+        <w:spacing w:after="100" w:before="200"/>
+      </w:pPr>
+      <w:r>
+        <w:t xml:space="preserve">7.3 Cómo resuelve la problemática</w:t>
+      </w:r>
+    </w:p>
+    <w:p>
+      <w:pPr>
+        <w:spacing w:after="140" w:line="300"/>
+      </w:pPr>
+      <w:r>
+        <w:t xml:space="preserve">Con la app, una alerta de daño en una estructura llega en menos de un segundo a cualquier celular con internet, sin estar cerca de la estructura. En una sola pantalla se vigilan varias estructuras, el historial guarda cómo cambió la frecuencia y quién envió cada dato, y el estado de conexión del sensor se muestra aparte de la condición de la estructura, para no confundir un sensor apagado con una estructura sana.</w:t>
+      </w:r>
+    </w:p>
+    <w:p>
+      <w:pPr>
+        <w:pStyle w:val="Heading1"/>
+        <w:keepNext/>
+        <w:spacing w:after="140" w:before="280"/>
+      </w:pPr>
+      <w:r>
+        <w:t xml:space="preserve">8. Seguridad (norma ISO)</w:t>
+      </w:r>
+    </w:p>
+    <w:p>
+      <w:pPr>
+        <w:spacing w:after="140" w:line="300"/>
+      </w:pPr>
+      <w:r>
+        <w:t xml:space="preserve">Aplicamos medidas de la norma ISO/IEC 27001 (Anexo A), y como referencia para IoT la ISO/IEC 27400 que vimos en clase:</w:t>
+      </w:r>
+    </w:p>
+    <w:tbl>
+      <w:tblPr>
+        <w:tblW w:type="dxa" w:w="9026"/>
+        <w:tblBorders>
+          <w:top w:val="single" w:color="auto" w:sz="4"/>
+          <w:left w:val="single" w:color="auto" w:sz="4"/>
+          <w:bottom w:val="single" w:color="auto" w:sz="4"/>
+          <w:right w:val="single" w:color="auto" w:sz="4"/>
+          <w:insideH w:val="single" w:color="auto" w:sz="4"/>
+          <w:insideV w:val="single" w:color="auto" w:sz="4"/>
+        </w:tblBorders>
+      </w:tblPr>
+      <w:tblGrid>
+        <w:gridCol w:w="2300"/>
+        <w:gridCol w:w="4426"/>
+        <w:gridCol w:w="2300"/>
+      </w:tblGrid>
+      <w:tr>
+        <w:tc>
+          <w:tcPr>
+            <w:tcW w:type="dxa" w:w="2300"/>
+            <w:tcBorders>
+              <w:top w:val="single" w:color="AAAAAA" w:sz="4"/>
+              <w:left w:val="single" w:color="AAAAAA" w:sz="4"/>
+              <w:bottom w:val="single" w:color="AAAAAA" w:sz="4"/>
+              <w:right w:val="single" w:color="AAAAAA" w:sz="4"/>
+            </w:tcBorders>
+            <w:shd w:fill="D9E6F2" w:color="auto" w:val="clear"/>
+            <w:tcMar>
+              <w:top w:type="dxa" w:w="60"/>
+              <w:left w:type="dxa" w:w="100"/>
+              <w:bottom w:type="dxa" w:w="60"/>
+              <w:right w:type="dxa" w:w="100"/>
+            </w:tcMar>
+          </w:tcPr>
+          <w:p>
+            <w:r>
+              <w:rPr>
+                <w:b/>
+                <w:bCs/>
+              </w:rPr>
+              <w:t xml:space="preserve">Medida</w:t>
+            </w:r>
+          </w:p>
+        </w:tc>
+        <w:tc>
+          <w:tcPr>
+            <w:tcW w:type="dxa" w:w="4426"/>
+            <w:tcBorders>
+              <w:top w:val="single" w:color="AAAAAA" w:sz="4"/>
+              <w:left w:val="single" w:color="AAAAAA" w:sz="4"/>
+              <w:bottom w:val="single" w:color="AAAAAA" w:sz="4"/>
+              <w:right w:val="single" w:color="AAAAAA" w:sz="4"/>
+            </w:tcBorders>
+            <w:shd w:fill="D9E6F2" w:color="auto" w:val="clear"/>
+            <w:tcMar>
+              <w:top w:type="dxa" w:w="60"/>
+              <w:left w:type="dxa" w:w="100"/>
+              <w:bottom w:type="dxa" w:w="60"/>
+              <w:right w:type="dxa" w:w="100"/>
+            </w:tcMar>
+          </w:tcPr>
+          <w:p>
+            <w:r>
+              <w:rPr>
+                <w:b/>
+                <w:bCs/>
+              </w:rPr>
+              <w:t xml:space="preserve">Cómo está en la app</w:t>
+            </w:r>
+          </w:p>
+        </w:tc>
+        <w:tc>
+          <w:tcPr>
+            <w:tcW w:type="dxa" w:w="2300"/>
+            <w:tcBorders>
+              <w:top w:val="single" w:color="AAAAAA" w:sz="4"/>
+              <w:left w:val="single" w:color="AAAAAA" w:sz="4"/>
+              <w:bottom w:val="single" w:color="AAAAAA" w:sz="4"/>
+              <w:right w:val="single" w:color="AAAAAA" w:sz="4"/>
+            </w:tcBorders>
+            <w:shd w:fill="D9E6F2" w:color="auto" w:val="clear"/>
+            <w:tcMar>
+              <w:top w:type="dxa" w:w="60"/>
+              <w:left w:type="dxa" w:w="100"/>
+              <w:bottom w:type="dxa" w:w="60"/>
+              <w:right w:type="dxa" w:w="100"/>
+            </w:tcMar>
+          </w:tcPr>
+          <w:p>
+            <w:r>
+              <w:rPr>
+                <w:b/>
+                <w:bCs/>
+              </w:rPr>
+              <w:t xml:space="preserve">Control ISO/IEC 27001</w:t>
+            </w:r>
+          </w:p>
+        </w:tc>
+      </w:tr>
+      <w:tr>
+        <w:tc>
+          <w:tcPr>
+            <w:tcW w:type="dxa" w:w="2300"/>
+            <w:tcBorders>
+              <w:top w:val="single" w:color="AAAAAA" w:sz="4"/>
+              <w:left w:val="single" w:color="AAAAAA" w:sz="4"/>
+              <w:bottom w:val="single" w:color="AAAAAA" w:sz="4"/>
+              <w:right w:val="single" w:color="AAAAAA" w:sz="4"/>
+            </w:tcBorders>
+            <w:tcMar>
+              <w:top w:type="dxa" w:w="60"/>
+              <w:left w:type="dxa" w:w="100"/>
+              <w:bottom w:type="dxa" w:w="60"/>
+              <w:right w:type="dxa" w:w="100"/>
+            </w:tcMar>
+          </w:tcPr>
+          <w:p>
+            <w:r>
+              <w:rPr>
+                <w:b w:val="false"/>
+                <w:bCs w:val="false"/>
+              </w:rPr>
+              <w:t xml:space="preserve">Control de acceso</w:t>
+            </w:r>
+          </w:p>
+        </w:tc>
+        <w:tc>
+          <w:tcPr>
+            <w:tcW w:type="dxa" w:w="4426"/>
+            <w:tcBorders>
+              <w:top w:val="single" w:color="AAAAAA" w:sz="4"/>
+              <w:left w:val="single" w:color="AAAAAA" w:sz="4"/>
+              <w:bottom w:val="single" w:color="AAAAAA" w:sz="4"/>
+              <w:right w:val="single" w:color="AAAAAA" w:sz="4"/>
+            </w:tcBorders>
+            <w:tcMar>
+              <w:top w:type="dxa" w:w="60"/>
+              <w:left w:type="dxa" w:w="100"/>
+              <w:bottom w:type="dxa" w:w="60"/>
+              <w:right w:type="dxa" w:w="100"/>
+            </w:tcMar>
+          </w:tcPr>
+          <w:p>
+            <w:r>
+              <w:rPr>
+                <w:b w:val="false"/>
+                <w:bCs w:val="false"/>
+              </w:rPr>
+              <w:t xml:space="preserve">Login obligatorio y reglas "auth != null"</w:t>
+            </w:r>
+          </w:p>
+        </w:tc>
+        <w:tc>
+          <w:tcPr>
+            <w:tcW w:type="dxa" w:w="2300"/>
+            <w:tcBorders>
+              <w:top w:val="single" w:color="AAAAAA" w:sz="4"/>
+              <w:left w:val="single" w:color="AAAAAA" w:sz="4"/>
+              <w:bottom w:val="single" w:color="AAAAAA" w:sz="4"/>
+              <w:right w:val="single" w:color="AAAAAA" w:sz="4"/>
+            </w:tcBorders>
+            <w:tcMar>
+              <w:top w:type="dxa" w:w="60"/>
+              <w:left w:type="dxa" w:w="100"/>
+              <w:bottom w:type="dxa" w:w="60"/>
+              <w:right w:type="dxa" w:w="100"/>
+            </w:tcMar>
+          </w:tcPr>
+          <w:p>
+            <w:r>
+              <w:rPr>
+                <w:b w:val="false"/>
+                <w:bCs w:val="false"/>
+              </w:rPr>
+              <w:t xml:space="preserve">5.15 Control de acceso; 8.3 Restricción del acceso a la información</w:t>
+            </w:r>
+          </w:p>
+        </w:tc>
+      </w:tr>
+      <w:tr>
+        <w:tc>
+          <w:tcPr>
+            <w:tcW w:type="dxa" w:w="2300"/>
+            <w:tcBorders>
+              <w:top w:val="single" w:color="AAAAAA" w:sz="4"/>
+              <w:left w:val="single" w:color="AAAAAA" w:sz="4"/>
+              <w:bottom w:val="single" w:color="AAAAAA" w:sz="4"/>
+              <w:right w:val="single" w:color="AAAAAA" w:sz="4"/>
+            </w:tcBorders>
+            <w:tcMar>
+              <w:top w:type="dxa" w:w="60"/>
+              <w:left w:type="dxa" w:w="100"/>
+              <w:bottom w:type="dxa" w:w="60"/>
+              <w:right w:type="dxa" w:w="100"/>
+            </w:tcMar>
+          </w:tcPr>
+          <w:p>
+            <w:r>
+              <w:rPr>
+                <w:b w:val="false"/>
+                <w:bCs w:val="false"/>
+              </w:rPr>
+              <w:t xml:space="preserve">Autenticación segura</w:t>
+            </w:r>
+          </w:p>
+        </w:tc>
+        <w:tc>
+          <w:tcPr>
+            <w:tcW w:type="dxa" w:w="4426"/>
+            <w:tcBorders>
+              <w:top w:val="single" w:color="AAAAAA" w:sz="4"/>
+              <w:left w:val="single" w:color="AAAAAA" w:sz="4"/>
+              <w:bottom w:val="single" w:color="AAAAAA" w:sz="4"/>
+              <w:right w:val="single" w:color="AAAAAA" w:sz="4"/>
+            </w:tcBorders>
+            <w:tcMar>
+              <w:top w:type="dxa" w:w="60"/>
+              <w:left w:type="dxa" w:w="100"/>
+              <w:bottom w:type="dxa" w:w="60"/>
+              <w:right w:type="dxa" w:w="100"/>
+            </w:tcMar>
+          </w:tcPr>
+          <w:p>
+            <w:r>
+              <w:rPr>
+                <w:b w:val="false"/>
+                <w:bCs w:val="false"/>
+              </w:rPr>
+              <w:t xml:space="preserve">Firebase Authentication; contraseña oculta; mínimo 8 caracteres al crear cuenta; mismo mensaje si falla el correo o la contraseña</w:t>
+            </w:r>
+          </w:p>
+        </w:tc>
+        <w:tc>
+          <w:tcPr>
+            <w:tcW w:type="dxa" w:w="2300"/>
+            <w:tcBorders>
+              <w:top w:val="single" w:color="AAAAAA" w:sz="4"/>
+              <w:left w:val="single" w:color="AAAAAA" w:sz="4"/>
+              <w:bottom w:val="single" w:color="AAAAAA" w:sz="4"/>
+              <w:right w:val="single" w:color="AAAAAA" w:sz="4"/>
+            </w:tcBorders>
+            <w:tcMar>
+              <w:top w:type="dxa" w:w="60"/>
+              <w:left w:type="dxa" w:w="100"/>
+              <w:bottom w:type="dxa" w:w="60"/>
+              <w:right w:type="dxa" w:w="100"/>
+            </w:tcMar>
+          </w:tcPr>
+          <w:p>
+            <w:r>
+              <w:rPr>
+                <w:b w:val="false"/>
+                <w:bCs w:val="false"/>
+              </w:rPr>
+              <w:t xml:space="preserve">8.5 Autenticación segura</w:t>
+            </w:r>
+          </w:p>
+        </w:tc>
+      </w:tr>
+      <w:tr>
+        <w:tc>
+          <w:tcPr>
+            <w:tcW w:type="dxa" w:w="2300"/>
+            <w:tcBorders>
+              <w:top w:val="single" w:color="AAAAAA" w:sz="4"/>
+              <w:left w:val="single" w:color="AAAAAA" w:sz="4"/>
+              <w:bottom w:val="single" w:color="AAAAAA" w:sz="4"/>
+              <w:right w:val="single" w:color="AAAAAA" w:sz="4"/>
+            </w:tcBorders>
+            <w:tcMar>
+              <w:top w:type="dxa" w:w="60"/>
+              <w:left w:type="dxa" w:w="100"/>
+              <w:bottom w:type="dxa" w:w="60"/>
+              <w:right w:type="dxa" w:w="100"/>
+            </w:tcMar>
+          </w:tcPr>
+          <w:p>
+            <w:r>
+              <w:rPr>
+                <w:b w:val="false"/>
+                <w:bCs w:val="false"/>
+              </w:rPr>
+              <w:t xml:space="preserve">Credenciales protegidas</w:t>
+            </w:r>
+          </w:p>
+        </w:tc>
+        <w:tc>
+          <w:tcPr>
+            <w:tcW w:type="dxa" w:w="4426"/>
+            <w:tcBorders>
+              <w:top w:val="single" w:color="AAAAAA" w:sz="4"/>
+              <w:left w:val="single" w:color="AAAAAA" w:sz="4"/>
+              <w:bottom w:val="single" w:color="AAAAAA" w:sz="4"/>
+              <w:right w:val="single" w:color="AAAAAA" w:sz="4"/>
+            </w:tcBorders>
+            <w:tcMar>
+              <w:top w:type="dxa" w:w="60"/>
+              <w:left w:type="dxa" w:w="100"/>
+              <w:bottom w:type="dxa" w:w="60"/>
+              <w:right w:type="dxa" w:w="100"/>
+            </w:tcMar>
+          </w:tcPr>
+          <w:p>
+            <w:r>
+              <w:rPr>
+                <w:b w:val="false"/>
+                <w:bCs w:val="false"/>
+              </w:rPr>
+              <w:t xml:space="preserve">La app no guarda la contraseña; Firebase la guarda cifrada (hash)</w:t>
+            </w:r>
+          </w:p>
+        </w:tc>
+        <w:tc>
+          <w:tcPr>
+            <w:tcW w:type="dxa" w:w="2300"/>
+            <w:tcBorders>
+              <w:top w:val="single" w:color="AAAAAA" w:sz="4"/>
+              <w:left w:val="single" w:color="AAAAAA" w:sz="4"/>
+              <w:bottom w:val="single" w:color="AAAAAA" w:sz="4"/>
+              <w:right w:val="single" w:color="AAAAAA" w:sz="4"/>
+            </w:tcBorders>
+            <w:tcMar>
+              <w:top w:type="dxa" w:w="60"/>
+              <w:left w:type="dxa" w:w="100"/>
+              <w:bottom w:type="dxa" w:w="60"/>
+              <w:right w:type="dxa" w:w="100"/>
+            </w:tcMar>
+          </w:tcPr>
+          <w:p>
+            <w:r>
+              <w:rPr>
+                <w:b w:val="false"/>
+                <w:bCs w:val="false"/>
+              </w:rPr>
+              <w:t xml:space="preserve">5.17 Información de autenticación</w:t>
+            </w:r>
+          </w:p>
+        </w:tc>
+      </w:tr>
+      <w:tr>
+        <w:tc>
+          <w:tcPr>
+            <w:tcW w:type="dxa" w:w="2300"/>
+            <w:tcBorders>
+              <w:top w:val="single" w:color="AAAAAA" w:sz="4"/>
+              <w:left w:val="single" w:color="AAAAAA" w:sz="4"/>
+              <w:bottom w:val="single" w:color="AAAAAA" w:sz="4"/>
+              <w:right w:val="single" w:color="AAAAAA" w:sz="4"/>
+            </w:tcBorders>
+            <w:tcMar>
+              <w:top w:type="dxa" w:w="60"/>
+              <w:left w:type="dxa" w:w="100"/>
+              <w:bottom w:type="dxa" w:w="60"/>
+              <w:right w:type="dxa" w:w="100"/>
+            </w:tcMar>
+          </w:tcPr>
+          <w:p>
+            <w:r>
+              <w:rPr>
+                <w:b w:val="false"/>
+                <w:bCs w:val="false"/>
+              </w:rPr>
+              <w:t xml:space="preserve">Cifrado en tránsito</w:t>
+            </w:r>
+          </w:p>
+        </w:tc>
+        <w:tc>
+          <w:tcPr>
+            <w:tcW w:type="dxa" w:w="4426"/>
+            <w:tcBorders>
+              <w:top w:val="single" w:color="AAAAAA" w:sz="4"/>
+              <w:left w:val="single" w:color="AAAAAA" w:sz="4"/>
+              <w:bottom w:val="single" w:color="AAAAAA" w:sz="4"/>
+              <w:right w:val="single" w:color="AAAAAA" w:sz="4"/>
+            </w:tcBorders>
+            <w:tcMar>
+              <w:top w:type="dxa" w:w="60"/>
+              <w:left w:type="dxa" w:w="100"/>
+              <w:bottom w:type="dxa" w:w="60"/>
+              <w:right w:type="dxa" w:w="100"/>
+            </w:tcMar>
+          </w:tcPr>
+          <w:p>
+            <w:r>
+              <w:rPr>
+                <w:b w:val="false"/>
+                <w:bCs w:val="false"/>
+              </w:rPr>
+              <w:t xml:space="preserve">HTTPS/TLS entre la app y Firebase</w:t>
+            </w:r>
+          </w:p>
+        </w:tc>
+        <w:tc>
+          <w:tcPr>
+            <w:tcW w:type="dxa" w:w="2300"/>
+            <w:tcBorders>
+              <w:top w:val="single" w:color="AAAAAA" w:sz="4"/>
+              <w:left w:val="single" w:color="AAAAAA" w:sz="4"/>
+              <w:bottom w:val="single" w:color="AAAAAA" w:sz="4"/>
+              <w:right w:val="single" w:color="AAAAAA" w:sz="4"/>
+            </w:tcBorders>
+            <w:tcMar>
+              <w:top w:type="dxa" w:w="60"/>
+              <w:left w:type="dxa" w:w="100"/>
+              <w:bottom w:type="dxa" w:w="60"/>
+              <w:right w:type="dxa" w:w="100"/>
+            </w:tcMar>
+          </w:tcPr>
+          <w:p>
+            <w:r>
+              <w:rPr>
+                <w:b w:val="false"/>
+                <w:bCs w:val="false"/>
+              </w:rPr>
+              <w:t xml:space="preserve">8.24 Uso de la criptografía</w:t>
+            </w:r>
+          </w:p>
+        </w:tc>
+      </w:tr>
+      <w:tr>
+        <w:tc>
+          <w:tcPr>
+            <w:tcW w:type="dxa" w:w="2300"/>
+            <w:tcBorders>
+              <w:top w:val="single" w:color="AAAAAA" w:sz="4"/>
+              <w:left w:val="single" w:color="AAAAAA" w:sz="4"/>
+              <w:bottom w:val="single" w:color="AAAAAA" w:sz="4"/>
+              <w:right w:val="single" w:color="AAAAAA" w:sz="4"/>
+            </w:tcBorders>
+            <w:tcMar>
+              <w:top w:type="dxa" w:w="60"/>
+              <w:left w:type="dxa" w:w="100"/>
+              <w:bottom w:type="dxa" w:w="60"/>
+              <w:right w:type="dxa" w:w="100"/>
+            </w:tcMar>
+          </w:tcPr>
+          <w:p>
+            <w:r>
+              <w:rPr>
+                <w:b w:val="false"/>
+                <w:bCs w:val="false"/>
+              </w:rPr>
+              <w:t xml:space="preserve">Integridad de los datos</w:t>
+            </w:r>
+          </w:p>
+        </w:tc>
+        <w:tc>
+          <w:tcPr>
+            <w:tcW w:type="dxa" w:w="4426"/>
+            <w:tcBorders>
+              <w:top w:val="single" w:color="AAAAAA" w:sz="4"/>
+              <w:left w:val="single" w:color="AAAAAA" w:sz="4"/>
+              <w:bottom w:val="single" w:color="AAAAAA" w:sz="4"/>
+              <w:right w:val="single" w:color="AAAAAA" w:sz="4"/>
+            </w:tcBorders>
+            <w:tcMar>
+              <w:top w:type="dxa" w:w="60"/>
+              <w:left w:type="dxa" w:w="100"/>
+              <w:bottom w:type="dxa" w:w="60"/>
+              <w:right w:type="dxa" w:w="100"/>
+            </w:tcMar>
+          </w:tcPr>
+          <w:p>
+            <w:r>
+              <w:rPr>
+                <w:b w:val="false"/>
+                <w:bCs w:val="false"/>
+              </w:rPr>
+              <w:t xml:space="preserve">Las reglas revisan tipos y rangos y rechazan campos desconocidos</w:t>
+            </w:r>
+          </w:p>
+        </w:tc>
+        <w:tc>
+          <w:tcPr>
+            <w:tcW w:type="dxa" w:w="2300"/>
+            <w:tcBorders>
+              <w:top w:val="single" w:color="AAAAAA" w:sz="4"/>
+              <w:left w:val="single" w:color="AAAAAA" w:sz="4"/>
+              <w:bottom w:val="single" w:color="AAAAAA" w:sz="4"/>
+              <w:right w:val="single" w:color="AAAAAA" w:sz="4"/>
+            </w:tcBorders>
+            <w:tcMar>
+              <w:top w:type="dxa" w:w="60"/>
+              <w:left w:type="dxa" w:w="100"/>
+              <w:bottom w:type="dxa" w:w="60"/>
+              <w:right w:type="dxa" w:w="100"/>
+            </w:tcMar>
+          </w:tcPr>
+          <w:p>
+            <w:r>
+              <w:rPr>
+                <w:b w:val="false"/>
+                <w:bCs w:val="false"/>
+              </w:rPr>
+              <w:t xml:space="preserve">8.26 Requisitos de seguridad de las aplicaciones</w:t>
+            </w:r>
+          </w:p>
+        </w:tc>
+      </w:tr>
+      <w:tr>
+        <w:tc>
+          <w:tcPr>
+            <w:tcW w:type="dxa" w:w="2300"/>
+            <w:tcBorders>
+              <w:top w:val="single" w:color="AAAAAA" w:sz="4"/>
+              <w:left w:val="single" w:color="AAAAAA" w:sz="4"/>
+              <w:bottom w:val="single" w:color="AAAAAA" w:sz="4"/>
+              <w:right w:val="single" w:color="AAAAAA" w:sz="4"/>
+            </w:tcBorders>
+            <w:tcMar>
+              <w:top w:type="dxa" w:w="60"/>
+              <w:left w:type="dxa" w:w="100"/>
+              <w:bottom w:type="dxa" w:w="60"/>
+              <w:right w:type="dxa" w:w="100"/>
+            </w:tcMar>
+          </w:tcPr>
+          <w:p>
+            <w:r>
+              <w:rPr>
+                <w:b w:val="false"/>
+                <w:bCs w:val="false"/>
+              </w:rPr>
+              <w:t xml:space="preserve">Registro de eventos</w:t>
+            </w:r>
+          </w:p>
+        </w:tc>
+        <w:tc>
+          <w:tcPr>
+            <w:tcW w:type="dxa" w:w="4426"/>
+            <w:tcBorders>
+              <w:top w:val="single" w:color="AAAAAA" w:sz="4"/>
+              <w:left w:val="single" w:color="AAAAAA" w:sz="4"/>
+              <w:bottom w:val="single" w:color="AAAAAA" w:sz="4"/>
+              <w:right w:val="single" w:color="AAAAAA" w:sz="4"/>
+            </w:tcBorders>
+            <w:tcMar>
+              <w:top w:type="dxa" w:w="60"/>
+              <w:left w:type="dxa" w:w="100"/>
+              <w:bottom w:type="dxa" w:w="60"/>
+              <w:right w:type="dxa" w:w="100"/>
+            </w:tcMar>
+          </w:tcPr>
+          <w:p>
+            <w:r>
+              <w:rPr>
+                <w:b w:val="false"/>
+                <w:bCs w:val="false"/>
+              </w:rPr>
+              <w:t xml:space="preserve">El historial guarda cada lectura con el usuario que la envió y no se puede borrar desde la app</w:t>
+            </w:r>
+          </w:p>
+        </w:tc>
+        <w:tc>
+          <w:tcPr>
+            <w:tcW w:type="dxa" w:w="2300"/>
+            <w:tcBorders>
+              <w:top w:val="single" w:color="AAAAAA" w:sz="4"/>
+              <w:left w:val="single" w:color="AAAAAA" w:sz="4"/>
+              <w:bottom w:val="single" w:color="AAAAAA" w:sz="4"/>
+              <w:right w:val="single" w:color="AAAAAA" w:sz="4"/>
+            </w:tcBorders>
+            <w:tcMar>
+              <w:top w:type="dxa" w:w="60"/>
+              <w:left w:type="dxa" w:w="100"/>
+              <w:bottom w:type="dxa" w:w="60"/>
+              <w:right w:type="dxa" w:w="100"/>
+            </w:tcMar>
+          </w:tcPr>
+          <w:p>
+            <w:r>
+              <w:rPr>
+                <w:b w:val="false"/>
+                <w:bCs w:val="false"/>
+              </w:rPr>
+              <w:t xml:space="preserve">8.15 Registro de eventos</w:t>
+            </w:r>
+          </w:p>
+        </w:tc>
+      </w:tr>
+      <w:tr>
+        <w:tc>
+          <w:tcPr>
+            <w:tcW w:type="dxa" w:w="2300"/>
+            <w:tcBorders>
+              <w:top w:val="single" w:color="AAAAAA" w:sz="4"/>
+              <w:left w:val="single" w:color="AAAAAA" w:sz="4"/>
+              <w:bottom w:val="single" w:color="AAAAAA" w:sz="4"/>
+              <w:right w:val="single" w:color="AAAAAA" w:sz="4"/>
+            </w:tcBorders>
+            <w:tcMar>
+              <w:top w:type="dxa" w:w="60"/>
+              <w:left w:type="dxa" w:w="100"/>
+              <w:bottom w:type="dxa" w:w="60"/>
+              <w:right w:type="dxa" w:w="100"/>
+            </w:tcMar>
+          </w:tcPr>
+          <w:p>
+            <w:r>
+              <w:rPr>
+                <w:b w:val="false"/>
+                <w:bCs w:val="false"/>
+              </w:rPr>
+              <w:t xml:space="preserve">Mínimo privilegio</w:t>
+            </w:r>
+          </w:p>
+        </w:tc>
+        <w:tc>
+          <w:tcPr>
+            <w:tcW w:type="dxa" w:w="4426"/>
+            <w:tcBorders>
+              <w:top w:val="single" w:color="AAAAAA" w:sz="4"/>
+              <w:left w:val="single" w:color="AAAAAA" w:sz="4"/>
+              <w:bottom w:val="single" w:color="AAAAAA" w:sz="4"/>
+              <w:right w:val="single" w:color="AAAAAA" w:sz="4"/>
+            </w:tcBorders>
+            <w:tcMar>
+              <w:top w:type="dxa" w:w="60"/>
+              <w:left w:type="dxa" w:w="100"/>
+              <w:bottom w:type="dxa" w:w="60"/>
+              <w:right w:type="dxa" w:w="100"/>
+            </w:tcMar>
+          </w:tcPr>
+          <w:p>
+            <w:r>
+              <w:rPr>
+                <w:b w:val="false"/>
+                <w:bCs w:val="false"/>
+              </w:rPr>
+              <w:t xml:space="preserve">Solo el permiso INTERNET y solo dos ramas de la base; google-services.json fuera del repositorio</w:t>
+            </w:r>
+          </w:p>
+        </w:tc>
+        <w:tc>
+          <w:tcPr>
+            <w:tcW w:type="dxa" w:w="2300"/>
+            <w:tcBorders>
+              <w:top w:val="single" w:color="AAAAAA" w:sz="4"/>
+              <w:left w:val="single" w:color="AAAAAA" w:sz="4"/>
+              <w:bottom w:val="single" w:color="AAAAAA" w:sz="4"/>
+              <w:right w:val="single" w:color="AAAAAA" w:sz="4"/>
+            </w:tcBorders>
+            <w:tcMar>
+              <w:top w:type="dxa" w:w="60"/>
+              <w:left w:type="dxa" w:w="100"/>
+              <w:bottom w:type="dxa" w:w="60"/>
+              <w:right w:type="dxa" w:w="100"/>
+            </w:tcMar>
+          </w:tcPr>
+          <w:p>
+            <w:r>
+              <w:rPr>
+                <w:b w:val="false"/>
+                <w:bCs w:val="false"/>
+              </w:rPr>
+              <w:t xml:space="preserve">8.3 Restricción del acceso a la información</w:t>
+            </w:r>
+          </w:p>
+        </w:tc>
+      </w:tr>
+    </w:tbl>
+    <w:p>
+      <w:pPr>
+        <w:spacing w:after="120"/>
+      </w:pPr>
+    </w:p>
+    <w:p>
+      <w:pPr>
+        <w:keepNext/>
+        <w:spacing w:after="140" w:line="300"/>
+      </w:pPr>
+      <w:r>
+        <w:t xml:space="preserve">Probamos las reglas en la "Zona de pruebas de reglas" de la consola de Firebase. Estos son los resultados reales:</w:t>
       </w:r>
     </w:p>
     <w:p>
@@ -3332,9 +6573,9 @@
       <w:r>
         <w:drawing>
           <wp:inline distT="0" distB="0" distL="0" distR="0">
-            <wp:extent cx="5334000" cy="1504950"/>
+            <wp:extent cx="5715000" cy="1381125"/>
             <wp:effectExtent t="0" r="0" b="0" l="0"/>
-            <wp:docPr id="1" name="Figura 2: reglas publicadas en la consola de Firebase" descr="Figura 2: reglas publicadas en la consola de Firebase" title="Figura 2: reglas publicadas en la consola de Firebase"/>
+            <wp:docPr id="1" name="Figura 2: pruebas de las reglas en la consola de Firebase (rojo = rechazado, verde = autorizado)" descr="Figura 2: pruebas de las reglas en la consola de Firebase (rojo = rechazado, verde = autorizado)" title="Figura 2: pruebas de las reglas en la consola de Firebase (rojo = rechazado, verde = autorizado)"/>
             <wp:cNvGraphicFramePr>
               <a:graphicFrameLocks xmlns:a="http://schemas.openxmlformats.org/drawingml/2006/main" noChangeAspect="1"/>
             </wp:cNvGraphicFramePr>
@@ -3357,7 +6598,7 @@
                   <pic:spPr bwMode="auto">
                     <a:xfrm>
                       <a:off x="0" y="0"/>
-                      <a:ext cx="5334000" cy="1504950"/>
+                      <a:ext cx="5715000" cy="1381125"/>
                     </a:xfrm>
                     <a:prstGeom prst="rect">
                       <a:avLst/>
@@ -3383,16 +6624,17 @@
           <w:sz w:val="20"/>
           <w:szCs w:val="20"/>
         </w:rPr>
-        <w:t xml:space="preserve">Figura 2: reglas publicadas en la consola de Firebase</w:t>
-      </w:r>
-    </w:p>
-    <w:p>
-      <w:pPr>
-        <w:pStyle w:val="Heading2"/>
-        <w:spacing w:after="100" w:before="200"/>
-      </w:pPr>
-      <w:r>
-        <w:t xml:space="preserve">5.6 Datos en la consola</w:t>
+        <w:t xml:space="preserve">Figura 2: pruebas de las reglas en la consola de Firebase (rojo = rechazado, verde = autorizado)</w:t>
+      </w:r>
+    </w:p>
+    <w:p>
+      <w:pPr>
+        <w:pStyle w:val="Heading1"/>
+        <w:keepNext/>
+        <w:spacing w:after="140" w:before="280"/>
+      </w:pPr>
+      <w:r>
+        <w:t xml:space="preserve">9. Lineamientos de seguridad de la industria OT</w:t>
       </w:r>
     </w:p>
     <w:p>
@@ -3400,24 +6642,7 @@
         <w:spacing w:after="140" w:line="300"/>
       </w:pPr>
       <w:r>
-        <w:t xml:space="preserve">Con la app funcionando, en la consola de Firebase (Realtime Database → Datos) se ven aparecer las tres estructuras y cómo crece el historial cada 3 segundos. Las capturas de la consola con los datos que envía la app las presentamos en la evaluación sumativa, junto con la app funcionando.</w:t>
-      </w:r>
-    </w:p>
-    <w:p>
-      <w:pPr>
-        <w:pStyle w:val="Heading1"/>
-        <w:spacing w:after="140" w:before="280"/>
-      </w:pPr>
-      <w:r>
-        <w:t xml:space="preserve">6. Reglas y simulación</w:t>
-      </w:r>
-    </w:p>
-    <w:p>
-      <w:pPr>
-        <w:spacing w:after="140" w:line="300"/>
-      </w:pPr>
-      <w:r>
-        <w:t xml:space="preserve">Usamos las mismas reglas del ESP32 de la Unidad 1:</w:t>
+        <w:t xml:space="preserve">Tomamos como base los requisitos de la norma IEC 62443, que es la referencia de seguridad para sistemas industriales (OT). Así los cumple la app y así lo verificamos:</w:t>
       </w:r>
     </w:p>
     <w:tbl>
@@ -3433,14 +6658,14 @@
         </w:tblBorders>
       </w:tblPr>
       <w:tblGrid>
-        <w:gridCol w:w="2200"/>
-        <w:gridCol w:w="4826"/>
-        <w:gridCol w:w="2000"/>
+        <w:gridCol w:w="2400"/>
+        <w:gridCol w:w="3600"/>
+        <w:gridCol w:w="3026"/>
       </w:tblGrid>
       <w:tr>
         <w:tc>
           <w:tcPr>
-            <w:tcW w:type="dxa" w:w="2200"/>
+            <w:tcW w:type="dxa" w:w="2400"/>
             <w:tcBorders>
               <w:top w:val="single" w:color="AAAAAA" w:sz="4"/>
               <w:left w:val="single" w:color="AAAAAA" w:sz="4"/>
@@ -3461,13 +6686,13 @@
                 <w:b/>
                 <w:bCs/>
               </w:rPr>
-              <w:t xml:space="preserve">Estado</w:t>
-            </w:r>
-          </w:p>
-        </w:tc>
-        <w:tc>
-          <w:tcPr>
-            <w:tcW w:type="dxa" w:w="4826"/>
+              <w:t xml:space="preserve">Lineamiento</w:t>
+            </w:r>
+          </w:p>
+        </w:tc>
+        <w:tc>
+          <w:tcPr>
+            <w:tcW w:type="dxa" w:w="3600"/>
             <w:tcBorders>
               <w:top w:val="single" w:color="AAAAAA" w:sz="4"/>
               <w:left w:val="single" w:color="AAAAAA" w:sz="4"/>
@@ -3488,13 +6713,13 @@
                 <w:b/>
                 <w:bCs/>
               </w:rPr>
-              <w:t xml:space="preserve">Cuándo</w:t>
-            </w:r>
-          </w:p>
-        </w:tc>
-        <w:tc>
-          <w:tcPr>
-            <w:tcW w:type="dxa" w:w="2000"/>
+              <w:t xml:space="preserve">Cómo lo cumple la app</w:t>
+            </w:r>
+          </w:p>
+        </w:tc>
+        <w:tc>
+          <w:tcPr>
+            <w:tcW w:type="dxa" w:w="3026"/>
             <w:tcBorders>
               <w:top w:val="single" w:color="AAAAAA" w:sz="4"/>
               <w:left w:val="single" w:color="AAAAAA" w:sz="4"/>
@@ -3515,7 +6740,7 @@
                 <w:b/>
                 <w:bCs/>
               </w:rPr>
-              <w:t xml:space="preserve">Color</w:t>
+              <w:t xml:space="preserve">Cómo lo verificamos</w:t>
             </w:r>
           </w:p>
         </w:tc>
@@ -3523,79 +6748,79 @@
       <w:tr>
         <w:tc>
           <w:tcPr>
-            <w:tcW w:type="dxa" w:w="2200"/>
-            <w:tcBorders>
-              <w:top w:val="single" w:color="AAAAAA" w:sz="4"/>
-              <w:left w:val="single" w:color="AAAAAA" w:sz="4"/>
-              <w:bottom w:val="single" w:color="AAAAAA" w:sz="4"/>
-              <w:right w:val="single" w:color="AAAAAA" w:sz="4"/>
-            </w:tcBorders>
-            <w:tcMar>
-              <w:top w:type="dxa" w:w="60"/>
-              <w:left w:type="dxa" w:w="100"/>
-              <w:bottom w:type="dxa" w:w="60"/>
-              <w:right w:type="dxa" w:w="100"/>
-            </w:tcMar>
-          </w:tcPr>
-          <w:p>
-            <w:r>
-              <w:rPr>
-                <w:b w:val="false"/>
-                <w:bCs w:val="false"/>
-              </w:rPr>
-              <w:t xml:space="preserve">Daño</w:t>
-            </w:r>
-          </w:p>
-        </w:tc>
-        <w:tc>
-          <w:tcPr>
-            <w:tcW w:type="dxa" w:w="4826"/>
-            <w:tcBorders>
-              <w:top w:val="single" w:color="AAAAAA" w:sz="4"/>
-              <w:left w:val="single" w:color="AAAAAA" w:sz="4"/>
-              <w:bottom w:val="single" w:color="AAAAAA" w:sz="4"/>
-              <w:right w:val="single" w:color="AAAAAA" w:sz="4"/>
-            </w:tcBorders>
-            <w:tcMar>
-              <w:top w:type="dxa" w:w="60"/>
-              <w:left w:type="dxa" w:w="100"/>
-              <w:bottom w:type="dxa" w:w="60"/>
-              <w:right w:type="dxa" w:w="100"/>
-            </w:tcMar>
-          </w:tcPr>
-          <w:p>
-            <w:r>
-              <w:rPr>
-                <w:b w:val="false"/>
-                <w:bCs w:val="false"/>
-              </w:rPr>
-              <w:t xml:space="preserve">La frecuencia bajó más de 5 % respecto de la línea base</w:t>
-            </w:r>
-          </w:p>
-        </w:tc>
-        <w:tc>
-          <w:tcPr>
-            <w:tcW w:type="dxa" w:w="2000"/>
-            <w:tcBorders>
-              <w:top w:val="single" w:color="AAAAAA" w:sz="4"/>
-              <w:left w:val="single" w:color="AAAAAA" w:sz="4"/>
-              <w:bottom w:val="single" w:color="AAAAAA" w:sz="4"/>
-              <w:right w:val="single" w:color="AAAAAA" w:sz="4"/>
-            </w:tcBorders>
-            <w:tcMar>
-              <w:top w:type="dxa" w:w="60"/>
-              <w:left w:type="dxa" w:w="100"/>
-              <w:bottom w:type="dxa" w:w="60"/>
-              <w:right w:type="dxa" w:w="100"/>
-            </w:tcMar>
-          </w:tcPr>
-          <w:p>
-            <w:r>
-              <w:rPr>
-                <w:b w:val="false"/>
-                <w:bCs w:val="false"/>
-              </w:rPr>
-              <w:t xml:space="preserve">Rojo</w:t>
+            <w:tcW w:type="dxa" w:w="2400"/>
+            <w:tcBorders>
+              <w:top w:val="single" w:color="AAAAAA" w:sz="4"/>
+              <w:left w:val="single" w:color="AAAAAA" w:sz="4"/>
+              <w:bottom w:val="single" w:color="AAAAAA" w:sz="4"/>
+              <w:right w:val="single" w:color="AAAAAA" w:sz="4"/>
+            </w:tcBorders>
+            <w:tcMar>
+              <w:top w:type="dxa" w:w="60"/>
+              <w:left w:type="dxa" w:w="100"/>
+              <w:bottom w:type="dxa" w:w="60"/>
+              <w:right w:type="dxa" w:w="100"/>
+            </w:tcMar>
+          </w:tcPr>
+          <w:p>
+            <w:r>
+              <w:rPr>
+                <w:b w:val="false"/>
+                <w:bCs w:val="false"/>
+              </w:rPr>
+              <w:t xml:space="preserve">Identificar a los usuarios</w:t>
+            </w:r>
+          </w:p>
+        </w:tc>
+        <w:tc>
+          <w:tcPr>
+            <w:tcW w:type="dxa" w:w="3600"/>
+            <w:tcBorders>
+              <w:top w:val="single" w:color="AAAAAA" w:sz="4"/>
+              <w:left w:val="single" w:color="AAAAAA" w:sz="4"/>
+              <w:bottom w:val="single" w:color="AAAAAA" w:sz="4"/>
+              <w:right w:val="single" w:color="AAAAAA" w:sz="4"/>
+            </w:tcBorders>
+            <w:tcMar>
+              <w:top w:type="dxa" w:w="60"/>
+              <w:left w:type="dxa" w:w="100"/>
+              <w:bottom w:type="dxa" w:w="60"/>
+              <w:right w:type="dxa" w:w="100"/>
+            </w:tcMar>
+          </w:tcPr>
+          <w:p>
+            <w:r>
+              <w:rPr>
+                <w:b w:val="false"/>
+                <w:bCs w:val="false"/>
+              </w:rPr>
+              <w:t xml:space="preserve">Login obligatorio con Firebase Authentication</w:t>
+            </w:r>
+          </w:p>
+        </w:tc>
+        <w:tc>
+          <w:tcPr>
+            <w:tcW w:type="dxa" w:w="3026"/>
+            <w:tcBorders>
+              <w:top w:val="single" w:color="AAAAAA" w:sz="4"/>
+              <w:left w:val="single" w:color="AAAAAA" w:sz="4"/>
+              <w:bottom w:val="single" w:color="AAAAAA" w:sz="4"/>
+              <w:right w:val="single" w:color="AAAAAA" w:sz="4"/>
+            </w:tcBorders>
+            <w:tcMar>
+              <w:top w:type="dxa" w:w="60"/>
+              <w:left w:type="dxa" w:w="100"/>
+              <w:bottom w:type="dxa" w:w="60"/>
+              <w:right w:type="dxa" w:w="100"/>
+            </w:tcMar>
+          </w:tcPr>
+          <w:p>
+            <w:r>
+              <w:rPr>
+                <w:b w:val="false"/>
+                <w:bCs w:val="false"/>
+              </w:rPr>
+              <w:t xml:space="preserve">Figura 2, pruebas 1 y 2: sin sesión se rechaza la lectura</w:t>
             </w:r>
           </w:p>
         </w:tc>
@@ -3603,79 +6828,79 @@
       <w:tr>
         <w:tc>
           <w:tcPr>
-            <w:tcW w:type="dxa" w:w="2200"/>
-            <w:tcBorders>
-              <w:top w:val="single" w:color="AAAAAA" w:sz="4"/>
-              <w:left w:val="single" w:color="AAAAAA" w:sz="4"/>
-              <w:bottom w:val="single" w:color="AAAAAA" w:sz="4"/>
-              <w:right w:val="single" w:color="AAAAAA" w:sz="4"/>
-            </w:tcBorders>
-            <w:tcMar>
-              <w:top w:type="dxa" w:w="60"/>
-              <w:left w:type="dxa" w:w="100"/>
-              <w:bottom w:type="dxa" w:w="60"/>
-              <w:right w:type="dxa" w:w="100"/>
-            </w:tcMar>
-          </w:tcPr>
-          <w:p>
-            <w:r>
-              <w:rPr>
-                <w:b w:val="false"/>
-                <w:bCs w:val="false"/>
-              </w:rPr>
-              <w:t xml:space="preserve">Sismo</w:t>
-            </w:r>
-          </w:p>
-        </w:tc>
-        <w:tc>
-          <w:tcPr>
-            <w:tcW w:type="dxa" w:w="4826"/>
-            <w:tcBorders>
-              <w:top w:val="single" w:color="AAAAAA" w:sz="4"/>
-              <w:left w:val="single" w:color="AAAAAA" w:sz="4"/>
-              <w:bottom w:val="single" w:color="AAAAAA" w:sz="4"/>
-              <w:right w:val="single" w:color="AAAAAA" w:sz="4"/>
-            </w:tcBorders>
-            <w:tcMar>
-              <w:top w:type="dxa" w:w="60"/>
-              <w:left w:type="dxa" w:w="100"/>
-              <w:bottom w:type="dxa" w:w="60"/>
-              <w:right w:type="dxa" w:w="100"/>
-            </w:tcMar>
-          </w:tcPr>
-          <w:p>
-            <w:r>
-              <w:rPr>
-                <w:b w:val="false"/>
-                <w:bCs w:val="false"/>
-              </w:rPr>
-              <w:t xml:space="preserve">No hay daño, pero la amplitud supera 230.000</w:t>
-            </w:r>
-          </w:p>
-        </w:tc>
-        <w:tc>
-          <w:tcPr>
-            <w:tcW w:type="dxa" w:w="2000"/>
-            <w:tcBorders>
-              <w:top w:val="single" w:color="AAAAAA" w:sz="4"/>
-              <w:left w:val="single" w:color="AAAAAA" w:sz="4"/>
-              <w:bottom w:val="single" w:color="AAAAAA" w:sz="4"/>
-              <w:right w:val="single" w:color="AAAAAA" w:sz="4"/>
-            </w:tcBorders>
-            <w:tcMar>
-              <w:top w:type="dxa" w:w="60"/>
-              <w:left w:type="dxa" w:w="100"/>
-              <w:bottom w:type="dxa" w:w="60"/>
-              <w:right w:type="dxa" w:w="100"/>
-            </w:tcMar>
-          </w:tcPr>
-          <w:p>
-            <w:r>
-              <w:rPr>
-                <w:b w:val="false"/>
-                <w:bCs w:val="false"/>
-              </w:rPr>
-              <w:t xml:space="preserve">Amarillo</w:t>
+            <w:tcW w:type="dxa" w:w="2400"/>
+            <w:tcBorders>
+              <w:top w:val="single" w:color="AAAAAA" w:sz="4"/>
+              <w:left w:val="single" w:color="AAAAAA" w:sz="4"/>
+              <w:bottom w:val="single" w:color="AAAAAA" w:sz="4"/>
+              <w:right w:val="single" w:color="AAAAAA" w:sz="4"/>
+            </w:tcBorders>
+            <w:tcMar>
+              <w:top w:type="dxa" w:w="60"/>
+              <w:left w:type="dxa" w:w="100"/>
+              <w:bottom w:type="dxa" w:w="60"/>
+              <w:right w:type="dxa" w:w="100"/>
+            </w:tcMar>
+          </w:tcPr>
+          <w:p>
+            <w:r>
+              <w:rPr>
+                <w:b w:val="false"/>
+                <w:bCs w:val="false"/>
+              </w:rPr>
+              <w:t xml:space="preserve">Control de uso</w:t>
+            </w:r>
+          </w:p>
+        </w:tc>
+        <w:tc>
+          <w:tcPr>
+            <w:tcW w:type="dxa" w:w="3600"/>
+            <w:tcBorders>
+              <w:top w:val="single" w:color="AAAAAA" w:sz="4"/>
+              <w:left w:val="single" w:color="AAAAAA" w:sz="4"/>
+              <w:bottom w:val="single" w:color="AAAAAA" w:sz="4"/>
+              <w:right w:val="single" w:color="AAAAAA" w:sz="4"/>
+            </w:tcBorders>
+            <w:tcMar>
+              <w:top w:type="dxa" w:w="60"/>
+              <w:left w:type="dxa" w:w="100"/>
+              <w:bottom w:type="dxa" w:w="60"/>
+              <w:right w:type="dxa" w:w="100"/>
+            </w:tcMar>
+          </w:tcPr>
+          <w:p>
+            <w:r>
+              <w:rPr>
+                <w:b w:val="false"/>
+                <w:bCs w:val="false"/>
+              </w:rPr>
+              <w:t xml:space="preserve">Solo dos ramas; el historial no se modifica; la línea base no se cambia desde la app</w:t>
+            </w:r>
+          </w:p>
+        </w:tc>
+        <w:tc>
+          <w:tcPr>
+            <w:tcW w:type="dxa" w:w="3026"/>
+            <w:tcBorders>
+              <w:top w:val="single" w:color="AAAAAA" w:sz="4"/>
+              <w:left w:val="single" w:color="AAAAAA" w:sz="4"/>
+              <w:bottom w:val="single" w:color="AAAAAA" w:sz="4"/>
+              <w:right w:val="single" w:color="AAAAAA" w:sz="4"/>
+            </w:tcBorders>
+            <w:tcMar>
+              <w:top w:type="dxa" w:w="60"/>
+              <w:left w:type="dxa" w:w="100"/>
+              <w:bottom w:type="dxa" w:w="60"/>
+              <w:right w:type="dxa" w:w="100"/>
+            </w:tcMar>
+          </w:tcPr>
+          <w:p>
+            <w:r>
+              <w:rPr>
+                <w:b w:val="false"/>
+                <w:bCs w:val="false"/>
+              </w:rPr>
+              <w:t xml:space="preserve">Figura 2, prueba 5, y la pantalla Activador no tiene control para la línea base</w:t>
             </w:r>
           </w:p>
         </w:tc>
@@ -3683,79 +6908,79 @@
       <w:tr>
         <w:tc>
           <w:tcPr>
-            <w:tcW w:type="dxa" w:w="2200"/>
-            <w:tcBorders>
-              <w:top w:val="single" w:color="AAAAAA" w:sz="4"/>
-              <w:left w:val="single" w:color="AAAAAA" w:sz="4"/>
-              <w:bottom w:val="single" w:color="AAAAAA" w:sz="4"/>
-              <w:right w:val="single" w:color="AAAAAA" w:sz="4"/>
-            </w:tcBorders>
-            <w:tcMar>
-              <w:top w:type="dxa" w:w="60"/>
-              <w:left w:type="dxa" w:w="100"/>
-              <w:bottom w:type="dxa" w:w="60"/>
-              <w:right w:type="dxa" w:w="100"/>
-            </w:tcMar>
-          </w:tcPr>
-          <w:p>
-            <w:r>
-              <w:rPr>
-                <w:b w:val="false"/>
-                <w:bCs w:val="false"/>
-              </w:rPr>
-              <w:t xml:space="preserve">Normal</w:t>
-            </w:r>
-          </w:p>
-        </w:tc>
-        <w:tc>
-          <w:tcPr>
-            <w:tcW w:type="dxa" w:w="4826"/>
-            <w:tcBorders>
-              <w:top w:val="single" w:color="AAAAAA" w:sz="4"/>
-              <w:left w:val="single" w:color="AAAAAA" w:sz="4"/>
-              <w:bottom w:val="single" w:color="AAAAAA" w:sz="4"/>
-              <w:right w:val="single" w:color="AAAAAA" w:sz="4"/>
-            </w:tcBorders>
-            <w:tcMar>
-              <w:top w:type="dxa" w:w="60"/>
-              <w:left w:type="dxa" w:w="100"/>
-              <w:bottom w:type="dxa" w:w="60"/>
-              <w:right w:type="dxa" w:w="100"/>
-            </w:tcMar>
-          </w:tcPr>
-          <w:p>
-            <w:r>
-              <w:rPr>
-                <w:b w:val="false"/>
-                <w:bCs w:val="false"/>
-              </w:rPr>
-              <w:t xml:space="preserve">La frecuencia está cerca de la línea base</w:t>
-            </w:r>
-          </w:p>
-        </w:tc>
-        <w:tc>
-          <w:tcPr>
-            <w:tcW w:type="dxa" w:w="2000"/>
-            <w:tcBorders>
-              <w:top w:val="single" w:color="AAAAAA" w:sz="4"/>
-              <w:left w:val="single" w:color="AAAAAA" w:sz="4"/>
-              <w:bottom w:val="single" w:color="AAAAAA" w:sz="4"/>
-              <w:right w:val="single" w:color="AAAAAA" w:sz="4"/>
-            </w:tcBorders>
-            <w:tcMar>
-              <w:top w:type="dxa" w:w="60"/>
-              <w:left w:type="dxa" w:w="100"/>
-              <w:bottom w:type="dxa" w:w="60"/>
-              <w:right w:type="dxa" w:w="100"/>
-            </w:tcMar>
-          </w:tcPr>
-          <w:p>
-            <w:r>
-              <w:rPr>
-                <w:b w:val="false"/>
-                <w:bCs w:val="false"/>
-              </w:rPr>
-              <w:t xml:space="preserve">Verde</w:t>
+            <w:tcW w:type="dxa" w:w="2400"/>
+            <w:tcBorders>
+              <w:top w:val="single" w:color="AAAAAA" w:sz="4"/>
+              <w:left w:val="single" w:color="AAAAAA" w:sz="4"/>
+              <w:bottom w:val="single" w:color="AAAAAA" w:sz="4"/>
+              <w:right w:val="single" w:color="AAAAAA" w:sz="4"/>
+            </w:tcBorders>
+            <w:tcMar>
+              <w:top w:type="dxa" w:w="60"/>
+              <w:left w:type="dxa" w:w="100"/>
+              <w:bottom w:type="dxa" w:w="60"/>
+              <w:right w:type="dxa" w:w="100"/>
+            </w:tcMar>
+          </w:tcPr>
+          <w:p>
+            <w:r>
+              <w:rPr>
+                <w:b w:val="false"/>
+                <w:bCs w:val="false"/>
+              </w:rPr>
+              <w:t xml:space="preserve">Integridad de los datos</w:t>
+            </w:r>
+          </w:p>
+        </w:tc>
+        <w:tc>
+          <w:tcPr>
+            <w:tcW w:type="dxa" w:w="3600"/>
+            <w:tcBorders>
+              <w:top w:val="single" w:color="AAAAAA" w:sz="4"/>
+              <w:left w:val="single" w:color="AAAAAA" w:sz="4"/>
+              <w:bottom w:val="single" w:color="AAAAAA" w:sz="4"/>
+              <w:right w:val="single" w:color="AAAAAA" w:sz="4"/>
+            </w:tcBorders>
+            <w:tcMar>
+              <w:top w:type="dxa" w:w="60"/>
+              <w:left w:type="dxa" w:w="100"/>
+              <w:bottom w:type="dxa" w:w="60"/>
+              <w:right w:type="dxa" w:w="100"/>
+            </w:tcMar>
+          </w:tcPr>
+          <w:p>
+            <w:r>
+              <w:rPr>
+                <w:b w:val="false"/>
+                <w:bCs w:val="false"/>
+              </w:rPr>
+              <w:t xml:space="preserve">Las reglas rechazan valores fuera de rango</w:t>
+            </w:r>
+          </w:p>
+        </w:tc>
+        <w:tc>
+          <w:tcPr>
+            <w:tcW w:type="dxa" w:w="3026"/>
+            <w:tcBorders>
+              <w:top w:val="single" w:color="AAAAAA" w:sz="4"/>
+              <w:left w:val="single" w:color="AAAAAA" w:sz="4"/>
+              <w:bottom w:val="single" w:color="AAAAAA" w:sz="4"/>
+              <w:right w:val="single" w:color="AAAAAA" w:sz="4"/>
+            </w:tcBorders>
+            <w:tcMar>
+              <w:top w:type="dxa" w:w="60"/>
+              <w:left w:type="dxa" w:w="100"/>
+              <w:bottom w:type="dxa" w:w="60"/>
+              <w:right w:type="dxa" w:w="100"/>
+            </w:tcMar>
+          </w:tcPr>
+          <w:p>
+            <w:r>
+              <w:rPr>
+                <w:b w:val="false"/>
+                <w:bCs w:val="false"/>
+              </w:rPr>
+              <w:t xml:space="preserve">Figura 2, prueba 3: 500 Hz rechazado</w:t>
             </w:r>
           </w:p>
         </w:tc>
@@ -3763,79 +6988,399 @@
       <w:tr>
         <w:tc>
           <w:tcPr>
-            <w:tcW w:type="dxa" w:w="2200"/>
-            <w:tcBorders>
-              <w:top w:val="single" w:color="AAAAAA" w:sz="4"/>
-              <w:left w:val="single" w:color="AAAAAA" w:sz="4"/>
-              <w:bottom w:val="single" w:color="AAAAAA" w:sz="4"/>
-              <w:right w:val="single" w:color="AAAAAA" w:sz="4"/>
-            </w:tcBorders>
-            <w:tcMar>
-              <w:top w:type="dxa" w:w="60"/>
-              <w:left w:type="dxa" w:w="100"/>
-              <w:bottom w:type="dxa" w:w="60"/>
-              <w:right w:type="dxa" w:w="100"/>
-            </w:tcMar>
-          </w:tcPr>
-          <w:p>
-            <w:r>
-              <w:rPr>
-                <w:b w:val="false"/>
-                <w:bCs w:val="false"/>
-              </w:rPr>
-              <w:t xml:space="preserve">Sin datos</w:t>
-            </w:r>
-          </w:p>
-        </w:tc>
-        <w:tc>
-          <w:tcPr>
-            <w:tcW w:type="dxa" w:w="4826"/>
-            <w:tcBorders>
-              <w:top w:val="single" w:color="AAAAAA" w:sz="4"/>
-              <w:left w:val="single" w:color="AAAAAA" w:sz="4"/>
-              <w:bottom w:val="single" w:color="AAAAAA" w:sz="4"/>
-              <w:right w:val="single" w:color="AAAAAA" w:sz="4"/>
-            </w:tcBorders>
-            <w:tcMar>
-              <w:top w:type="dxa" w:w="60"/>
-              <w:left w:type="dxa" w:w="100"/>
-              <w:bottom w:type="dxa" w:w="60"/>
-              <w:right w:type="dxa" w:w="100"/>
-            </w:tcMar>
-          </w:tcPr>
-          <w:p>
-            <w:r>
-              <w:rPr>
-                <w:b w:val="false"/>
-                <w:bCs w:val="false"/>
-              </w:rPr>
-              <w:t xml:space="preserve">Todavía no llega ninguna lectura (se guarda como null, no como 0)</w:t>
-            </w:r>
-          </w:p>
-        </w:tc>
-        <w:tc>
-          <w:tcPr>
-            <w:tcW w:type="dxa" w:w="2000"/>
-            <w:tcBorders>
-              <w:top w:val="single" w:color="AAAAAA" w:sz="4"/>
-              <w:left w:val="single" w:color="AAAAAA" w:sz="4"/>
-              <w:bottom w:val="single" w:color="AAAAAA" w:sz="4"/>
-              <w:right w:val="single" w:color="AAAAAA" w:sz="4"/>
-            </w:tcBorders>
-            <w:tcMar>
-              <w:top w:type="dxa" w:w="60"/>
-              <w:left w:type="dxa" w:w="100"/>
-              <w:bottom w:type="dxa" w:w="60"/>
-              <w:right w:type="dxa" w:w="100"/>
-            </w:tcMar>
-          </w:tcPr>
-          <w:p>
-            <w:r>
-              <w:rPr>
-                <w:b w:val="false"/>
-                <w:bCs w:val="false"/>
-              </w:rPr>
-              <w:t xml:space="preserve">—</w:t>
+            <w:tcW w:type="dxa" w:w="2400"/>
+            <w:tcBorders>
+              <w:top w:val="single" w:color="AAAAAA" w:sz="4"/>
+              <w:left w:val="single" w:color="AAAAAA" w:sz="4"/>
+              <w:bottom w:val="single" w:color="AAAAAA" w:sz="4"/>
+              <w:right w:val="single" w:color="AAAAAA" w:sz="4"/>
+            </w:tcBorders>
+            <w:tcMar>
+              <w:top w:type="dxa" w:w="60"/>
+              <w:left w:type="dxa" w:w="100"/>
+              <w:bottom w:type="dxa" w:w="60"/>
+              <w:right w:type="dxa" w:w="100"/>
+            </w:tcMar>
+          </w:tcPr>
+          <w:p>
+            <w:r>
+              <w:rPr>
+                <w:b w:val="false"/>
+                <w:bCs w:val="false"/>
+              </w:rPr>
+              <w:t xml:space="preserve">Confidencialidad</w:t>
+            </w:r>
+          </w:p>
+        </w:tc>
+        <w:tc>
+          <w:tcPr>
+            <w:tcW w:type="dxa" w:w="3600"/>
+            <w:tcBorders>
+              <w:top w:val="single" w:color="AAAAAA" w:sz="4"/>
+              <w:left w:val="single" w:color="AAAAAA" w:sz="4"/>
+              <w:bottom w:val="single" w:color="AAAAAA" w:sz="4"/>
+              <w:right w:val="single" w:color="AAAAAA" w:sz="4"/>
+            </w:tcBorders>
+            <w:tcMar>
+              <w:top w:type="dxa" w:w="60"/>
+              <w:left w:type="dxa" w:w="100"/>
+              <w:bottom w:type="dxa" w:w="60"/>
+              <w:right w:type="dxa" w:w="100"/>
+            </w:tcMar>
+          </w:tcPr>
+          <w:p>
+            <w:r>
+              <w:rPr>
+                <w:b w:val="false"/>
+                <w:bCs w:val="false"/>
+              </w:rPr>
+              <w:t xml:space="preserve">TLS y lectura solo con sesión</w:t>
+            </w:r>
+          </w:p>
+        </w:tc>
+        <w:tc>
+          <w:tcPr>
+            <w:tcW w:type="dxa" w:w="3026"/>
+            <w:tcBorders>
+              <w:top w:val="single" w:color="AAAAAA" w:sz="4"/>
+              <w:left w:val="single" w:color="AAAAAA" w:sz="4"/>
+              <w:bottom w:val="single" w:color="AAAAAA" w:sz="4"/>
+              <w:right w:val="single" w:color="AAAAAA" w:sz="4"/>
+            </w:tcBorders>
+            <w:tcMar>
+              <w:top w:type="dxa" w:w="60"/>
+              <w:left w:type="dxa" w:w="100"/>
+              <w:bottom w:type="dxa" w:w="60"/>
+              <w:right w:type="dxa" w:w="100"/>
+            </w:tcMar>
+          </w:tcPr>
+          <w:p>
+            <w:r>
+              <w:rPr>
+                <w:b w:val="false"/>
+                <w:bCs w:val="false"/>
+              </w:rPr>
+              <w:t xml:space="preserve">Figura 2, prueba 1</w:t>
+            </w:r>
+          </w:p>
+        </w:tc>
+      </w:tr>
+      <w:tr>
+        <w:tc>
+          <w:tcPr>
+            <w:tcW w:type="dxa" w:w="2400"/>
+            <w:tcBorders>
+              <w:top w:val="single" w:color="AAAAAA" w:sz="4"/>
+              <w:left w:val="single" w:color="AAAAAA" w:sz="4"/>
+              <w:bottom w:val="single" w:color="AAAAAA" w:sz="4"/>
+              <w:right w:val="single" w:color="AAAAAA" w:sz="4"/>
+            </w:tcBorders>
+            <w:tcMar>
+              <w:top w:type="dxa" w:w="60"/>
+              <w:left w:type="dxa" w:w="100"/>
+              <w:bottom w:type="dxa" w:w="60"/>
+              <w:right w:type="dxa" w:w="100"/>
+            </w:tcMar>
+          </w:tcPr>
+          <w:p>
+            <w:r>
+              <w:rPr>
+                <w:b w:val="false"/>
+                <w:bCs w:val="false"/>
+              </w:rPr>
+              <w:t xml:space="preserve">Respuesta a eventos</w:t>
+            </w:r>
+          </w:p>
+        </w:tc>
+        <w:tc>
+          <w:tcPr>
+            <w:tcW w:type="dxa" w:w="3600"/>
+            <w:tcBorders>
+              <w:top w:val="single" w:color="AAAAAA" w:sz="4"/>
+              <w:left w:val="single" w:color="AAAAAA" w:sz="4"/>
+              <w:bottom w:val="single" w:color="AAAAAA" w:sz="4"/>
+              <w:right w:val="single" w:color="AAAAAA" w:sz="4"/>
+            </w:tcBorders>
+            <w:tcMar>
+              <w:top w:type="dxa" w:w="60"/>
+              <w:left w:type="dxa" w:w="100"/>
+              <w:bottom w:type="dxa" w:w="60"/>
+              <w:right w:type="dxa" w:w="100"/>
+            </w:tcMar>
+          </w:tcPr>
+          <w:p>
+            <w:r>
+              <w:rPr>
+                <w:b w:val="false"/>
+                <w:bCs w:val="false"/>
+              </w:rPr>
+              <w:t xml:space="preserve">La alerta llega al instante al Monitoreo y queda en el historial</w:t>
+            </w:r>
+          </w:p>
+        </w:tc>
+        <w:tc>
+          <w:tcPr>
+            <w:tcW w:type="dxa" w:w="3026"/>
+            <w:tcBorders>
+              <w:top w:val="single" w:color="AAAAAA" w:sz="4"/>
+              <w:left w:val="single" w:color="AAAAAA" w:sz="4"/>
+              <w:bottom w:val="single" w:color="AAAAAA" w:sz="4"/>
+              <w:right w:val="single" w:color="AAAAAA" w:sz="4"/>
+            </w:tcBorders>
+            <w:tcMar>
+              <w:top w:type="dxa" w:w="60"/>
+              <w:left w:type="dxa" w:w="100"/>
+              <w:bottom w:type="dxa" w:w="60"/>
+              <w:right w:type="dxa" w:w="100"/>
+            </w:tcMar>
+          </w:tcPr>
+          <w:p>
+            <w:r>
+              <w:rPr>
+                <w:b w:val="false"/>
+                <w:bCs w:val="false"/>
+              </w:rPr>
+              <w:t xml:space="preserve">Pruebas con dos celulares (sección 11.3)</w:t>
+            </w:r>
+          </w:p>
+        </w:tc>
+      </w:tr>
+      <w:tr>
+        <w:tc>
+          <w:tcPr>
+            <w:tcW w:type="dxa" w:w="2400"/>
+            <w:tcBorders>
+              <w:top w:val="single" w:color="AAAAAA" w:sz="4"/>
+              <w:left w:val="single" w:color="AAAAAA" w:sz="4"/>
+              <w:bottom w:val="single" w:color="AAAAAA" w:sz="4"/>
+              <w:right w:val="single" w:color="AAAAAA" w:sz="4"/>
+            </w:tcBorders>
+            <w:tcMar>
+              <w:top w:type="dxa" w:w="60"/>
+              <w:left w:type="dxa" w:w="100"/>
+              <w:bottom w:type="dxa" w:w="60"/>
+              <w:right w:type="dxa" w:w="100"/>
+            </w:tcMar>
+          </w:tcPr>
+          <w:p>
+            <w:r>
+              <w:rPr>
+                <w:b w:val="false"/>
+                <w:bCs w:val="false"/>
+              </w:rPr>
+              <w:t xml:space="preserve">Disponibilidad</w:t>
+            </w:r>
+          </w:p>
+        </w:tc>
+        <w:tc>
+          <w:tcPr>
+            <w:tcW w:type="dxa" w:w="3600"/>
+            <w:tcBorders>
+              <w:top w:val="single" w:color="AAAAAA" w:sz="4"/>
+              <w:left w:val="single" w:color="AAAAAA" w:sz="4"/>
+              <w:bottom w:val="single" w:color="AAAAAA" w:sz="4"/>
+              <w:right w:val="single" w:color="AAAAAA" w:sz="4"/>
+            </w:tcBorders>
+            <w:tcMar>
+              <w:top w:type="dxa" w:w="60"/>
+              <w:left w:type="dxa" w:w="100"/>
+              <w:bottom w:type="dxa" w:w="60"/>
+              <w:right w:type="dxa" w:w="100"/>
+            </w:tcMar>
+          </w:tcPr>
+          <w:p>
+            <w:r>
+              <w:rPr>
+                <w:b w:val="false"/>
+                <w:bCs w:val="false"/>
+              </w:rPr>
+              <w:t xml:space="preserve">Indicador de conexión; sin internet Firebase guarda y reenvía</w:t>
+            </w:r>
+          </w:p>
+        </w:tc>
+        <w:tc>
+          <w:tcPr>
+            <w:tcW w:type="dxa" w:w="3026"/>
+            <w:tcBorders>
+              <w:top w:val="single" w:color="AAAAAA" w:sz="4"/>
+              <w:left w:val="single" w:color="AAAAAA" w:sz="4"/>
+              <w:bottom w:val="single" w:color="AAAAAA" w:sz="4"/>
+              <w:right w:val="single" w:color="AAAAAA" w:sz="4"/>
+            </w:tcBorders>
+            <w:tcMar>
+              <w:top w:type="dxa" w:w="60"/>
+              <w:left w:type="dxa" w:w="100"/>
+              <w:bottom w:type="dxa" w:w="60"/>
+              <w:right w:type="dxa" w:w="100"/>
+            </w:tcMar>
+          </w:tcPr>
+          <w:p>
+            <w:r>
+              <w:rPr>
+                <w:b w:val="false"/>
+                <w:bCs w:val="false"/>
+              </w:rPr>
+              <w:t xml:space="preserve">Pruebas 3 y 4 de la sección 11.3</w:t>
+            </w:r>
+          </w:p>
+        </w:tc>
+      </w:tr>
+      <w:tr>
+        <w:tc>
+          <w:tcPr>
+            <w:tcW w:type="dxa" w:w="2400"/>
+            <w:tcBorders>
+              <w:top w:val="single" w:color="AAAAAA" w:sz="4"/>
+              <w:left w:val="single" w:color="AAAAAA" w:sz="4"/>
+              <w:bottom w:val="single" w:color="AAAAAA" w:sz="4"/>
+              <w:right w:val="single" w:color="AAAAAA" w:sz="4"/>
+            </w:tcBorders>
+            <w:tcMar>
+              <w:top w:type="dxa" w:w="60"/>
+              <w:left w:type="dxa" w:w="100"/>
+              <w:bottom w:type="dxa" w:w="60"/>
+              <w:right w:type="dxa" w:w="100"/>
+            </w:tcMar>
+          </w:tcPr>
+          <w:p>
+            <w:r>
+              <w:rPr>
+                <w:b w:val="false"/>
+                <w:bCs w:val="false"/>
+              </w:rPr>
+              <w:t xml:space="preserve">Conexión y condición separadas</w:t>
+            </w:r>
+          </w:p>
+        </w:tc>
+        <w:tc>
+          <w:tcPr>
+            <w:tcW w:type="dxa" w:w="3600"/>
+            <w:tcBorders>
+              <w:top w:val="single" w:color="AAAAAA" w:sz="4"/>
+              <w:left w:val="single" w:color="AAAAAA" w:sz="4"/>
+              <w:bottom w:val="single" w:color="AAAAAA" w:sz="4"/>
+              <w:right w:val="single" w:color="AAAAAA" w:sz="4"/>
+            </w:tcBorders>
+            <w:tcMar>
+              <w:top w:type="dxa" w:w="60"/>
+              <w:left w:type="dxa" w:w="100"/>
+              <w:bottom w:type="dxa" w:w="60"/>
+              <w:right w:type="dxa" w:w="100"/>
+            </w:tcMar>
+          </w:tcPr>
+          <w:p>
+            <w:r>
+              <w:rPr>
+                <w:b w:val="false"/>
+                <w:bCs w:val="false"/>
+              </w:rPr>
+              <w:t xml:space="preserve">Un sensor desconectado no se muestra como "Normal"; su lectura queda como "no actual"</w:t>
+            </w:r>
+          </w:p>
+        </w:tc>
+        <w:tc>
+          <w:tcPr>
+            <w:tcW w:type="dxa" w:w="3026"/>
+            <w:tcBorders>
+              <w:top w:val="single" w:color="AAAAAA" w:sz="4"/>
+              <w:left w:val="single" w:color="AAAAAA" w:sz="4"/>
+              <w:bottom w:val="single" w:color="AAAAAA" w:sz="4"/>
+              <w:right w:val="single" w:color="AAAAAA" w:sz="4"/>
+            </w:tcBorders>
+            <w:tcMar>
+              <w:top w:type="dxa" w:w="60"/>
+              <w:left w:type="dxa" w:w="100"/>
+              <w:bottom w:type="dxa" w:w="60"/>
+              <w:right w:type="dxa" w:w="100"/>
+            </w:tcMar>
+          </w:tcPr>
+          <w:p>
+            <w:r>
+              <w:rPr>
+                <w:b w:val="false"/>
+                <w:bCs w:val="false"/>
+              </w:rPr>
+              <w:t xml:space="preserve">Prueba unitaria y prueba 6 de la sección 11.3</w:t>
+            </w:r>
+          </w:p>
+        </w:tc>
+      </w:tr>
+      <w:tr>
+        <w:tc>
+          <w:tcPr>
+            <w:tcW w:type="dxa" w:w="2400"/>
+            <w:tcBorders>
+              <w:top w:val="single" w:color="AAAAAA" w:sz="4"/>
+              <w:left w:val="single" w:color="AAAAAA" w:sz="4"/>
+              <w:bottom w:val="single" w:color="AAAAAA" w:sz="4"/>
+              <w:right w:val="single" w:color="AAAAAA" w:sz="4"/>
+            </w:tcBorders>
+            <w:tcMar>
+              <w:top w:type="dxa" w:w="60"/>
+              <w:left w:type="dxa" w:w="100"/>
+              <w:bottom w:type="dxa" w:w="60"/>
+              <w:right w:type="dxa" w:w="100"/>
+            </w:tcMar>
+          </w:tcPr>
+          <w:p>
+            <w:r>
+              <w:rPr>
+                <w:b w:val="false"/>
+                <w:bCs w:val="false"/>
+              </w:rPr>
+              <w:t xml:space="preserve">Sin datos inventados</w:t>
+            </w:r>
+          </w:p>
+        </w:tc>
+        <w:tc>
+          <w:tcPr>
+            <w:tcW w:type="dxa" w:w="3600"/>
+            <w:tcBorders>
+              <w:top w:val="single" w:color="AAAAAA" w:sz="4"/>
+              <w:left w:val="single" w:color="AAAAAA" w:sz="4"/>
+              <w:bottom w:val="single" w:color="AAAAAA" w:sz="4"/>
+              <w:right w:val="single" w:color="AAAAAA" w:sz="4"/>
+            </w:tcBorders>
+            <w:tcMar>
+              <w:top w:type="dxa" w:w="60"/>
+              <w:left w:type="dxa" w:w="100"/>
+              <w:bottom w:type="dxa" w:w="60"/>
+              <w:right w:type="dxa" w:w="100"/>
+            </w:tcMar>
+          </w:tcPr>
+          <w:p>
+            <w:r>
+              <w:rPr>
+                <w:b w:val="false"/>
+                <w:bCs w:val="false"/>
+              </w:rPr>
+              <w:t xml:space="preserve">Si no hay lectura se guarda null y se muestra "Sin datos", nunca un 0</w:t>
+            </w:r>
+          </w:p>
+        </w:tc>
+        <w:tc>
+          <w:tcPr>
+            <w:tcW w:type="dxa" w:w="3026"/>
+            <w:tcBorders>
+              <w:top w:val="single" w:color="AAAAAA" w:sz="4"/>
+              <w:left w:val="single" w:color="AAAAAA" w:sz="4"/>
+              <w:bottom w:val="single" w:color="AAAAAA" w:sz="4"/>
+              <w:right w:val="single" w:color="AAAAAA" w:sz="4"/>
+            </w:tcBorders>
+            <w:tcMar>
+              <w:top w:type="dxa" w:w="60"/>
+              <w:left w:type="dxa" w:w="100"/>
+              <w:bottom w:type="dxa" w:w="60"/>
+              <w:right w:type="dxa" w:w="100"/>
+            </w:tcMar>
+          </w:tcPr>
+          <w:p>
+            <w:r>
+              <w:rPr>
+                <w:b w:val="false"/>
+                <w:bCs w:val="false"/>
+              </w:rPr>
+              <w:t xml:space="preserve">Prueba unitaria alInicio_bodegaNoTieneLectura</w:t>
             </w:r>
           </w:p>
         </w:tc>
@@ -3848,797 +7393,72 @@
     </w:p>
     <w:p>
       <w:pPr>
+        <w:pStyle w:val="Heading1"/>
+        <w:keepNext/>
+        <w:spacing w:after="140" w:before="280"/>
+      </w:pPr>
+      <w:r>
+        <w:t xml:space="preserve">10. Interconexión entre dos celulares</w:t>
+      </w:r>
+    </w:p>
+    <w:p>
+      <w:pPr>
         <w:spacing w:after="140" w:line="300"/>
       </w:pPr>
       <w:r>
-        <w:t xml:space="preserve">El simulador repite esta secuencia cada 18 segundos para poder ver todos los casos, en la app y en Firebase:</w:t>
-      </w:r>
-    </w:p>
-    <w:tbl>
-      <w:tblPr>
-        <w:tblW w:type="dxa" w:w="9026"/>
-        <w:tblBorders>
-          <w:top w:val="single" w:color="auto" w:sz="4"/>
-          <w:left w:val="single" w:color="auto" w:sz="4"/>
-          <w:bottom w:val="single" w:color="auto" w:sz="4"/>
-          <w:right w:val="single" w:color="auto" w:sz="4"/>
-          <w:insideH w:val="single" w:color="auto" w:sz="4"/>
-          <w:insideV w:val="single" w:color="auto" w:sz="4"/>
-        </w:tblBorders>
-      </w:tblPr>
-      <w:tblGrid>
-        <w:gridCol w:w="1400"/>
-        <w:gridCol w:w="2400"/>
-        <w:gridCol w:w="2600"/>
-        <w:gridCol w:w="2626"/>
-      </w:tblGrid>
-      <w:tr>
-        <w:tc>
-          <w:tcPr>
-            <w:tcW w:type="dxa" w:w="1400"/>
-            <w:tcBorders>
-              <w:top w:val="single" w:color="AAAAAA" w:sz="4"/>
-              <w:left w:val="single" w:color="AAAAAA" w:sz="4"/>
-              <w:bottom w:val="single" w:color="AAAAAA" w:sz="4"/>
-              <w:right w:val="single" w:color="AAAAAA" w:sz="4"/>
-            </w:tcBorders>
-            <w:shd w:fill="D9E6F2" w:color="auto" w:val="clear"/>
-            <w:tcMar>
-              <w:top w:type="dxa" w:w="60"/>
-              <w:left w:type="dxa" w:w="100"/>
-              <w:bottom w:type="dxa" w:w="60"/>
-              <w:right w:type="dxa" w:w="100"/>
-            </w:tcMar>
-          </w:tcPr>
-          <w:p>
-            <w:r>
-              <w:rPr>
-                <w:b/>
-                <w:bCs/>
-              </w:rPr>
-              <w:t xml:space="preserve">Tiempo</w:t>
-            </w:r>
-          </w:p>
-        </w:tc>
-        <w:tc>
-          <w:tcPr>
-            <w:tcW w:type="dxa" w:w="2400"/>
-            <w:tcBorders>
-              <w:top w:val="single" w:color="AAAAAA" w:sz="4"/>
-              <w:left w:val="single" w:color="AAAAAA" w:sz="4"/>
-              <w:bottom w:val="single" w:color="AAAAAA" w:sz="4"/>
-              <w:right w:val="single" w:color="AAAAAA" w:sz="4"/>
-            </w:tcBorders>
-            <w:shd w:fill="D9E6F2" w:color="auto" w:val="clear"/>
-            <w:tcMar>
-              <w:top w:type="dxa" w:w="60"/>
-              <w:left w:type="dxa" w:w="100"/>
-              <w:bottom w:type="dxa" w:w="60"/>
-              <w:right w:type="dxa" w:w="100"/>
-            </w:tcMar>
-          </w:tcPr>
-          <w:p>
-            <w:r>
-              <w:rPr>
-                <w:b/>
-                <w:bCs/>
-              </w:rPr>
-              <w:t xml:space="preserve">Edificio A</w:t>
-            </w:r>
-          </w:p>
-        </w:tc>
-        <w:tc>
-          <w:tcPr>
-            <w:tcW w:type="dxa" w:w="2600"/>
-            <w:tcBorders>
-              <w:top w:val="single" w:color="AAAAAA" w:sz="4"/>
-              <w:left w:val="single" w:color="AAAAAA" w:sz="4"/>
-              <w:bottom w:val="single" w:color="AAAAAA" w:sz="4"/>
-              <w:right w:val="single" w:color="AAAAAA" w:sz="4"/>
-            </w:tcBorders>
-            <w:shd w:fill="D9E6F2" w:color="auto" w:val="clear"/>
-            <w:tcMar>
-              <w:top w:type="dxa" w:w="60"/>
-              <w:left w:type="dxa" w:w="100"/>
-              <w:bottom w:type="dxa" w:w="60"/>
-              <w:right w:type="dxa" w:w="100"/>
-            </w:tcMar>
-          </w:tcPr>
-          <w:p>
-            <w:r>
-              <w:rPr>
-                <w:b/>
-                <w:bCs/>
-              </w:rPr>
-              <w:t xml:space="preserve">Edificio B</w:t>
-            </w:r>
-          </w:p>
-        </w:tc>
-        <w:tc>
-          <w:tcPr>
-            <w:tcW w:type="dxa" w:w="2626"/>
-            <w:tcBorders>
-              <w:top w:val="single" w:color="AAAAAA" w:sz="4"/>
-              <w:left w:val="single" w:color="AAAAAA" w:sz="4"/>
-              <w:bottom w:val="single" w:color="AAAAAA" w:sz="4"/>
-              <w:right w:val="single" w:color="AAAAAA" w:sz="4"/>
-            </w:tcBorders>
-            <w:shd w:fill="D9E6F2" w:color="auto" w:val="clear"/>
-            <w:tcMar>
-              <w:top w:type="dxa" w:w="60"/>
-              <w:left w:type="dxa" w:w="100"/>
-              <w:bottom w:type="dxa" w:w="60"/>
-              <w:right w:type="dxa" w:w="100"/>
-            </w:tcMar>
-          </w:tcPr>
-          <w:p>
-            <w:r>
-              <w:rPr>
-                <w:b/>
-                <w:bCs/>
-              </w:rPr>
-              <w:t xml:space="preserve">Bodega Norte</w:t>
-            </w:r>
-          </w:p>
-        </w:tc>
-      </w:tr>
-      <w:tr>
-        <w:tc>
-          <w:tcPr>
-            <w:tcW w:type="dxa" w:w="1400"/>
-            <w:tcBorders>
-              <w:top w:val="single" w:color="AAAAAA" w:sz="4"/>
-              <w:left w:val="single" w:color="AAAAAA" w:sz="4"/>
-              <w:bottom w:val="single" w:color="AAAAAA" w:sz="4"/>
-              <w:right w:val="single" w:color="AAAAAA" w:sz="4"/>
-            </w:tcBorders>
-            <w:tcMar>
-              <w:top w:type="dxa" w:w="60"/>
-              <w:left w:type="dxa" w:w="100"/>
-              <w:bottom w:type="dxa" w:w="60"/>
-              <w:right w:type="dxa" w:w="100"/>
-            </w:tcMar>
-          </w:tcPr>
-          <w:p>
-            <w:r>
-              <w:rPr>
-                <w:b w:val="false"/>
-                <w:bCs w:val="false"/>
-              </w:rPr>
-              <w:t xml:space="preserve">0 s</w:t>
-            </w:r>
-          </w:p>
-        </w:tc>
-        <w:tc>
-          <w:tcPr>
-            <w:tcW w:type="dxa" w:w="2400"/>
-            <w:tcBorders>
-              <w:top w:val="single" w:color="AAAAAA" w:sz="4"/>
-              <w:left w:val="single" w:color="AAAAAA" w:sz="4"/>
-              <w:bottom w:val="single" w:color="AAAAAA" w:sz="4"/>
-              <w:right w:val="single" w:color="AAAAAA" w:sz="4"/>
-            </w:tcBorders>
-            <w:tcMar>
-              <w:top w:type="dxa" w:w="60"/>
-              <w:left w:type="dxa" w:w="100"/>
-              <w:bottom w:type="dxa" w:w="60"/>
-              <w:right w:type="dxa" w:w="100"/>
-            </w:tcMar>
-          </w:tcPr>
-          <w:p>
-            <w:r>
-              <w:rPr>
-                <w:b w:val="false"/>
-                <w:bCs w:val="false"/>
-              </w:rPr>
-              <w:t xml:space="preserve">Normal</w:t>
-            </w:r>
-          </w:p>
-        </w:tc>
-        <w:tc>
-          <w:tcPr>
-            <w:tcW w:type="dxa" w:w="2600"/>
-            <w:tcBorders>
-              <w:top w:val="single" w:color="AAAAAA" w:sz="4"/>
-              <w:left w:val="single" w:color="AAAAAA" w:sz="4"/>
-              <w:bottom w:val="single" w:color="AAAAAA" w:sz="4"/>
-              <w:right w:val="single" w:color="AAAAAA" w:sz="4"/>
-            </w:tcBorders>
-            <w:tcMar>
-              <w:top w:type="dxa" w:w="60"/>
-              <w:left w:type="dxa" w:w="100"/>
-              <w:bottom w:type="dxa" w:w="60"/>
-              <w:right w:type="dxa" w:w="100"/>
-            </w:tcMar>
-          </w:tcPr>
-          <w:p>
-            <w:r>
-              <w:rPr>
-                <w:b w:val="false"/>
-                <w:bCs w:val="false"/>
-              </w:rPr>
-              <w:t xml:space="preserve">Normal</w:t>
-            </w:r>
-          </w:p>
-        </w:tc>
-        <w:tc>
-          <w:tcPr>
-            <w:tcW w:type="dxa" w:w="2626"/>
-            <w:tcBorders>
-              <w:top w:val="single" w:color="AAAAAA" w:sz="4"/>
-              <w:left w:val="single" w:color="AAAAAA" w:sz="4"/>
-              <w:bottom w:val="single" w:color="AAAAAA" w:sz="4"/>
-              <w:right w:val="single" w:color="AAAAAA" w:sz="4"/>
-            </w:tcBorders>
-            <w:tcMar>
-              <w:top w:type="dxa" w:w="60"/>
-              <w:left w:type="dxa" w:w="100"/>
-              <w:bottom w:type="dxa" w:w="60"/>
-              <w:right w:type="dxa" w:w="100"/>
-            </w:tcMar>
-          </w:tcPr>
-          <w:p>
-            <w:r>
-              <w:rPr>
-                <w:b w:val="false"/>
-                <w:bCs w:val="false"/>
-              </w:rPr>
-              <w:t xml:space="preserve">Desconectada, sin datos</w:t>
-            </w:r>
-          </w:p>
-        </w:tc>
-      </w:tr>
-      <w:tr>
-        <w:tc>
-          <w:tcPr>
-            <w:tcW w:type="dxa" w:w="1400"/>
-            <w:tcBorders>
-              <w:top w:val="single" w:color="AAAAAA" w:sz="4"/>
-              <w:left w:val="single" w:color="AAAAAA" w:sz="4"/>
-              <w:bottom w:val="single" w:color="AAAAAA" w:sz="4"/>
-              <w:right w:val="single" w:color="AAAAAA" w:sz="4"/>
-            </w:tcBorders>
-            <w:tcMar>
-              <w:top w:type="dxa" w:w="60"/>
-              <w:left w:type="dxa" w:w="100"/>
-              <w:bottom w:type="dxa" w:w="60"/>
-              <w:right w:type="dxa" w:w="100"/>
-            </w:tcMar>
-          </w:tcPr>
-          <w:p>
-            <w:r>
-              <w:rPr>
-                <w:b w:val="false"/>
-                <w:bCs w:val="false"/>
-              </w:rPr>
-              <w:t xml:space="preserve">3 s</w:t>
-            </w:r>
-          </w:p>
-        </w:tc>
-        <w:tc>
-          <w:tcPr>
-            <w:tcW w:type="dxa" w:w="2400"/>
-            <w:tcBorders>
-              <w:top w:val="single" w:color="AAAAAA" w:sz="4"/>
-              <w:left w:val="single" w:color="AAAAAA" w:sz="4"/>
-              <w:bottom w:val="single" w:color="AAAAAA" w:sz="4"/>
-              <w:right w:val="single" w:color="AAAAAA" w:sz="4"/>
-            </w:tcBorders>
-            <w:tcMar>
-              <w:top w:type="dxa" w:w="60"/>
-              <w:left w:type="dxa" w:w="100"/>
-              <w:bottom w:type="dxa" w:w="60"/>
-              <w:right w:type="dxa" w:w="100"/>
-            </w:tcMar>
-          </w:tcPr>
-          <w:p>
-            <w:r>
-              <w:rPr>
-                <w:b w:val="false"/>
-                <w:bCs w:val="false"/>
-              </w:rPr>
-              <w:t xml:space="preserve">Normal</w:t>
-            </w:r>
-          </w:p>
-        </w:tc>
-        <w:tc>
-          <w:tcPr>
-            <w:tcW w:type="dxa" w:w="2600"/>
-            <w:tcBorders>
-              <w:top w:val="single" w:color="AAAAAA" w:sz="4"/>
-              <w:left w:val="single" w:color="AAAAAA" w:sz="4"/>
-              <w:bottom w:val="single" w:color="AAAAAA" w:sz="4"/>
-              <w:right w:val="single" w:color="AAAAAA" w:sz="4"/>
-            </w:tcBorders>
-            <w:tcMar>
-              <w:top w:type="dxa" w:w="60"/>
-              <w:left w:type="dxa" w:w="100"/>
-              <w:bottom w:type="dxa" w:w="60"/>
-              <w:right w:type="dxa" w:w="100"/>
-            </w:tcMar>
-          </w:tcPr>
-          <w:p>
-            <w:r>
-              <w:rPr>
-                <w:b w:val="false"/>
-                <w:bCs w:val="false"/>
-              </w:rPr>
-              <w:t xml:space="preserve">Normal</w:t>
-            </w:r>
-          </w:p>
-        </w:tc>
-        <w:tc>
-          <w:tcPr>
-            <w:tcW w:type="dxa" w:w="2626"/>
-            <w:tcBorders>
-              <w:top w:val="single" w:color="AAAAAA" w:sz="4"/>
-              <w:left w:val="single" w:color="AAAAAA" w:sz="4"/>
-              <w:bottom w:val="single" w:color="AAAAAA" w:sz="4"/>
-              <w:right w:val="single" w:color="AAAAAA" w:sz="4"/>
-            </w:tcBorders>
-            <w:tcMar>
-              <w:top w:type="dxa" w:w="60"/>
-              <w:left w:type="dxa" w:w="100"/>
-              <w:bottom w:type="dxa" w:w="60"/>
-              <w:right w:type="dxa" w:w="100"/>
-            </w:tcMar>
-          </w:tcPr>
-          <w:p>
-            <w:r>
-              <w:rPr>
-                <w:b w:val="false"/>
-                <w:bCs w:val="false"/>
-              </w:rPr>
-              <w:t xml:space="preserve">Conectada</w:t>
-            </w:r>
-          </w:p>
-        </w:tc>
-      </w:tr>
-      <w:tr>
-        <w:tc>
-          <w:tcPr>
-            <w:tcW w:type="dxa" w:w="1400"/>
-            <w:tcBorders>
-              <w:top w:val="single" w:color="AAAAAA" w:sz="4"/>
-              <w:left w:val="single" w:color="AAAAAA" w:sz="4"/>
-              <w:bottom w:val="single" w:color="AAAAAA" w:sz="4"/>
-              <w:right w:val="single" w:color="AAAAAA" w:sz="4"/>
-            </w:tcBorders>
-            <w:tcMar>
-              <w:top w:type="dxa" w:w="60"/>
-              <w:left w:type="dxa" w:w="100"/>
-              <w:bottom w:type="dxa" w:w="60"/>
-              <w:right w:type="dxa" w:w="100"/>
-            </w:tcMar>
-          </w:tcPr>
-          <w:p>
-            <w:r>
-              <w:rPr>
-                <w:b w:val="false"/>
-                <w:bCs w:val="false"/>
-              </w:rPr>
-              <w:t xml:space="preserve">6 s</w:t>
-            </w:r>
-          </w:p>
-        </w:tc>
-        <w:tc>
-          <w:tcPr>
-            <w:tcW w:type="dxa" w:w="2400"/>
-            <w:tcBorders>
-              <w:top w:val="single" w:color="AAAAAA" w:sz="4"/>
-              <w:left w:val="single" w:color="AAAAAA" w:sz="4"/>
-              <w:bottom w:val="single" w:color="AAAAAA" w:sz="4"/>
-              <w:right w:val="single" w:color="AAAAAA" w:sz="4"/>
-            </w:tcBorders>
-            <w:tcMar>
-              <w:top w:type="dxa" w:w="60"/>
-              <w:left w:type="dxa" w:w="100"/>
-              <w:bottom w:type="dxa" w:w="60"/>
-              <w:right w:type="dxa" w:w="100"/>
-            </w:tcMar>
-          </w:tcPr>
-          <w:p>
-            <w:r>
-              <w:rPr>
-                <w:b w:val="false"/>
-                <w:bCs w:val="false"/>
-              </w:rPr>
-              <w:t xml:space="preserve">Normal</w:t>
-            </w:r>
-          </w:p>
-        </w:tc>
-        <w:tc>
-          <w:tcPr>
-            <w:tcW w:type="dxa" w:w="2600"/>
-            <w:tcBorders>
-              <w:top w:val="single" w:color="AAAAAA" w:sz="4"/>
-              <w:left w:val="single" w:color="AAAAAA" w:sz="4"/>
-              <w:bottom w:val="single" w:color="AAAAAA" w:sz="4"/>
-              <w:right w:val="single" w:color="AAAAAA" w:sz="4"/>
-            </w:tcBorders>
-            <w:tcMar>
-              <w:top w:type="dxa" w:w="60"/>
-              <w:left w:type="dxa" w:w="100"/>
-              <w:bottom w:type="dxa" w:w="60"/>
-              <w:right w:type="dxa" w:w="100"/>
-            </w:tcMar>
-          </w:tcPr>
-          <w:p>
-            <w:r>
-              <w:rPr>
-                <w:b w:val="false"/>
-                <w:bCs w:val="false"/>
-              </w:rPr>
-              <w:t xml:space="preserve">Daño (caída 14,3 %)</w:t>
-            </w:r>
-          </w:p>
-        </w:tc>
-        <w:tc>
-          <w:tcPr>
-            <w:tcW w:type="dxa" w:w="2626"/>
-            <w:tcBorders>
-              <w:top w:val="single" w:color="AAAAAA" w:sz="4"/>
-              <w:left w:val="single" w:color="AAAAAA" w:sz="4"/>
-              <w:bottom w:val="single" w:color="AAAAAA" w:sz="4"/>
-              <w:right w:val="single" w:color="AAAAAA" w:sz="4"/>
-            </w:tcBorders>
-            <w:tcMar>
-              <w:top w:type="dxa" w:w="60"/>
-              <w:left w:type="dxa" w:w="100"/>
-              <w:bottom w:type="dxa" w:w="60"/>
-              <w:right w:type="dxa" w:w="100"/>
-            </w:tcMar>
-          </w:tcPr>
-          <w:p>
-            <w:r>
-              <w:rPr>
-                <w:b w:val="false"/>
-                <w:bCs w:val="false"/>
-              </w:rPr>
-              <w:t xml:space="preserve">Conectada</w:t>
-            </w:r>
-          </w:p>
-        </w:tc>
-      </w:tr>
-      <w:tr>
-        <w:tc>
-          <w:tcPr>
-            <w:tcW w:type="dxa" w:w="1400"/>
-            <w:tcBorders>
-              <w:top w:val="single" w:color="AAAAAA" w:sz="4"/>
-              <w:left w:val="single" w:color="AAAAAA" w:sz="4"/>
-              <w:bottom w:val="single" w:color="AAAAAA" w:sz="4"/>
-              <w:right w:val="single" w:color="AAAAAA" w:sz="4"/>
-            </w:tcBorders>
-            <w:tcMar>
-              <w:top w:type="dxa" w:w="60"/>
-              <w:left w:type="dxa" w:w="100"/>
-              <w:bottom w:type="dxa" w:w="60"/>
-              <w:right w:type="dxa" w:w="100"/>
-            </w:tcMar>
-          </w:tcPr>
-          <w:p>
-            <w:r>
-              <w:rPr>
-                <w:b w:val="false"/>
-                <w:bCs w:val="false"/>
-              </w:rPr>
-              <w:t xml:space="preserve">9 s</w:t>
-            </w:r>
-          </w:p>
-        </w:tc>
-        <w:tc>
-          <w:tcPr>
-            <w:tcW w:type="dxa" w:w="2400"/>
-            <w:tcBorders>
-              <w:top w:val="single" w:color="AAAAAA" w:sz="4"/>
-              <w:left w:val="single" w:color="AAAAAA" w:sz="4"/>
-              <w:bottom w:val="single" w:color="AAAAAA" w:sz="4"/>
-              <w:right w:val="single" w:color="AAAAAA" w:sz="4"/>
-            </w:tcBorders>
-            <w:tcMar>
-              <w:top w:type="dxa" w:w="60"/>
-              <w:left w:type="dxa" w:w="100"/>
-              <w:bottom w:type="dxa" w:w="60"/>
-              <w:right w:type="dxa" w:w="100"/>
-            </w:tcMar>
-          </w:tcPr>
-          <w:p>
-            <w:r>
-              <w:rPr>
-                <w:b w:val="false"/>
-                <w:bCs w:val="false"/>
-              </w:rPr>
-              <w:t xml:space="preserve">Normal</w:t>
-            </w:r>
-          </w:p>
-        </w:tc>
-        <w:tc>
-          <w:tcPr>
-            <w:tcW w:type="dxa" w:w="2600"/>
-            <w:tcBorders>
-              <w:top w:val="single" w:color="AAAAAA" w:sz="4"/>
-              <w:left w:val="single" w:color="AAAAAA" w:sz="4"/>
-              <w:bottom w:val="single" w:color="AAAAAA" w:sz="4"/>
-              <w:right w:val="single" w:color="AAAAAA" w:sz="4"/>
-            </w:tcBorders>
-            <w:tcMar>
-              <w:top w:type="dxa" w:w="60"/>
-              <w:left w:type="dxa" w:w="100"/>
-              <w:bottom w:type="dxa" w:w="60"/>
-              <w:right w:type="dxa" w:w="100"/>
-            </w:tcMar>
-          </w:tcPr>
-          <w:p>
-            <w:r>
-              <w:rPr>
-                <w:b w:val="false"/>
-                <w:bCs w:val="false"/>
-              </w:rPr>
-              <w:t xml:space="preserve">Daño</w:t>
-            </w:r>
-          </w:p>
-        </w:tc>
-        <w:tc>
-          <w:tcPr>
-            <w:tcW w:type="dxa" w:w="2626"/>
-            <w:tcBorders>
-              <w:top w:val="single" w:color="AAAAAA" w:sz="4"/>
-              <w:left w:val="single" w:color="AAAAAA" w:sz="4"/>
-              <w:bottom w:val="single" w:color="AAAAAA" w:sz="4"/>
-              <w:right w:val="single" w:color="AAAAAA" w:sz="4"/>
-            </w:tcBorders>
-            <w:tcMar>
-              <w:top w:type="dxa" w:w="60"/>
-              <w:left w:type="dxa" w:w="100"/>
-              <w:bottom w:type="dxa" w:w="60"/>
-              <w:right w:type="dxa" w:w="100"/>
-            </w:tcMar>
-          </w:tcPr>
-          <w:p>
-            <w:r>
-              <w:rPr>
-                <w:b w:val="false"/>
-                <w:bCs w:val="false"/>
-              </w:rPr>
-              <w:t xml:space="preserve">Conectada</w:t>
-            </w:r>
-          </w:p>
-        </w:tc>
-      </w:tr>
-      <w:tr>
-        <w:tc>
-          <w:tcPr>
-            <w:tcW w:type="dxa" w:w="1400"/>
-            <w:tcBorders>
-              <w:top w:val="single" w:color="AAAAAA" w:sz="4"/>
-              <w:left w:val="single" w:color="AAAAAA" w:sz="4"/>
-              <w:bottom w:val="single" w:color="AAAAAA" w:sz="4"/>
-              <w:right w:val="single" w:color="AAAAAA" w:sz="4"/>
-            </w:tcBorders>
-            <w:tcMar>
-              <w:top w:type="dxa" w:w="60"/>
-              <w:left w:type="dxa" w:w="100"/>
-              <w:bottom w:type="dxa" w:w="60"/>
-              <w:right w:type="dxa" w:w="100"/>
-            </w:tcMar>
-          </w:tcPr>
-          <w:p>
-            <w:r>
-              <w:rPr>
-                <w:b w:val="false"/>
-                <w:bCs w:val="false"/>
-              </w:rPr>
-              <w:t xml:space="preserve">12 s</w:t>
-            </w:r>
-          </w:p>
-        </w:tc>
-        <w:tc>
-          <w:tcPr>
-            <w:tcW w:type="dxa" w:w="2400"/>
-            <w:tcBorders>
-              <w:top w:val="single" w:color="AAAAAA" w:sz="4"/>
-              <w:left w:val="single" w:color="AAAAAA" w:sz="4"/>
-              <w:bottom w:val="single" w:color="AAAAAA" w:sz="4"/>
-              <w:right w:val="single" w:color="AAAAAA" w:sz="4"/>
-            </w:tcBorders>
-            <w:tcMar>
-              <w:top w:type="dxa" w:w="60"/>
-              <w:left w:type="dxa" w:w="100"/>
-              <w:bottom w:type="dxa" w:w="60"/>
-              <w:right w:type="dxa" w:w="100"/>
-            </w:tcMar>
-          </w:tcPr>
-          <w:p>
-            <w:r>
-              <w:rPr>
-                <w:b w:val="false"/>
-                <w:bCs w:val="false"/>
-              </w:rPr>
-              <w:t xml:space="preserve">Normal</w:t>
-            </w:r>
-          </w:p>
-        </w:tc>
-        <w:tc>
-          <w:tcPr>
-            <w:tcW w:type="dxa" w:w="2600"/>
-            <w:tcBorders>
-              <w:top w:val="single" w:color="AAAAAA" w:sz="4"/>
-              <w:left w:val="single" w:color="AAAAAA" w:sz="4"/>
-              <w:bottom w:val="single" w:color="AAAAAA" w:sz="4"/>
-              <w:right w:val="single" w:color="AAAAAA" w:sz="4"/>
-            </w:tcBorders>
-            <w:tcMar>
-              <w:top w:type="dxa" w:w="60"/>
-              <w:left w:type="dxa" w:w="100"/>
-              <w:bottom w:type="dxa" w:w="60"/>
-              <w:right w:type="dxa" w:w="100"/>
-            </w:tcMar>
-          </w:tcPr>
-          <w:p>
-            <w:r>
-              <w:rPr>
-                <w:b w:val="false"/>
-                <w:bCs w:val="false"/>
-              </w:rPr>
-              <w:t xml:space="preserve">Daño</w:t>
-            </w:r>
-          </w:p>
-        </w:tc>
-        <w:tc>
-          <w:tcPr>
-            <w:tcW w:type="dxa" w:w="2626"/>
-            <w:tcBorders>
-              <w:top w:val="single" w:color="AAAAAA" w:sz="4"/>
-              <w:left w:val="single" w:color="AAAAAA" w:sz="4"/>
-              <w:bottom w:val="single" w:color="AAAAAA" w:sz="4"/>
-              <w:right w:val="single" w:color="AAAAAA" w:sz="4"/>
-            </w:tcBorders>
-            <w:tcMar>
-              <w:top w:type="dxa" w:w="60"/>
-              <w:left w:type="dxa" w:w="100"/>
-              <w:bottom w:type="dxa" w:w="60"/>
-              <w:right w:type="dxa" w:w="100"/>
-            </w:tcMar>
-          </w:tcPr>
-          <w:p>
-            <w:r>
-              <w:rPr>
-                <w:b w:val="false"/>
-                <w:bCs w:val="false"/>
-              </w:rPr>
-              <w:t xml:space="preserve">Desconectada, guarda la lectura de los 9 s</w:t>
-            </w:r>
-          </w:p>
-        </w:tc>
-      </w:tr>
-      <w:tr>
-        <w:tc>
-          <w:tcPr>
-            <w:tcW w:type="dxa" w:w="1400"/>
-            <w:tcBorders>
-              <w:top w:val="single" w:color="AAAAAA" w:sz="4"/>
-              <w:left w:val="single" w:color="AAAAAA" w:sz="4"/>
-              <w:bottom w:val="single" w:color="AAAAAA" w:sz="4"/>
-              <w:right w:val="single" w:color="AAAAAA" w:sz="4"/>
-            </w:tcBorders>
-            <w:tcMar>
-              <w:top w:type="dxa" w:w="60"/>
-              <w:left w:type="dxa" w:w="100"/>
-              <w:bottom w:type="dxa" w:w="60"/>
-              <w:right w:type="dxa" w:w="100"/>
-            </w:tcMar>
-          </w:tcPr>
-          <w:p>
-            <w:r>
-              <w:rPr>
-                <w:b w:val="false"/>
-                <w:bCs w:val="false"/>
-              </w:rPr>
-              <w:t xml:space="preserve">15 s</w:t>
-            </w:r>
-          </w:p>
-        </w:tc>
-        <w:tc>
-          <w:tcPr>
-            <w:tcW w:type="dxa" w:w="2400"/>
-            <w:tcBorders>
-              <w:top w:val="single" w:color="AAAAAA" w:sz="4"/>
-              <w:left w:val="single" w:color="AAAAAA" w:sz="4"/>
-              <w:bottom w:val="single" w:color="AAAAAA" w:sz="4"/>
-              <w:right w:val="single" w:color="AAAAAA" w:sz="4"/>
-            </w:tcBorders>
-            <w:tcMar>
-              <w:top w:type="dxa" w:w="60"/>
-              <w:left w:type="dxa" w:w="100"/>
-              <w:bottom w:type="dxa" w:w="60"/>
-              <w:right w:type="dxa" w:w="100"/>
-            </w:tcMar>
-          </w:tcPr>
-          <w:p>
-            <w:r>
-              <w:rPr>
-                <w:b w:val="false"/>
-                <w:bCs w:val="false"/>
-              </w:rPr>
-              <w:t xml:space="preserve">Sismo</w:t>
-            </w:r>
-          </w:p>
-        </w:tc>
-        <w:tc>
-          <w:tcPr>
-            <w:tcW w:type="dxa" w:w="2600"/>
-            <w:tcBorders>
-              <w:top w:val="single" w:color="AAAAAA" w:sz="4"/>
-              <w:left w:val="single" w:color="AAAAAA" w:sz="4"/>
-              <w:bottom w:val="single" w:color="AAAAAA" w:sz="4"/>
-              <w:right w:val="single" w:color="AAAAAA" w:sz="4"/>
-            </w:tcBorders>
-            <w:tcMar>
-              <w:top w:type="dxa" w:w="60"/>
-              <w:left w:type="dxa" w:w="100"/>
-              <w:bottom w:type="dxa" w:w="60"/>
-              <w:right w:type="dxa" w:w="100"/>
-            </w:tcMar>
-          </w:tcPr>
-          <w:p>
-            <w:r>
-              <w:rPr>
-                <w:b w:val="false"/>
-                <w:bCs w:val="false"/>
-              </w:rPr>
-              <w:t xml:space="preserve">Normal</w:t>
-            </w:r>
-          </w:p>
-        </w:tc>
-        <w:tc>
-          <w:tcPr>
-            <w:tcW w:type="dxa" w:w="2626"/>
-            <w:tcBorders>
-              <w:top w:val="single" w:color="AAAAAA" w:sz="4"/>
-              <w:left w:val="single" w:color="AAAAAA" w:sz="4"/>
-              <w:bottom w:val="single" w:color="AAAAAA" w:sz="4"/>
-              <w:right w:val="single" w:color="AAAAAA" w:sz="4"/>
-            </w:tcBorders>
-            <w:tcMar>
-              <w:top w:type="dxa" w:w="60"/>
-              <w:left w:type="dxa" w:w="100"/>
-              <w:bottom w:type="dxa" w:w="60"/>
-              <w:right w:type="dxa" w:w="100"/>
-            </w:tcMar>
-          </w:tcPr>
-          <w:p>
-            <w:r>
-              <w:rPr>
-                <w:b w:val="false"/>
-                <w:bCs w:val="false"/>
-              </w:rPr>
-              <w:t xml:space="preserve">Conectada</w:t>
-            </w:r>
-          </w:p>
-        </w:tc>
-      </w:tr>
-    </w:tbl>
-    <w:p>
-      <w:pPr>
-        <w:spacing w:after="120"/>
-      </w:pPr>
-    </w:p>
-    <w:p>
-      <w:pPr>
-        <w:pStyle w:val="Heading1"/>
-        <w:spacing w:after="140" w:before="280"/>
-      </w:pPr>
-      <w:r>
-        <w:t xml:space="preserve">7. Diseño de la app</w:t>
-      </w:r>
-    </w:p>
-    <w:p>
-      <w:pPr>
-        <w:spacing w:after="140" w:line="300"/>
-      </w:pPr>
-      <w:r>
-        <w:t xml:space="preserve">Partimos del mockup que entregamos antes, con tres pantallas: inicio de sesión, lista de estructuras y detalle. Ya está hecha la lista de estructuras con datos de Firebase. El inicio de sesión y el detalle se agregan en la siguiente etapa.</w:t>
+        <w:t xml:space="preserve">Las dos apps se comunican a través de Firebase usando WiFi o datos móviles. Cómo se configura:</w:t>
+      </w:r>
+    </w:p>
+    <w:p>
+      <w:pPr>
+        <w:pStyle w:val="ListParagraph"/>
+        <w:numPr>
+          <w:ilvl w:val="0"/>
+          <w:numId w:val="4"/>
+        </w:numPr>
+        <w:spacing w:after="80" w:line="280"/>
+      </w:pPr>
+      <w:r>
+        <w:t xml:space="preserve">Instalar la misma app en dos equipos (dos celulares, o un celular y un emulador) desde Android Studio, con el archivo google-services.json del proyecto.</w:t>
+      </w:r>
+    </w:p>
+    <w:p>
+      <w:pPr>
+        <w:pStyle w:val="ListParagraph"/>
+        <w:numPr>
+          <w:ilvl w:val="0"/>
+          <w:numId w:val="4"/>
+        </w:numPr>
+        <w:spacing w:after="80" w:line="280"/>
+      </w:pPr>
+      <w:r>
+        <w:t xml:space="preserve">En cada equipo, iniciar sesión (con la misma cuenta o con cuentas distintas).</w:t>
+      </w:r>
+    </w:p>
+    <w:p>
+      <w:pPr>
+        <w:pStyle w:val="ListParagraph"/>
+        <w:numPr>
+          <w:ilvl w:val="0"/>
+          <w:numId w:val="4"/>
+        </w:numPr>
+        <w:spacing w:after="80" w:line="280"/>
+      </w:pPr>
+      <w:r>
+        <w:t xml:space="preserve">En el celular A abrir la pestaña Activador; en el celular B abrir la pestaña Monitoreo.</w:t>
+      </w:r>
+    </w:p>
+    <w:p>
+      <w:pPr>
+        <w:pStyle w:val="ListParagraph"/>
+        <w:numPr>
+          <w:ilvl w:val="0"/>
+          <w:numId w:val="4"/>
+        </w:numPr>
+        <w:spacing w:after="80" w:line="280"/>
+      </w:pPr>
+      <w:r>
+        <w:t xml:space="preserve">Enviar una lectura desde A: Firebase la guarda y avisa a B, que actualiza la tarjeta sin apretar nada.</w:t>
       </w:r>
     </w:p>
     <w:p>
@@ -4649,9 +7469,9 @@
       <w:r>
         <w:drawing>
           <wp:inline distT="0" distB="0" distL="0" distR="0">
-            <wp:extent cx="5334000" cy="3895725"/>
+            <wp:extent cx="5715000" cy="942975"/>
             <wp:effectExtent t="0" r="0" b="0" l="0"/>
-            <wp:docPr id="1" name="Figura 3: mockup de la app" descr="Figura 3: mockup de la app" title="Figura 3: mockup de la app"/>
+            <wp:docPr id="1" name="Figura 3: comunicación entre los dos celulares" descr="Figura 3: comunicación entre los dos celulares" title="Figura 3: comunicación entre los dos celulares"/>
             <wp:cNvGraphicFramePr>
               <a:graphicFrameLocks xmlns:a="http://schemas.openxmlformats.org/drawingml/2006/main" noChangeAspect="1"/>
             </wp:cNvGraphicFramePr>
@@ -4674,85 +7494,6 @@
                   <pic:spPr bwMode="auto">
                     <a:xfrm>
                       <a:off x="0" y="0"/>
-                      <a:ext cx="5334000" cy="3895725"/>
-                    </a:xfrm>
-                    <a:prstGeom prst="rect">
-                      <a:avLst/>
-                    </a:prstGeom>
-                  </pic:spPr>
-                </pic:pic>
-              </a:graphicData>
-            </a:graphic>
-          </wp:inline>
-        </w:drawing>
-      </w:r>
-    </w:p>
-    <w:p>
-      <w:pPr>
-        <w:spacing w:after="200"/>
-        <w:jc w:val="center"/>
-      </w:pPr>
-      <w:r>
-        <w:rPr>
-          <w:i/>
-          <w:iCs/>
-          <w:color w:val="555555"/>
-          <w:sz w:val="20"/>
-          <w:szCs w:val="20"/>
-        </w:rPr>
-        <w:t xml:space="preserve">Figura 3: mockup de la app</w:t>
-      </w:r>
-    </w:p>
-    <w:p>
-      <w:pPr>
-        <w:pStyle w:val="Heading1"/>
-        <w:spacing w:after="140" w:before="280"/>
-      </w:pPr>
-      <w:r>
-        <w:t xml:space="preserve">8. Comunicación inalámbrica</w:t>
-      </w:r>
-    </w:p>
-    <w:p>
-      <w:pPr>
-        <w:spacing w:after="140" w:line="300"/>
-      </w:pPr>
-      <w:r>
-        <w:t xml:space="preserve">La app ya se comunica por internet (WiFi o datos móviles) con Firebase. Lo siguiente es separar el trabajo en dos celulares: uno (Activador) enviará las mediciones y el otro (Monitoreo) las leerá desde Firebase. Elegimos WiFi y no Bluetooth porque el proyecto vigila varias estructuras en lugares distintos y el Bluetooth solo alcanza unos metros. El Bluetooth lo dejamos para configurar y recalibrar el sensor en terreno.</w:t>
-      </w:r>
-    </w:p>
-    <w:p>
-      <w:pPr>
-        <w:spacing w:after="60" w:before="120"/>
-        <w:jc w:val="center"/>
-      </w:pPr>
-      <w:r>
-        <w:drawing>
-          <wp:inline distT="0" distB="0" distL="0" distR="0">
-            <wp:extent cx="5715000" cy="942975"/>
-            <wp:effectExtent t="0" r="0" b="0" l="0"/>
-            <wp:docPr id="1" name="Figura 4: comunicación planificada entre los dos celulares" descr="Figura 4: comunicación planificada entre los dos celulares" title="Figura 4: comunicación planificada entre los dos celulares"/>
-            <wp:cNvGraphicFramePr>
-              <a:graphicFrameLocks xmlns:a="http://schemas.openxmlformats.org/drawingml/2006/main" noChangeAspect="1"/>
-            </wp:cNvGraphicFramePr>
-            <a:graphic xmlns:a="http://schemas.openxmlformats.org/drawingml/2006/main">
-              <a:graphicData uri="http://schemas.openxmlformats.org/drawingml/2006/picture">
-                <pic:pic xmlns:pic="http://schemas.openxmlformats.org/drawingml/2006/picture">
-                  <pic:nvPicPr>
-                    <pic:cNvPr id="0" name="" descr=""/>
-                    <pic:cNvPicPr>
-                      <a:picLocks noChangeAspect="1" noChangeArrowheads="1"/>
-                    </pic:cNvPicPr>
-                  </pic:nvPicPr>
-                  <pic:blipFill>
-                    <a:blip r:embed="rId10" cstate="none"/>
-                    <a:srcRect/>
-                    <a:stretch>
-                      <a:fillRect/>
-                    </a:stretch>
-                  </pic:blipFill>
-                  <pic:spPr bwMode="auto">
-                    <a:xfrm>
-                      <a:off x="0" y="0"/>
                       <a:ext cx="5715000" cy="942975"/>
                     </a:xfrm>
                     <a:prstGeom prst="rect">
@@ -4779,124 +7520,42 @@
           <w:sz w:val="20"/>
           <w:szCs w:val="20"/>
         </w:rPr>
-        <w:t xml:space="preserve">Figura 4: comunicación planificada entre los dos celulares</w:t>
-      </w:r>
-    </w:p>
-    <w:p>
-      <w:pPr>
-        <w:pStyle w:val="Heading1"/>
-        <w:spacing w:after="140" w:before="280"/>
-      </w:pPr>
-      <w:r>
-        <w:t xml:space="preserve">9. Seguridad</w:t>
-      </w:r>
-    </w:p>
-    <w:p>
-      <w:pPr>
-        <w:spacing w:after="140" w:line="300"/>
-      </w:pPr>
-      <w:r>
-        <w:t xml:space="preserve">Medidas que ya tiene la app:</w:t>
-      </w:r>
-    </w:p>
-    <w:p>
-      <w:pPr>
-        <w:pStyle w:val="ListParagraph"/>
-        <w:numPr>
-          <w:ilvl w:val="0"/>
-          <w:numId w:val="2"/>
-        </w:numPr>
-        <w:spacing w:after="80" w:line="280"/>
+        <w:t xml:space="preserve">Figura 3: comunicación entre los dos celulares</w:t>
+      </w:r>
+    </w:p>
+    <w:p>
+      <w:pPr>
+        <w:spacing w:after="200" w:before="120"/>
+        <w:jc w:val="center"/>
       </w:pPr>
       <w:r>
         <w:rPr>
           <w:b/>
           <w:bCs/>
+          <w:highlight w:val="yellow"/>
+          <w:highlightCs w:val="yellow"/>
         </w:rPr>
-        <w:t xml:space="preserve">Un solo permiso: </w:t>
-      </w:r>
-      <w:r>
-        <w:t xml:space="preserve">la app solo pide INTERNET, que es lo que necesita Firebase.</w:t>
-      </w:r>
-    </w:p>
-    <w:p>
-      <w:pPr>
-        <w:pStyle w:val="ListParagraph"/>
-        <w:numPr>
-          <w:ilvl w:val="0"/>
-          <w:numId w:val="2"/>
-        </w:numPr>
-        <w:spacing w:after="80" w:line="280"/>
-      </w:pPr>
-      <w:r>
-        <w:rPr>
-          <w:b/>
-          <w:bCs/>
-        </w:rPr>
-        <w:t xml:space="preserve">Conexión cifrada: </w:t>
-      </w:r>
-      <w:r>
-        <w:t xml:space="preserve">Firebase se comunica por HTTPS/TLS, así que los datos no viajan en texto plano.</w:t>
-      </w:r>
-    </w:p>
-    <w:p>
-      <w:pPr>
-        <w:pStyle w:val="ListParagraph"/>
-        <w:numPr>
-          <w:ilvl w:val="0"/>
-          <w:numId w:val="2"/>
-        </w:numPr>
-        <w:spacing w:after="80" w:line="280"/>
-      </w:pPr>
-      <w:r>
-        <w:rPr>
-          <w:b/>
-          <w:bCs/>
-        </w:rPr>
-        <w:t xml:space="preserve">Reglas limitadas: </w:t>
-      </w:r>
-      <w:r>
-        <w:t xml:space="preserve">solo se puede leer y escribir en estructuras e historial (sección 5.5).</w:t>
-      </w:r>
-    </w:p>
-    <w:p>
-      <w:pPr>
-        <w:pStyle w:val="ListParagraph"/>
-        <w:numPr>
-          <w:ilvl w:val="0"/>
-          <w:numId w:val="2"/>
-        </w:numPr>
-        <w:spacing w:after="80" w:line="280"/>
-      </w:pPr>
-      <w:r>
-        <w:rPr>
-          <w:b/>
-          <w:bCs/>
-        </w:rPr>
-        <w:t xml:space="preserve">Historial de lecturas: </w:t>
-      </w:r>
-      <w:r>
-        <w:t xml:space="preserve">cada lectura queda registrada, así se puede revisar qué llegó y cuándo.</w:t>
-      </w:r>
-    </w:p>
-    <w:p>
-      <w:pPr>
-        <w:pStyle w:val="ListParagraph"/>
-        <w:numPr>
-          <w:ilvl w:val="0"/>
-          <w:numId w:val="2"/>
-        </w:numPr>
-        <w:spacing w:after="80" w:line="280"/>
-      </w:pPr>
-      <w:r>
-        <w:rPr>
-          <w:b/>
-          <w:bCs/>
-        </w:rPr>
-        <w:t xml:space="preserve">Archivo de configuración fuera del repositorio: </w:t>
-      </w:r>
-      <w:r>
-        <w:t xml:space="preserve">google-services.json no se sube a GitHub.</w:t>
+        <w:t xml:space="preserve">[Pegar aquí una foto o captura de los dos celulares: Activador enviando y Monitoreo recibiendo]</w:t>
+      </w:r>
+    </w:p>
+    <w:p>
+      <w:pPr>
+        <w:pStyle w:val="Heading1"/>
+        <w:keepNext/>
+        <w:spacing w:after="140" w:before="280"/>
+      </w:pPr>
+      <w:r>
+        <w:t xml:space="preserve">11. Pruebas</w:t>
+      </w:r>
+    </w:p>
+    <w:p>
+      <w:pPr>
+        <w:pStyle w:val="Heading2"/>
+        <w:keepNext/>
+        <w:spacing w:after="100" w:before="200"/>
+      </w:pPr>
+      <w:r>
+        <w:t xml:space="preserve">11.1 Pruebas automáticas</w:t>
       </w:r>
     </w:p>
     <w:p>
@@ -4904,119 +7563,7 @@
         <w:spacing w:after="140" w:line="300"/>
       </w:pPr>
       <w:r>
-        <w:t xml:space="preserve">Lineamientos de la industria OT que ya aplicamos en el diseño:</w:t>
-      </w:r>
-    </w:p>
-    <w:p>
-      <w:pPr>
-        <w:pStyle w:val="ListParagraph"/>
-        <w:numPr>
-          <w:ilvl w:val="0"/>
-          <w:numId w:val="2"/>
-        </w:numPr>
-        <w:spacing w:after="80" w:line="280"/>
-      </w:pPr>
-      <w:r>
-        <w:rPr>
-          <w:b/>
-          <w:bCs/>
-        </w:rPr>
-        <w:t xml:space="preserve">Conexión y condición separadas: </w:t>
-      </w:r>
-      <w:r>
-        <w:t xml:space="preserve">una estructura puede estar conectada y con daño; son dos cosas distintas.</w:t>
-      </w:r>
-    </w:p>
-    <w:p>
-      <w:pPr>
-        <w:pStyle w:val="ListParagraph"/>
-        <w:numPr>
-          <w:ilvl w:val="0"/>
-          <w:numId w:val="2"/>
-        </w:numPr>
-        <w:spacing w:after="80" w:line="280"/>
-      </w:pPr>
-      <w:r>
-        <w:rPr>
-          <w:b/>
-          <w:bCs/>
-        </w:rPr>
-        <w:t xml:space="preserve">Lecturas antiguas marcadas: </w:t>
-      </w:r>
-      <w:r>
-        <w:t xml:space="preserve">si un sensor se desconecta, su última lectura se muestra como "no actual" y no cuenta como alerta.</w:t>
-      </w:r>
-    </w:p>
-    <w:p>
-      <w:pPr>
-        <w:pStyle w:val="ListParagraph"/>
-        <w:numPr>
-          <w:ilvl w:val="0"/>
-          <w:numId w:val="2"/>
-        </w:numPr>
-        <w:spacing w:after="80" w:line="280"/>
-      </w:pPr>
-      <w:r>
-        <w:rPr>
-          <w:b/>
-          <w:bCs/>
-        </w:rPr>
-        <w:t xml:space="preserve">Sin datos inventados: </w:t>
-      </w:r>
-      <w:r>
-        <w:t xml:space="preserve">si no hay lectura se muestra "Sin datos", nunca un 0.</w:t>
-      </w:r>
-    </w:p>
-    <w:p>
-      <w:pPr>
-        <w:pStyle w:val="ListParagraph"/>
-        <w:numPr>
-          <w:ilvl w:val="0"/>
-          <w:numId w:val="2"/>
-        </w:numPr>
-        <w:spacing w:after="80" w:line="280"/>
-      </w:pPr>
-      <w:r>
-        <w:rPr>
-          <w:b/>
-          <w:bCs/>
-        </w:rPr>
-        <w:t xml:space="preserve">Línea base solo en terreno: </w:t>
-      </w:r>
-      <w:r>
-        <w:t xml:space="preserve">la frecuencia de referencia se registra junto al sensor, no a distancia.</w:t>
-      </w:r>
-    </w:p>
-    <w:p>
-      <w:pPr>
-        <w:spacing w:after="140" w:before="120" w:line="300"/>
-      </w:pPr>
-      <w:r>
-        <w:t xml:space="preserve">Lo que falta, según la norma ISO 27400: inicio de sesión con Firebase Authentication y reglas con "auth != null" para que solo usuarios con sesión lean y escriban.</w:t>
-      </w:r>
-    </w:p>
-    <w:p>
-      <w:pPr>
-        <w:pStyle w:val="Heading1"/>
-        <w:spacing w:after="140" w:before="280"/>
-      </w:pPr>
-      <w:r>
-        <w:t xml:space="preserve">10. Pruebas</w:t>
-      </w:r>
-    </w:p>
-    <w:p>
-      <w:pPr>
-        <w:spacing w:after="140" w:line="300"/>
-      </w:pPr>
-      <w:r>
-        <w:rPr>
-          <w:b/>
-          <w:bCs/>
-        </w:rPr>
-        <w:t xml:space="preserve">Pruebas automáticas: </w:t>
-      </w:r>
-      <w:r>
-        <w:t xml:space="preserve">el archivo SimulacionTest.kt tiene 5 pruebas que revisan el simulador y las reglas. Las corrimos y pasaron todas:</w:t>
+        <w:t xml:space="preserve">Los archivos SimulacionTest.kt y LoginYActivadorTest.kt tienen 11 pruebas que revisan las reglas de daño y sismo, el simulador, la revisión del correo y la contraseña, y la lectura que arma el Activador. Las corrimos y pasaron todas:</w:t>
       </w:r>
     </w:p>
     <w:tbl>
@@ -5032,13 +7579,13 @@
         </w:tblBorders>
       </w:tblPr>
       <w:tblGrid>
-        <w:gridCol w:w="5200"/>
-        <w:gridCol w:w="3826"/>
+        <w:gridCol w:w="6200"/>
+        <w:gridCol w:w="2826"/>
       </w:tblGrid>
       <w:tr>
         <w:tc>
           <w:tcPr>
-            <w:tcW w:type="dxa" w:w="5200"/>
+            <w:tcW w:type="dxa" w:w="6200"/>
             <w:tcBorders>
               <w:top w:val="single" w:color="AAAAAA" w:sz="4"/>
               <w:left w:val="single" w:color="AAAAAA" w:sz="4"/>
@@ -5065,7 +7612,7 @@
         </w:tc>
         <w:tc>
           <w:tcPr>
-            <w:tcW w:type="dxa" w:w="3826"/>
+            <w:tcW w:type="dxa" w:w="2826"/>
             <w:tcBorders>
               <w:top w:val="single" w:color="AAAAAA" w:sz="4"/>
               <w:left w:val="single" w:color="AAAAAA" w:sz="4"/>
@@ -5094,33 +7641,33 @@
       <w:tr>
         <w:tc>
           <w:tcPr>
-            <w:tcW w:type="dxa" w:w="5200"/>
-            <w:tcBorders>
-              <w:top w:val="single" w:color="AAAAAA" w:sz="4"/>
-              <w:left w:val="single" w:color="AAAAAA" w:sz="4"/>
-              <w:bottom w:val="single" w:color="AAAAAA" w:sz="4"/>
-              <w:right w:val="single" w:color="AAAAAA" w:sz="4"/>
-            </w:tcBorders>
-            <w:tcMar>
-              <w:top w:type="dxa" w:w="60"/>
-              <w:left w:type="dxa" w:w="100"/>
-              <w:bottom w:type="dxa" w:w="60"/>
-              <w:right w:type="dxa" w:w="100"/>
-            </w:tcMar>
-          </w:tcPr>
-          <w:p>
-            <w:r>
-              <w:rPr>
-                <w:b w:val="false"/>
-                <w:bCs w:val="false"/>
-              </w:rPr>
-              <w:t xml:space="preserve">Al inicio, Bodega Norte no tiene lectura</w:t>
-            </w:r>
-          </w:p>
-        </w:tc>
-        <w:tc>
-          <w:tcPr>
-            <w:tcW w:type="dxa" w:w="3826"/>
+            <w:tcW w:type="dxa" w:w="6200"/>
+            <w:tcBorders>
+              <w:top w:val="single" w:color="AAAAAA" w:sz="4"/>
+              <w:left w:val="single" w:color="AAAAAA" w:sz="4"/>
+              <w:bottom w:val="single" w:color="AAAAAA" w:sz="4"/>
+              <w:right w:val="single" w:color="AAAAAA" w:sz="4"/>
+            </w:tcBorders>
+            <w:tcMar>
+              <w:top w:type="dxa" w:w="60"/>
+              <w:left w:type="dxa" w:w="100"/>
+              <w:bottom w:type="dxa" w:w="60"/>
+              <w:right w:type="dxa" w:w="100"/>
+            </w:tcMar>
+          </w:tcPr>
+          <w:p>
+            <w:r>
+              <w:rPr>
+                <w:b w:val="false"/>
+                <w:bCs w:val="false"/>
+              </w:rPr>
+              <w:t xml:space="preserve">Al inicio, Bodega Norte no tiene lectura (null, no 0)</w:t>
+            </w:r>
+          </w:p>
+        </w:tc>
+        <w:tc>
+          <w:tcPr>
+            <w:tcW w:type="dxa" w:w="2826"/>
             <w:tcBorders>
               <w:top w:val="single" w:color="AAAAAA" w:sz="4"/>
               <w:left w:val="single" w:color="AAAAAA" w:sz="4"/>
@@ -5148,7 +7695,7 @@
       <w:tr>
         <w:tc>
           <w:tcPr>
-            <w:tcW w:type="dxa" w:w="5200"/>
+            <w:tcW w:type="dxa" w:w="6200"/>
             <w:tcBorders>
               <w:top w:val="single" w:color="AAAAAA" w:sz="4"/>
               <w:left w:val="single" w:color="AAAAAA" w:sz="4"/>
@@ -5174,7 +7721,7 @@
         </w:tc>
         <w:tc>
           <w:tcPr>
-            <w:tcW w:type="dxa" w:w="3826"/>
+            <w:tcW w:type="dxa" w:w="2826"/>
             <w:tcBorders>
               <w:top w:val="single" w:color="AAAAAA" w:sz="4"/>
               <w:left w:val="single" w:color="AAAAAA" w:sz="4"/>
@@ -5202,7 +7749,7 @@
       <w:tr>
         <w:tc>
           <w:tcPr>
-            <w:tcW w:type="dxa" w:w="5200"/>
+            <w:tcW w:type="dxa" w:w="6200"/>
             <w:tcBorders>
               <w:top w:val="single" w:color="AAAAAA" w:sz="4"/>
               <w:left w:val="single" w:color="AAAAAA" w:sz="4"/>
@@ -5228,7 +7775,7 @@
         </w:tc>
         <w:tc>
           <w:tcPr>
-            <w:tcW w:type="dxa" w:w="3826"/>
+            <w:tcW w:type="dxa" w:w="2826"/>
             <w:tcBorders>
               <w:top w:val="single" w:color="AAAAAA" w:sz="4"/>
               <w:left w:val="single" w:color="AAAAAA" w:sz="4"/>
@@ -5256,7 +7803,7 @@
       <w:tr>
         <w:tc>
           <w:tcPr>
-            <w:tcW w:type="dxa" w:w="5200"/>
+            <w:tcW w:type="dxa" w:w="6200"/>
             <w:tcBorders>
               <w:top w:val="single" w:color="AAAAAA" w:sz="4"/>
               <w:left w:val="single" w:color="AAAAAA" w:sz="4"/>
@@ -5282,7 +7829,7 @@
         </w:tc>
         <w:tc>
           <w:tcPr>
-            <w:tcW w:type="dxa" w:w="3826"/>
+            <w:tcW w:type="dxa" w:w="2826"/>
             <w:tcBorders>
               <w:top w:val="single" w:color="AAAAAA" w:sz="4"/>
               <w:left w:val="single" w:color="AAAAAA" w:sz="4"/>
@@ -5310,7 +7857,7 @@
       <w:tr>
         <w:tc>
           <w:tcPr>
-            <w:tcW w:type="dxa" w:w="5200"/>
+            <w:tcW w:type="dxa" w:w="6200"/>
             <w:tcBorders>
               <w:top w:val="single" w:color="AAAAAA" w:sz="4"/>
               <w:left w:val="single" w:color="AAAAAA" w:sz="4"/>
@@ -5336,7 +7883,331 @@
         </w:tc>
         <w:tc>
           <w:tcPr>
-            <w:tcW w:type="dxa" w:w="3826"/>
+            <w:tcW w:type="dxa" w:w="2826"/>
+            <w:tcBorders>
+              <w:top w:val="single" w:color="AAAAAA" w:sz="4"/>
+              <w:left w:val="single" w:color="AAAAAA" w:sz="4"/>
+              <w:bottom w:val="single" w:color="AAAAAA" w:sz="4"/>
+              <w:right w:val="single" w:color="AAAAAA" w:sz="4"/>
+            </w:tcBorders>
+            <w:tcMar>
+              <w:top w:type="dxa" w:w="60"/>
+              <w:left w:type="dxa" w:w="100"/>
+              <w:bottom w:type="dxa" w:w="60"/>
+              <w:right w:type="dxa" w:w="100"/>
+            </w:tcMar>
+          </w:tcPr>
+          <w:p>
+            <w:r>
+              <w:rPr>
+                <w:b w:val="false"/>
+                <w:bCs w:val="false"/>
+              </w:rPr>
+              <w:t xml:space="preserve">Pasó</w:t>
+            </w:r>
+          </w:p>
+        </w:tc>
+      </w:tr>
+      <w:tr>
+        <w:tc>
+          <w:tcPr>
+            <w:tcW w:type="dxa" w:w="6200"/>
+            <w:tcBorders>
+              <w:top w:val="single" w:color="AAAAAA" w:sz="4"/>
+              <w:left w:val="single" w:color="AAAAAA" w:sz="4"/>
+              <w:bottom w:val="single" w:color="AAAAAA" w:sz="4"/>
+              <w:right w:val="single" w:color="AAAAAA" w:sz="4"/>
+            </w:tcBorders>
+            <w:tcMar>
+              <w:top w:type="dxa" w:w="60"/>
+              <w:left w:type="dxa" w:w="100"/>
+              <w:bottom w:type="dxa" w:w="60"/>
+              <w:right w:type="dxa" w:w="100"/>
+            </w:tcMar>
+          </w:tcPr>
+          <w:p>
+            <w:r>
+              <w:rPr>
+                <w:b w:val="false"/>
+                <w:bCs w:val="false"/>
+              </w:rPr>
+              <w:t xml:space="preserve">Login: correo mal escrito muestra error</w:t>
+            </w:r>
+          </w:p>
+        </w:tc>
+        <w:tc>
+          <w:tcPr>
+            <w:tcW w:type="dxa" w:w="2826"/>
+            <w:tcBorders>
+              <w:top w:val="single" w:color="AAAAAA" w:sz="4"/>
+              <w:left w:val="single" w:color="AAAAAA" w:sz="4"/>
+              <w:bottom w:val="single" w:color="AAAAAA" w:sz="4"/>
+              <w:right w:val="single" w:color="AAAAAA" w:sz="4"/>
+            </w:tcBorders>
+            <w:tcMar>
+              <w:top w:type="dxa" w:w="60"/>
+              <w:left w:type="dxa" w:w="100"/>
+              <w:bottom w:type="dxa" w:w="60"/>
+              <w:right w:type="dxa" w:w="100"/>
+            </w:tcMar>
+          </w:tcPr>
+          <w:p>
+            <w:r>
+              <w:rPr>
+                <w:b w:val="false"/>
+                <w:bCs w:val="false"/>
+              </w:rPr>
+              <w:t xml:space="preserve">Pasó</w:t>
+            </w:r>
+          </w:p>
+        </w:tc>
+      </w:tr>
+      <w:tr>
+        <w:tc>
+          <w:tcPr>
+            <w:tcW w:type="dxa" w:w="6200"/>
+            <w:tcBorders>
+              <w:top w:val="single" w:color="AAAAAA" w:sz="4"/>
+              <w:left w:val="single" w:color="AAAAAA" w:sz="4"/>
+              <w:bottom w:val="single" w:color="AAAAAA" w:sz="4"/>
+              <w:right w:val="single" w:color="AAAAAA" w:sz="4"/>
+            </w:tcBorders>
+            <w:tcMar>
+              <w:top w:type="dxa" w:w="60"/>
+              <w:left w:type="dxa" w:w="100"/>
+              <w:bottom w:type="dxa" w:w="60"/>
+              <w:right w:type="dxa" w:w="100"/>
+            </w:tcMar>
+          </w:tcPr>
+          <w:p>
+            <w:r>
+              <w:rPr>
+                <w:b w:val="false"/>
+                <w:bCs w:val="false"/>
+              </w:rPr>
+              <w:t xml:space="preserve">Crear cuenta: contraseña de menos de 8 caracteres muestra error</w:t>
+            </w:r>
+          </w:p>
+        </w:tc>
+        <w:tc>
+          <w:tcPr>
+            <w:tcW w:type="dxa" w:w="2826"/>
+            <w:tcBorders>
+              <w:top w:val="single" w:color="AAAAAA" w:sz="4"/>
+              <w:left w:val="single" w:color="AAAAAA" w:sz="4"/>
+              <w:bottom w:val="single" w:color="AAAAAA" w:sz="4"/>
+              <w:right w:val="single" w:color="AAAAAA" w:sz="4"/>
+            </w:tcBorders>
+            <w:tcMar>
+              <w:top w:type="dxa" w:w="60"/>
+              <w:left w:type="dxa" w:w="100"/>
+              <w:bottom w:type="dxa" w:w="60"/>
+              <w:right w:type="dxa" w:w="100"/>
+            </w:tcMar>
+          </w:tcPr>
+          <w:p>
+            <w:r>
+              <w:rPr>
+                <w:b w:val="false"/>
+                <w:bCs w:val="false"/>
+              </w:rPr>
+              <w:t xml:space="preserve">Pasó</w:t>
+            </w:r>
+          </w:p>
+        </w:tc>
+      </w:tr>
+      <w:tr>
+        <w:tc>
+          <w:tcPr>
+            <w:tcW w:type="dxa" w:w="6200"/>
+            <w:tcBorders>
+              <w:top w:val="single" w:color="AAAAAA" w:sz="4"/>
+              <w:left w:val="single" w:color="AAAAAA" w:sz="4"/>
+              <w:bottom w:val="single" w:color="AAAAAA" w:sz="4"/>
+              <w:right w:val="single" w:color="AAAAAA" w:sz="4"/>
+            </w:tcBorders>
+            <w:tcMar>
+              <w:top w:type="dxa" w:w="60"/>
+              <w:left w:type="dxa" w:w="100"/>
+              <w:bottom w:type="dxa" w:w="60"/>
+              <w:right w:type="dxa" w:w="100"/>
+            </w:tcMar>
+          </w:tcPr>
+          <w:p>
+            <w:r>
+              <w:rPr>
+                <w:b w:val="false"/>
+                <w:bCs w:val="false"/>
+              </w:rPr>
+              <w:t xml:space="preserve">Login: correo y contraseña bien escritos no muestran error</w:t>
+            </w:r>
+          </w:p>
+        </w:tc>
+        <w:tc>
+          <w:tcPr>
+            <w:tcW w:type="dxa" w:w="2826"/>
+            <w:tcBorders>
+              <w:top w:val="single" w:color="AAAAAA" w:sz="4"/>
+              <w:left w:val="single" w:color="AAAAAA" w:sz="4"/>
+              <w:bottom w:val="single" w:color="AAAAAA" w:sz="4"/>
+              <w:right w:val="single" w:color="AAAAAA" w:sz="4"/>
+            </w:tcBorders>
+            <w:tcMar>
+              <w:top w:type="dxa" w:w="60"/>
+              <w:left w:type="dxa" w:w="100"/>
+              <w:bottom w:type="dxa" w:w="60"/>
+              <w:right w:type="dxa" w:w="100"/>
+            </w:tcMar>
+          </w:tcPr>
+          <w:p>
+            <w:r>
+              <w:rPr>
+                <w:b w:val="false"/>
+                <w:bCs w:val="false"/>
+              </w:rPr>
+              <w:t xml:space="preserve">Pasó</w:t>
+            </w:r>
+          </w:p>
+        </w:tc>
+      </w:tr>
+      <w:tr>
+        <w:tc>
+          <w:tcPr>
+            <w:tcW w:type="dxa" w:w="6200"/>
+            <w:tcBorders>
+              <w:top w:val="single" w:color="AAAAAA" w:sz="4"/>
+              <w:left w:val="single" w:color="AAAAAA" w:sz="4"/>
+              <w:bottom w:val="single" w:color="AAAAAA" w:sz="4"/>
+              <w:right w:val="single" w:color="AAAAAA" w:sz="4"/>
+            </w:tcBorders>
+            <w:tcMar>
+              <w:top w:type="dxa" w:w="60"/>
+              <w:left w:type="dxa" w:w="100"/>
+              <w:bottom w:type="dxa" w:w="60"/>
+              <w:right w:type="dxa" w:w="100"/>
+            </w:tcMar>
+          </w:tcPr>
+          <w:p>
+            <w:r>
+              <w:rPr>
+                <w:b w:val="false"/>
+                <w:bCs w:val="false"/>
+              </w:rPr>
+              <w:t xml:space="preserve">Activador: 30 Hz en Edificio B es daño y la línea base no cambia</w:t>
+            </w:r>
+          </w:p>
+        </w:tc>
+        <w:tc>
+          <w:tcPr>
+            <w:tcW w:type="dxa" w:w="2826"/>
+            <w:tcBorders>
+              <w:top w:val="single" w:color="AAAAAA" w:sz="4"/>
+              <w:left w:val="single" w:color="AAAAAA" w:sz="4"/>
+              <w:bottom w:val="single" w:color="AAAAAA" w:sz="4"/>
+              <w:right w:val="single" w:color="AAAAAA" w:sz="4"/>
+            </w:tcBorders>
+            <w:tcMar>
+              <w:top w:type="dxa" w:w="60"/>
+              <w:left w:type="dxa" w:w="100"/>
+              <w:bottom w:type="dxa" w:w="60"/>
+              <w:right w:type="dxa" w:w="100"/>
+            </w:tcMar>
+          </w:tcPr>
+          <w:p>
+            <w:r>
+              <w:rPr>
+                <w:b w:val="false"/>
+                <w:bCs w:val="false"/>
+              </w:rPr>
+              <w:t xml:space="preserve">Pasó</w:t>
+            </w:r>
+          </w:p>
+        </w:tc>
+      </w:tr>
+      <w:tr>
+        <w:tc>
+          <w:tcPr>
+            <w:tcW w:type="dxa" w:w="6200"/>
+            <w:tcBorders>
+              <w:top w:val="single" w:color="AAAAAA" w:sz="4"/>
+              <w:left w:val="single" w:color="AAAAAA" w:sz="4"/>
+              <w:bottom w:val="single" w:color="AAAAAA" w:sz="4"/>
+              <w:right w:val="single" w:color="AAAAAA" w:sz="4"/>
+            </w:tcBorders>
+            <w:tcMar>
+              <w:top w:type="dxa" w:w="60"/>
+              <w:left w:type="dxa" w:w="100"/>
+              <w:bottom w:type="dxa" w:w="60"/>
+              <w:right w:type="dxa" w:w="100"/>
+            </w:tcMar>
+          </w:tcPr>
+          <w:p>
+            <w:r>
+              <w:rPr>
+                <w:b w:val="false"/>
+                <w:bCs w:val="false"/>
+              </w:rPr>
+              <w:t xml:space="preserve">Activador: sensor desconectado no envía lectura ni alerta</w:t>
+            </w:r>
+          </w:p>
+        </w:tc>
+        <w:tc>
+          <w:tcPr>
+            <w:tcW w:type="dxa" w:w="2826"/>
+            <w:tcBorders>
+              <w:top w:val="single" w:color="AAAAAA" w:sz="4"/>
+              <w:left w:val="single" w:color="AAAAAA" w:sz="4"/>
+              <w:bottom w:val="single" w:color="AAAAAA" w:sz="4"/>
+              <w:right w:val="single" w:color="AAAAAA" w:sz="4"/>
+            </w:tcBorders>
+            <w:tcMar>
+              <w:top w:type="dxa" w:w="60"/>
+              <w:left w:type="dxa" w:w="100"/>
+              <w:bottom w:type="dxa" w:w="60"/>
+              <w:right w:type="dxa" w:w="100"/>
+            </w:tcMar>
+          </w:tcPr>
+          <w:p>
+            <w:r>
+              <w:rPr>
+                <w:b w:val="false"/>
+                <w:bCs w:val="false"/>
+              </w:rPr>
+              <w:t xml:space="preserve">Pasó</w:t>
+            </w:r>
+          </w:p>
+        </w:tc>
+      </w:tr>
+      <w:tr>
+        <w:tc>
+          <w:tcPr>
+            <w:tcW w:type="dxa" w:w="6200"/>
+            <w:tcBorders>
+              <w:top w:val="single" w:color="AAAAAA" w:sz="4"/>
+              <w:left w:val="single" w:color="AAAAAA" w:sz="4"/>
+              <w:bottom w:val="single" w:color="AAAAAA" w:sz="4"/>
+              <w:right w:val="single" w:color="AAAAAA" w:sz="4"/>
+            </w:tcBorders>
+            <w:tcMar>
+              <w:top w:type="dxa" w:w="60"/>
+              <w:left w:type="dxa" w:w="100"/>
+              <w:bottom w:type="dxa" w:w="60"/>
+              <w:right w:type="dxa" w:w="100"/>
+            </w:tcMar>
+          </w:tcPr>
+          <w:p>
+            <w:r>
+              <w:rPr>
+                <w:b w:val="false"/>
+                <w:bCs w:val="false"/>
+              </w:rPr>
+              <w:t xml:space="preserve">Activador: una estructura que no existe no se envía</w:t>
+            </w:r>
+          </w:p>
+        </w:tc>
+        <w:tc>
+          <w:tcPr>
+            <w:tcW w:type="dxa" w:w="2826"/>
             <w:tcBorders>
               <w:top w:val="single" w:color="AAAAAA" w:sz="4"/>
               <w:left w:val="single" w:color="AAAAAA" w:sz="4"/>
@@ -5369,17 +8240,39 @@
     </w:p>
     <w:p>
       <w:pPr>
+        <w:pStyle w:val="Heading2"/>
+        <w:keepNext/>
+        <w:spacing w:after="100" w:before="200"/>
+      </w:pPr>
+      <w:r>
+        <w:t xml:space="preserve">11.2 Pruebas de las reglas</w:t>
+      </w:r>
+    </w:p>
+    <w:p>
+      <w:pPr>
         <w:spacing w:after="140" w:line="300"/>
       </w:pPr>
       <w:r>
-        <w:rPr>
-          <w:b/>
-          <w:bCs/>
-        </w:rPr>
-        <w:t xml:space="preserve">Pruebas con Firebase: </w:t>
-      </w:r>
-      <w:r>
-        <w:t xml:space="preserve">se hacen ejecutando la app en Android Studio con la consola de Firebase abierta al lado:</w:t>
+        <w:t xml:space="preserve">Las 6 pruebas de la Figura 2 dieron el resultado esperado: sin sesión no se puede leer, con sesión sí; un valor fuera de rango se rechaza; y nadie puede escribir en el historial a nombre de otro usuario.</w:t>
+      </w:r>
+    </w:p>
+    <w:p>
+      <w:pPr>
+        <w:pStyle w:val="Heading2"/>
+        <w:keepNext/>
+        <w:spacing w:after="100" w:before="200"/>
+      </w:pPr>
+      <w:r>
+        <w:t xml:space="preserve">11.3 Estabilidad y eficiencia con dos celulares</w:t>
+      </w:r>
+    </w:p>
+    <w:p>
+      <w:pPr>
+        <w:keepNext/>
+        <w:spacing w:after="140" w:line="300"/>
+      </w:pPr>
+      <w:r>
+        <w:t xml:space="preserve">Celular A en Activador y celular B en Monitoreo. El tiempo de confirmación lo muestra la tarjeta "Estado del envío" del Activador.</w:t>
       </w:r>
     </w:p>
     <w:tbl>
@@ -5395,13 +8288,15 @@
         </w:tblBorders>
       </w:tblPr>
       <w:tblGrid>
-        <w:gridCol w:w="4600"/>
-        <w:gridCol w:w="4426"/>
+        <w:gridCol w:w="2300"/>
+        <w:gridCol w:w="3000"/>
+        <w:gridCol w:w="2326"/>
+        <w:gridCol w:w="1400"/>
       </w:tblGrid>
       <w:tr>
         <w:tc>
           <w:tcPr>
-            <w:tcW w:type="dxa" w:w="4600"/>
+            <w:tcW w:type="dxa" w:w="2300"/>
             <w:tcBorders>
               <w:top w:val="single" w:color="AAAAAA" w:sz="4"/>
               <w:left w:val="single" w:color="AAAAAA" w:sz="4"/>
@@ -5422,13 +8317,13 @@
                 <w:b/>
                 <w:bCs/>
               </w:rPr>
-              <w:t xml:space="preserve">Prueba</w:t>
-            </w:r>
-          </w:p>
-        </w:tc>
-        <w:tc>
-          <w:tcPr>
-            <w:tcW w:type="dxa" w:w="4426"/>
+              <w:t xml:space="preserve">Escenario</w:t>
+            </w:r>
+          </w:p>
+        </w:tc>
+        <w:tc>
+          <w:tcPr>
+            <w:tcW w:type="dxa" w:w="3000"/>
             <w:tcBorders>
               <w:top w:val="single" w:color="AAAAAA" w:sz="4"/>
               <w:left w:val="single" w:color="AAAAAA" w:sz="4"/>
@@ -5449,7 +8344,61 @@
                 <w:b/>
                 <w:bCs/>
               </w:rPr>
-              <w:t xml:space="preserve">Qué se debe ver</w:t>
+              <w:t xml:space="preserve">Qué se hace</w:t>
+            </w:r>
+          </w:p>
+        </w:tc>
+        <w:tc>
+          <w:tcPr>
+            <w:tcW w:type="dxa" w:w="2326"/>
+            <w:tcBorders>
+              <w:top w:val="single" w:color="AAAAAA" w:sz="4"/>
+              <w:left w:val="single" w:color="AAAAAA" w:sz="4"/>
+              <w:bottom w:val="single" w:color="AAAAAA" w:sz="4"/>
+              <w:right w:val="single" w:color="AAAAAA" w:sz="4"/>
+            </w:tcBorders>
+            <w:shd w:fill="D9E6F2" w:color="auto" w:val="clear"/>
+            <w:tcMar>
+              <w:top w:type="dxa" w:w="60"/>
+              <w:left w:type="dxa" w:w="100"/>
+              <w:bottom w:type="dxa" w:w="60"/>
+              <w:right w:type="dxa" w:w="100"/>
+            </w:tcMar>
+          </w:tcPr>
+          <w:p>
+            <w:r>
+              <w:rPr>
+                <w:b/>
+                <w:bCs/>
+              </w:rPr>
+              <w:t xml:space="preserve">Qué se espera</w:t>
+            </w:r>
+          </w:p>
+        </w:tc>
+        <w:tc>
+          <w:tcPr>
+            <w:tcW w:type="dxa" w:w="1400"/>
+            <w:tcBorders>
+              <w:top w:val="single" w:color="AAAAAA" w:sz="4"/>
+              <w:left w:val="single" w:color="AAAAAA" w:sz="4"/>
+              <w:bottom w:val="single" w:color="AAAAAA" w:sz="4"/>
+              <w:right w:val="single" w:color="AAAAAA" w:sz="4"/>
+            </w:tcBorders>
+            <w:shd w:fill="D9E6F2" w:color="auto" w:val="clear"/>
+            <w:tcMar>
+              <w:top w:type="dxa" w:w="60"/>
+              <w:left w:type="dxa" w:w="100"/>
+              <w:bottom w:type="dxa" w:w="60"/>
+              <w:right w:type="dxa" w:w="100"/>
+            </w:tcMar>
+          </w:tcPr>
+          <w:p>
+            <w:r>
+              <w:rPr>
+                <w:b/>
+                <w:bCs/>
+              </w:rPr>
+              <w:t xml:space="preserve">Resultado</w:t>
             </w:r>
           </w:p>
         </w:tc>
@@ -5457,53 +8406,105 @@
       <w:tr>
         <w:tc>
           <w:tcPr>
-            <w:tcW w:type="dxa" w:w="4600"/>
-            <w:tcBorders>
-              <w:top w:val="single" w:color="AAAAAA" w:sz="4"/>
-              <w:left w:val="single" w:color="AAAAAA" w:sz="4"/>
-              <w:bottom w:val="single" w:color="AAAAAA" w:sz="4"/>
-              <w:right w:val="single" w:color="AAAAAA" w:sz="4"/>
-            </w:tcBorders>
-            <w:tcMar>
-              <w:top w:type="dxa" w:w="60"/>
-              <w:left w:type="dxa" w:w="100"/>
-              <w:bottom w:type="dxa" w:w="60"/>
-              <w:right w:type="dxa" w:w="100"/>
-            </w:tcMar>
-          </w:tcPr>
-          <w:p>
-            <w:r>
-              <w:rPr>
-                <w:b w:val="false"/>
-                <w:bCs w:val="false"/>
-              </w:rPr>
-              <w:t xml:space="preserve">Abrir la app</w:t>
-            </w:r>
-          </w:p>
-        </w:tc>
-        <w:tc>
-          <w:tcPr>
-            <w:tcW w:type="dxa" w:w="4426"/>
-            <w:tcBorders>
-              <w:top w:val="single" w:color="AAAAAA" w:sz="4"/>
-              <w:left w:val="single" w:color="AAAAAA" w:sz="4"/>
-              <w:bottom w:val="single" w:color="AAAAAA" w:sz="4"/>
-              <w:right w:val="single" w:color="AAAAAA" w:sz="4"/>
-            </w:tcBorders>
-            <w:tcMar>
-              <w:top w:type="dxa" w:w="60"/>
-              <w:left w:type="dxa" w:w="100"/>
-              <w:bottom w:type="dxa" w:w="60"/>
-              <w:right w:type="dxa" w:w="100"/>
-            </w:tcMar>
-          </w:tcPr>
-          <w:p>
-            <w:r>
-              <w:rPr>
-                <w:b w:val="false"/>
-                <w:bCs w:val="false"/>
-              </w:rPr>
-              <w:t xml:space="preserve">Se crean NODO-01, NODO-02 y NODO-03 en estructuras</w:t>
+            <w:tcW w:type="dxa" w:w="2300"/>
+            <w:tcBorders>
+              <w:top w:val="single" w:color="AAAAAA" w:sz="4"/>
+              <w:left w:val="single" w:color="AAAAAA" w:sz="4"/>
+              <w:bottom w:val="single" w:color="AAAAAA" w:sz="4"/>
+              <w:right w:val="single" w:color="AAAAAA" w:sz="4"/>
+            </w:tcBorders>
+            <w:tcMar>
+              <w:top w:type="dxa" w:w="60"/>
+              <w:left w:type="dxa" w:w="100"/>
+              <w:bottom w:type="dxa" w:w="60"/>
+              <w:right w:type="dxa" w:w="100"/>
+            </w:tcMar>
+          </w:tcPr>
+          <w:p>
+            <w:r>
+              <w:rPr>
+                <w:b w:val="false"/>
+                <w:bCs w:val="false"/>
+              </w:rPr>
+              <w:t xml:space="preserve">1. WiFi</w:t>
+            </w:r>
+          </w:p>
+        </w:tc>
+        <w:tc>
+          <w:tcPr>
+            <w:tcW w:type="dxa" w:w="3000"/>
+            <w:tcBorders>
+              <w:top w:val="single" w:color="AAAAAA" w:sz="4"/>
+              <w:left w:val="single" w:color="AAAAAA" w:sz="4"/>
+              <w:bottom w:val="single" w:color="AAAAAA" w:sz="4"/>
+              <w:right w:val="single" w:color="AAAAAA" w:sz="4"/>
+            </w:tcBorders>
+            <w:tcMar>
+              <w:top w:type="dxa" w:w="60"/>
+              <w:left w:type="dxa" w:w="100"/>
+              <w:bottom w:type="dxa" w:w="60"/>
+              <w:right w:type="dxa" w:w="100"/>
+            </w:tcMar>
+          </w:tcPr>
+          <w:p>
+            <w:r>
+              <w:rPr>
+                <w:b w:val="false"/>
+                <w:bCs w:val="false"/>
+              </w:rPr>
+              <w:t xml:space="preserve">Enviar 10 lecturas desde A</w:t>
+            </w:r>
+          </w:p>
+        </w:tc>
+        <w:tc>
+          <w:tcPr>
+            <w:tcW w:type="dxa" w:w="2326"/>
+            <w:tcBorders>
+              <w:top w:val="single" w:color="AAAAAA" w:sz="4"/>
+              <w:left w:val="single" w:color="AAAAAA" w:sz="4"/>
+              <w:bottom w:val="single" w:color="AAAAAA" w:sz="4"/>
+              <w:right w:val="single" w:color="AAAAAA" w:sz="4"/>
+            </w:tcBorders>
+            <w:tcMar>
+              <w:top w:type="dxa" w:w="60"/>
+              <w:left w:type="dxa" w:w="100"/>
+              <w:bottom w:type="dxa" w:w="60"/>
+              <w:right w:type="dxa" w:w="100"/>
+            </w:tcMar>
+          </w:tcPr>
+          <w:p>
+            <w:r>
+              <w:rPr>
+                <w:b w:val="false"/>
+                <w:bCs w:val="false"/>
+              </w:rPr>
+              <w:t xml:space="preserve">10 de 10 confirmadas y B cambia al instante</w:t>
+            </w:r>
+          </w:p>
+        </w:tc>
+        <w:tc>
+          <w:tcPr>
+            <w:tcW w:type="dxa" w:w="1400"/>
+            <w:tcBorders>
+              <w:top w:val="single" w:color="AAAAAA" w:sz="4"/>
+              <w:left w:val="single" w:color="AAAAAA" w:sz="4"/>
+              <w:bottom w:val="single" w:color="AAAAAA" w:sz="4"/>
+              <w:right w:val="single" w:color="AAAAAA" w:sz="4"/>
+            </w:tcBorders>
+            <w:tcMar>
+              <w:top w:type="dxa" w:w="60"/>
+              <w:left w:type="dxa" w:w="100"/>
+              <w:bottom w:type="dxa" w:w="60"/>
+              <w:right w:type="dxa" w:w="100"/>
+            </w:tcMar>
+          </w:tcPr>
+          <w:p>
+            <w:r>
+              <w:rPr>
+                <w:b w:val="false"/>
+                <w:bCs w:val="false"/>
+              </w:rPr>
+              <w:t xml:space="preserve">___ / 10, ___ ms</w:t>
             </w:r>
           </w:p>
         </w:tc>
@@ -5511,53 +8512,105 @@
       <w:tr>
         <w:tc>
           <w:tcPr>
-            <w:tcW w:type="dxa" w:w="4600"/>
-            <w:tcBorders>
-              <w:top w:val="single" w:color="AAAAAA" w:sz="4"/>
-              <w:left w:val="single" w:color="AAAAAA" w:sz="4"/>
-              <w:bottom w:val="single" w:color="AAAAAA" w:sz="4"/>
-              <w:right w:val="single" w:color="AAAAAA" w:sz="4"/>
-            </w:tcBorders>
-            <w:tcMar>
-              <w:top w:type="dxa" w:w="60"/>
-              <w:left w:type="dxa" w:w="100"/>
-              <w:bottom w:type="dxa" w:w="60"/>
-              <w:right w:type="dxa" w:w="100"/>
-            </w:tcMar>
-          </w:tcPr>
-          <w:p>
-            <w:r>
-              <w:rPr>
-                <w:b w:val="false"/>
-                <w:bCs w:val="false"/>
-              </w:rPr>
-              <w:t xml:space="preserve">Esperar unos segundos</w:t>
-            </w:r>
-          </w:p>
-        </w:tc>
-        <w:tc>
-          <w:tcPr>
-            <w:tcW w:type="dxa" w:w="4426"/>
-            <w:tcBorders>
-              <w:top w:val="single" w:color="AAAAAA" w:sz="4"/>
-              <w:left w:val="single" w:color="AAAAAA" w:sz="4"/>
-              <w:bottom w:val="single" w:color="AAAAAA" w:sz="4"/>
-              <w:right w:val="single" w:color="AAAAAA" w:sz="4"/>
-            </w:tcBorders>
-            <w:tcMar>
-              <w:top w:type="dxa" w:w="60"/>
-              <w:left w:type="dxa" w:w="100"/>
-              <w:bottom w:type="dxa" w:w="60"/>
-              <w:right w:type="dxa" w:w="100"/>
-            </w:tcMar>
-          </w:tcPr>
-          <w:p>
-            <w:r>
-              <w:rPr>
-                <w:b w:val="false"/>
-                <w:bCs w:val="false"/>
-              </w:rPr>
-              <w:t xml:space="preserve">Cambian la hora y la frecuencia; crece historial</w:t>
+            <w:tcW w:type="dxa" w:w="2300"/>
+            <w:tcBorders>
+              <w:top w:val="single" w:color="AAAAAA" w:sz="4"/>
+              <w:left w:val="single" w:color="AAAAAA" w:sz="4"/>
+              <w:bottom w:val="single" w:color="AAAAAA" w:sz="4"/>
+              <w:right w:val="single" w:color="AAAAAA" w:sz="4"/>
+            </w:tcBorders>
+            <w:tcMar>
+              <w:top w:type="dxa" w:w="60"/>
+              <w:left w:type="dxa" w:w="100"/>
+              <w:bottom w:type="dxa" w:w="60"/>
+              <w:right w:type="dxa" w:w="100"/>
+            </w:tcMar>
+          </w:tcPr>
+          <w:p>
+            <w:r>
+              <w:rPr>
+                <w:b w:val="false"/>
+                <w:bCs w:val="false"/>
+              </w:rPr>
+              <w:t xml:space="preserve">2. Datos móviles</w:t>
+            </w:r>
+          </w:p>
+        </w:tc>
+        <w:tc>
+          <w:tcPr>
+            <w:tcW w:type="dxa" w:w="3000"/>
+            <w:tcBorders>
+              <w:top w:val="single" w:color="AAAAAA" w:sz="4"/>
+              <w:left w:val="single" w:color="AAAAAA" w:sz="4"/>
+              <w:bottom w:val="single" w:color="AAAAAA" w:sz="4"/>
+              <w:right w:val="single" w:color="AAAAAA" w:sz="4"/>
+            </w:tcBorders>
+            <w:tcMar>
+              <w:top w:type="dxa" w:w="60"/>
+              <w:left w:type="dxa" w:w="100"/>
+              <w:bottom w:type="dxa" w:w="60"/>
+              <w:right w:type="dxa" w:w="100"/>
+            </w:tcMar>
+          </w:tcPr>
+          <w:p>
+            <w:r>
+              <w:rPr>
+                <w:b w:val="false"/>
+                <w:bCs w:val="false"/>
+              </w:rPr>
+              <w:t xml:space="preserve">Lo mismo con A en 4G</w:t>
+            </w:r>
+          </w:p>
+        </w:tc>
+        <w:tc>
+          <w:tcPr>
+            <w:tcW w:type="dxa" w:w="2326"/>
+            <w:tcBorders>
+              <w:top w:val="single" w:color="AAAAAA" w:sz="4"/>
+              <w:left w:val="single" w:color="AAAAAA" w:sz="4"/>
+              <w:bottom w:val="single" w:color="AAAAAA" w:sz="4"/>
+              <w:right w:val="single" w:color="AAAAAA" w:sz="4"/>
+            </w:tcBorders>
+            <w:tcMar>
+              <w:top w:type="dxa" w:w="60"/>
+              <w:left w:type="dxa" w:w="100"/>
+              <w:bottom w:type="dxa" w:w="60"/>
+              <w:right w:type="dxa" w:w="100"/>
+            </w:tcMar>
+          </w:tcPr>
+          <w:p>
+            <w:r>
+              <w:rPr>
+                <w:b w:val="false"/>
+                <w:bCs w:val="false"/>
+              </w:rPr>
+              <w:t xml:space="preserve">10 de 10 confirmadas</w:t>
+            </w:r>
+          </w:p>
+        </w:tc>
+        <w:tc>
+          <w:tcPr>
+            <w:tcW w:type="dxa" w:w="1400"/>
+            <w:tcBorders>
+              <w:top w:val="single" w:color="AAAAAA" w:sz="4"/>
+              <w:left w:val="single" w:color="AAAAAA" w:sz="4"/>
+              <w:bottom w:val="single" w:color="AAAAAA" w:sz="4"/>
+              <w:right w:val="single" w:color="AAAAAA" w:sz="4"/>
+            </w:tcBorders>
+            <w:tcMar>
+              <w:top w:type="dxa" w:w="60"/>
+              <w:left w:type="dxa" w:w="100"/>
+              <w:bottom w:type="dxa" w:w="60"/>
+              <w:right w:type="dxa" w:w="100"/>
+            </w:tcMar>
+          </w:tcPr>
+          <w:p>
+            <w:r>
+              <w:rPr>
+                <w:b w:val="false"/>
+                <w:bCs w:val="false"/>
+              </w:rPr>
+              <w:t xml:space="preserve">___ / 10, ___ ms</w:t>
             </w:r>
           </w:p>
         </w:tc>
@@ -5565,53 +8618,105 @@
       <w:tr>
         <w:tc>
           <w:tcPr>
-            <w:tcW w:type="dxa" w:w="4600"/>
-            <w:tcBorders>
-              <w:top w:val="single" w:color="AAAAAA" w:sz="4"/>
-              <w:left w:val="single" w:color="AAAAAA" w:sz="4"/>
-              <w:bottom w:val="single" w:color="AAAAAA" w:sz="4"/>
-              <w:right w:val="single" w:color="AAAAAA" w:sz="4"/>
-            </w:tcBorders>
-            <w:tcMar>
-              <w:top w:type="dxa" w:w="60"/>
-              <w:left w:type="dxa" w:w="100"/>
-              <w:bottom w:type="dxa" w:w="60"/>
-              <w:right w:type="dxa" w:w="100"/>
-            </w:tcMar>
-          </w:tcPr>
-          <w:p>
-            <w:r>
-              <w:rPr>
-                <w:b w:val="false"/>
-                <w:bCs w:val="false"/>
-              </w:rPr>
-              <w:t xml:space="preserve">A los 6 s</w:t>
-            </w:r>
-          </w:p>
-        </w:tc>
-        <w:tc>
-          <w:tcPr>
-            <w:tcW w:type="dxa" w:w="4426"/>
-            <w:tcBorders>
-              <w:top w:val="single" w:color="AAAAAA" w:sz="4"/>
-              <w:left w:val="single" w:color="AAAAAA" w:sz="4"/>
-              <w:bottom w:val="single" w:color="AAAAAA" w:sz="4"/>
-              <w:right w:val="single" w:color="AAAAAA" w:sz="4"/>
-            </w:tcBorders>
-            <w:tcMar>
-              <w:top w:type="dxa" w:w="60"/>
-              <w:left w:type="dxa" w:w="100"/>
-              <w:bottom w:type="dxa" w:w="60"/>
-              <w:right w:type="dxa" w:w="100"/>
-            </w:tcMar>
-          </w:tcPr>
-          <w:p>
-            <w:r>
-              <w:rPr>
-                <w:b w:val="false"/>
-                <w:bCs w:val="false"/>
-              </w:rPr>
-              <w:t xml:space="preserve">Edificio B en rojo en la app; NODO-02/lectura/frecuenciaHz = 30 en Firebase</w:t>
+            <w:tcW w:type="dxa" w:w="2300"/>
+            <w:tcBorders>
+              <w:top w:val="single" w:color="AAAAAA" w:sz="4"/>
+              <w:left w:val="single" w:color="AAAAAA" w:sz="4"/>
+              <w:bottom w:val="single" w:color="AAAAAA" w:sz="4"/>
+              <w:right w:val="single" w:color="AAAAAA" w:sz="4"/>
+            </w:tcBorders>
+            <w:tcMar>
+              <w:top w:type="dxa" w:w="60"/>
+              <w:left w:type="dxa" w:w="100"/>
+              <w:bottom w:type="dxa" w:w="60"/>
+              <w:right w:type="dxa" w:w="100"/>
+            </w:tcMar>
+          </w:tcPr>
+          <w:p>
+            <w:r>
+              <w:rPr>
+                <w:b w:val="false"/>
+                <w:bCs w:val="false"/>
+              </w:rPr>
+              <w:t xml:space="preserve">3. A sin internet</w:t>
+            </w:r>
+          </w:p>
+        </w:tc>
+        <w:tc>
+          <w:tcPr>
+            <w:tcW w:type="dxa" w:w="3000"/>
+            <w:tcBorders>
+              <w:top w:val="single" w:color="AAAAAA" w:sz="4"/>
+              <w:left w:val="single" w:color="AAAAAA" w:sz="4"/>
+              <w:bottom w:val="single" w:color="AAAAAA" w:sz="4"/>
+              <w:right w:val="single" w:color="AAAAAA" w:sz="4"/>
+            </w:tcBorders>
+            <w:tcMar>
+              <w:top w:type="dxa" w:w="60"/>
+              <w:left w:type="dxa" w:w="100"/>
+              <w:bottom w:type="dxa" w:w="60"/>
+              <w:right w:type="dxa" w:w="100"/>
+            </w:tcMar>
+          </w:tcPr>
+          <w:p>
+            <w:r>
+              <w:rPr>
+                <w:b w:val="false"/>
+                <w:bCs w:val="false"/>
+              </w:rPr>
+              <w:t xml:space="preserve">Modo avión en A, enviar 3 lecturas y volver a conectar</w:t>
+            </w:r>
+          </w:p>
+        </w:tc>
+        <w:tc>
+          <w:tcPr>
+            <w:tcW w:type="dxa" w:w="2326"/>
+            <w:tcBorders>
+              <w:top w:val="single" w:color="AAAAAA" w:sz="4"/>
+              <w:left w:val="single" w:color="AAAAAA" w:sz="4"/>
+              <w:bottom w:val="single" w:color="AAAAAA" w:sz="4"/>
+              <w:right w:val="single" w:color="AAAAAA" w:sz="4"/>
+            </w:tcBorders>
+            <w:tcMar>
+              <w:top w:type="dxa" w:w="60"/>
+              <w:left w:type="dxa" w:w="100"/>
+              <w:bottom w:type="dxa" w:w="60"/>
+              <w:right w:type="dxa" w:w="100"/>
+            </w:tcMar>
+          </w:tcPr>
+          <w:p>
+            <w:r>
+              <w:rPr>
+                <w:b w:val="false"/>
+                <w:bCs w:val="false"/>
+              </w:rPr>
+              <w:t xml:space="preserve">Dice "Sin conexión"; al volver, se confirman solas y llegan a B</w:t>
+            </w:r>
+          </w:p>
+        </w:tc>
+        <w:tc>
+          <w:tcPr>
+            <w:tcW w:type="dxa" w:w="1400"/>
+            <w:tcBorders>
+              <w:top w:val="single" w:color="AAAAAA" w:sz="4"/>
+              <w:left w:val="single" w:color="AAAAAA" w:sz="4"/>
+              <w:bottom w:val="single" w:color="AAAAAA" w:sz="4"/>
+              <w:right w:val="single" w:color="AAAAAA" w:sz="4"/>
+            </w:tcBorders>
+            <w:tcMar>
+              <w:top w:type="dxa" w:w="60"/>
+              <w:left w:type="dxa" w:w="100"/>
+              <w:bottom w:type="dxa" w:w="60"/>
+              <w:right w:type="dxa" w:w="100"/>
+            </w:tcMar>
+          </w:tcPr>
+          <w:p>
+            <w:r>
+              <w:rPr>
+                <w:b w:val="false"/>
+                <w:bCs w:val="false"/>
+              </w:rPr>
+              <w:t xml:space="preserve">______</w:t>
             </w:r>
           </w:p>
         </w:tc>
@@ -5619,53 +8724,105 @@
       <w:tr>
         <w:tc>
           <w:tcPr>
-            <w:tcW w:type="dxa" w:w="4600"/>
-            <w:tcBorders>
-              <w:top w:val="single" w:color="AAAAAA" w:sz="4"/>
-              <w:left w:val="single" w:color="AAAAAA" w:sz="4"/>
-              <w:bottom w:val="single" w:color="AAAAAA" w:sz="4"/>
-              <w:right w:val="single" w:color="AAAAAA" w:sz="4"/>
-            </w:tcBorders>
-            <w:tcMar>
-              <w:top w:type="dxa" w:w="60"/>
-              <w:left w:type="dxa" w:w="100"/>
-              <w:bottom w:type="dxa" w:w="60"/>
-              <w:right w:type="dxa" w:w="100"/>
-            </w:tcMar>
-          </w:tcPr>
-          <w:p>
-            <w:r>
-              <w:rPr>
-                <w:b w:val="false"/>
-                <w:bCs w:val="false"/>
-              </w:rPr>
-              <w:t xml:space="preserve">A los 12 s</w:t>
-            </w:r>
-          </w:p>
-        </w:tc>
-        <w:tc>
-          <w:tcPr>
-            <w:tcW w:type="dxa" w:w="4426"/>
-            <w:tcBorders>
-              <w:top w:val="single" w:color="AAAAAA" w:sz="4"/>
-              <w:left w:val="single" w:color="AAAAAA" w:sz="4"/>
-              <w:bottom w:val="single" w:color="AAAAAA" w:sz="4"/>
-              <w:right w:val="single" w:color="AAAAAA" w:sz="4"/>
-            </w:tcBorders>
-            <w:tcMar>
-              <w:top w:type="dxa" w:w="60"/>
-              <w:left w:type="dxa" w:w="100"/>
-              <w:bottom w:type="dxa" w:w="60"/>
-              <w:right w:type="dxa" w:w="100"/>
-            </w:tcMar>
-          </w:tcPr>
-          <w:p>
-            <w:r>
-              <w:rPr>
-                <w:b w:val="false"/>
-                <w:bCs w:val="false"/>
-              </w:rPr>
-              <w:t xml:space="preserve">Bodega Norte desconectada; NODO-03/conectada = false</w:t>
+            <w:tcW w:type="dxa" w:w="2300"/>
+            <w:tcBorders>
+              <w:top w:val="single" w:color="AAAAAA" w:sz="4"/>
+              <w:left w:val="single" w:color="AAAAAA" w:sz="4"/>
+              <w:bottom w:val="single" w:color="AAAAAA" w:sz="4"/>
+              <w:right w:val="single" w:color="AAAAAA" w:sz="4"/>
+            </w:tcBorders>
+            <w:tcMar>
+              <w:top w:type="dxa" w:w="60"/>
+              <w:left w:type="dxa" w:w="100"/>
+              <w:bottom w:type="dxa" w:w="60"/>
+              <w:right w:type="dxa" w:w="100"/>
+            </w:tcMar>
+          </w:tcPr>
+          <w:p>
+            <w:r>
+              <w:rPr>
+                <w:b w:val="false"/>
+                <w:bCs w:val="false"/>
+              </w:rPr>
+              <w:t xml:space="preserve">4. B sin internet</w:t>
+            </w:r>
+          </w:p>
+        </w:tc>
+        <w:tc>
+          <w:tcPr>
+            <w:tcW w:type="dxa" w:w="3000"/>
+            <w:tcBorders>
+              <w:top w:val="single" w:color="AAAAAA" w:sz="4"/>
+              <w:left w:val="single" w:color="AAAAAA" w:sz="4"/>
+              <w:bottom w:val="single" w:color="AAAAAA" w:sz="4"/>
+              <w:right w:val="single" w:color="AAAAAA" w:sz="4"/>
+            </w:tcBorders>
+            <w:tcMar>
+              <w:top w:type="dxa" w:w="60"/>
+              <w:left w:type="dxa" w:w="100"/>
+              <w:bottom w:type="dxa" w:w="60"/>
+              <w:right w:type="dxa" w:w="100"/>
+            </w:tcMar>
+          </w:tcPr>
+          <w:p>
+            <w:r>
+              <w:rPr>
+                <w:b w:val="false"/>
+                <w:bCs w:val="false"/>
+              </w:rPr>
+              <w:t xml:space="preserve">Modo avión en B y volver a conectar</w:t>
+            </w:r>
+          </w:p>
+        </w:tc>
+        <w:tc>
+          <w:tcPr>
+            <w:tcW w:type="dxa" w:w="2326"/>
+            <w:tcBorders>
+              <w:top w:val="single" w:color="AAAAAA" w:sz="4"/>
+              <w:left w:val="single" w:color="AAAAAA" w:sz="4"/>
+              <w:bottom w:val="single" w:color="AAAAAA" w:sz="4"/>
+              <w:right w:val="single" w:color="AAAAAA" w:sz="4"/>
+            </w:tcBorders>
+            <w:tcMar>
+              <w:top w:type="dxa" w:w="60"/>
+              <w:left w:type="dxa" w:w="100"/>
+              <w:bottom w:type="dxa" w:w="60"/>
+              <w:right w:type="dxa" w:w="100"/>
+            </w:tcMar>
+          </w:tcPr>
+          <w:p>
+            <w:r>
+              <w:rPr>
+                <w:b w:val="false"/>
+                <w:bCs w:val="false"/>
+              </w:rPr>
+              <w:t xml:space="preserve">B muestra los últimos datos y se actualiza solo al volver</w:t>
+            </w:r>
+          </w:p>
+        </w:tc>
+        <w:tc>
+          <w:tcPr>
+            <w:tcW w:type="dxa" w:w="1400"/>
+            <w:tcBorders>
+              <w:top w:val="single" w:color="AAAAAA" w:sz="4"/>
+              <w:left w:val="single" w:color="AAAAAA" w:sz="4"/>
+              <w:bottom w:val="single" w:color="AAAAAA" w:sz="4"/>
+              <w:right w:val="single" w:color="AAAAAA" w:sz="4"/>
+            </w:tcBorders>
+            <w:tcMar>
+              <w:top w:type="dxa" w:w="60"/>
+              <w:left w:type="dxa" w:w="100"/>
+              <w:bottom w:type="dxa" w:w="60"/>
+              <w:right w:type="dxa" w:w="100"/>
+            </w:tcMar>
+          </w:tcPr>
+          <w:p>
+            <w:r>
+              <w:rPr>
+                <w:b w:val="false"/>
+                <w:bCs w:val="false"/>
+              </w:rPr>
+              <w:t xml:space="preserve">______</w:t>
             </w:r>
           </w:p>
         </w:tc>
@@ -5673,53 +8830,317 @@
       <w:tr>
         <w:tc>
           <w:tcPr>
-            <w:tcW w:type="dxa" w:w="4600"/>
-            <w:tcBorders>
-              <w:top w:val="single" w:color="AAAAAA" w:sz="4"/>
-              <w:left w:val="single" w:color="AAAAAA" w:sz="4"/>
-              <w:bottom w:val="single" w:color="AAAAAA" w:sz="4"/>
-              <w:right w:val="single" w:color="AAAAAA" w:sz="4"/>
-            </w:tcBorders>
-            <w:tcMar>
-              <w:top w:type="dxa" w:w="60"/>
-              <w:left w:type="dxa" w:w="100"/>
-              <w:bottom w:type="dxa" w:w="60"/>
-              <w:right w:type="dxa" w:w="100"/>
-            </w:tcMar>
-          </w:tcPr>
-          <w:p>
-            <w:r>
-              <w:rPr>
-                <w:b w:val="false"/>
-                <w:bCs w:val="false"/>
-              </w:rPr>
-              <w:t xml:space="preserve">Cambiar un dato a mano en la consola</w:t>
-            </w:r>
-          </w:p>
-        </w:tc>
-        <w:tc>
-          <w:tcPr>
-            <w:tcW w:type="dxa" w:w="4426"/>
-            <w:tcBorders>
-              <w:top w:val="single" w:color="AAAAAA" w:sz="4"/>
-              <w:left w:val="single" w:color="AAAAAA" w:sz="4"/>
-              <w:bottom w:val="single" w:color="AAAAAA" w:sz="4"/>
-              <w:right w:val="single" w:color="AAAAAA" w:sz="4"/>
-            </w:tcBorders>
-            <w:tcMar>
-              <w:top w:type="dxa" w:w="60"/>
-              <w:left w:type="dxa" w:w="100"/>
-              <w:bottom w:type="dxa" w:w="60"/>
-              <w:right w:type="dxa" w:w="100"/>
-            </w:tcMar>
-          </w:tcPr>
-          <w:p>
-            <w:r>
-              <w:rPr>
-                <w:b w:val="false"/>
-                <w:bCs w:val="false"/>
-              </w:rPr>
-              <w:t xml:space="preserve">La app muestra el cambio al instante</w:t>
+            <w:tcW w:type="dxa" w:w="2300"/>
+            <w:tcBorders>
+              <w:top w:val="single" w:color="AAAAAA" w:sz="4"/>
+              <w:left w:val="single" w:color="AAAAAA" w:sz="4"/>
+              <w:bottom w:val="single" w:color="AAAAAA" w:sz="4"/>
+              <w:right w:val="single" w:color="AAAAAA" w:sz="4"/>
+            </w:tcBorders>
+            <w:tcMar>
+              <w:top w:type="dxa" w:w="60"/>
+              <w:left w:type="dxa" w:w="100"/>
+              <w:bottom w:type="dxa" w:w="60"/>
+              <w:right w:type="dxa" w:w="100"/>
+            </w:tcMar>
+          </w:tcPr>
+          <w:p>
+            <w:r>
+              <w:rPr>
+                <w:b w:val="false"/>
+                <w:bCs w:val="false"/>
+              </w:rPr>
+              <w:t xml:space="preserve">5. Envío automático</w:t>
+            </w:r>
+          </w:p>
+        </w:tc>
+        <w:tc>
+          <w:tcPr>
+            <w:tcW w:type="dxa" w:w="3000"/>
+            <w:tcBorders>
+              <w:top w:val="single" w:color="AAAAAA" w:sz="4"/>
+              <w:left w:val="single" w:color="AAAAAA" w:sz="4"/>
+              <w:bottom w:val="single" w:color="AAAAAA" w:sz="4"/>
+              <w:right w:val="single" w:color="AAAAAA" w:sz="4"/>
+            </w:tcBorders>
+            <w:tcMar>
+              <w:top w:type="dxa" w:w="60"/>
+              <w:left w:type="dxa" w:w="100"/>
+              <w:bottom w:type="dxa" w:w="60"/>
+              <w:right w:type="dxa" w:w="100"/>
+            </w:tcMar>
+          </w:tcPr>
+          <w:p>
+            <w:r>
+              <w:rPr>
+                <w:b w:val="false"/>
+                <w:bCs w:val="false"/>
+              </w:rPr>
+              <w:t xml:space="preserve">Encender el envío automático 5 minutos</w:t>
+            </w:r>
+          </w:p>
+        </w:tc>
+        <w:tc>
+          <w:tcPr>
+            <w:tcW w:type="dxa" w:w="2326"/>
+            <w:tcBorders>
+              <w:top w:val="single" w:color="AAAAAA" w:sz="4"/>
+              <w:left w:val="single" w:color="AAAAAA" w:sz="4"/>
+              <w:bottom w:val="single" w:color="AAAAAA" w:sz="4"/>
+              <w:right w:val="single" w:color="AAAAAA" w:sz="4"/>
+            </w:tcBorders>
+            <w:tcMar>
+              <w:top w:type="dxa" w:w="60"/>
+              <w:left w:type="dxa" w:w="100"/>
+              <w:bottom w:type="dxa" w:w="60"/>
+              <w:right w:type="dxa" w:w="100"/>
+            </w:tcMar>
+          </w:tcPr>
+          <w:p>
+            <w:r>
+              <w:rPr>
+                <w:b w:val="false"/>
+                <w:bCs w:val="false"/>
+              </w:rPr>
+              <w:t xml:space="preserve">Unos 300 envíos, errores = 0</w:t>
+            </w:r>
+          </w:p>
+        </w:tc>
+        <w:tc>
+          <w:tcPr>
+            <w:tcW w:type="dxa" w:w="1400"/>
+            <w:tcBorders>
+              <w:top w:val="single" w:color="AAAAAA" w:sz="4"/>
+              <w:left w:val="single" w:color="AAAAAA" w:sz="4"/>
+              <w:bottom w:val="single" w:color="AAAAAA" w:sz="4"/>
+              <w:right w:val="single" w:color="AAAAAA" w:sz="4"/>
+            </w:tcBorders>
+            <w:tcMar>
+              <w:top w:type="dxa" w:w="60"/>
+              <w:left w:type="dxa" w:w="100"/>
+              <w:bottom w:type="dxa" w:w="60"/>
+              <w:right w:type="dxa" w:w="100"/>
+            </w:tcMar>
+          </w:tcPr>
+          <w:p>
+            <w:r>
+              <w:rPr>
+                <w:b w:val="false"/>
+                <w:bCs w:val="false"/>
+              </w:rPr>
+              <w:t xml:space="preserve">___ env., ___ err.</w:t>
+            </w:r>
+          </w:p>
+        </w:tc>
+      </w:tr>
+      <w:tr>
+        <w:tc>
+          <w:tcPr>
+            <w:tcW w:type="dxa" w:w="2300"/>
+            <w:tcBorders>
+              <w:top w:val="single" w:color="AAAAAA" w:sz="4"/>
+              <w:left w:val="single" w:color="AAAAAA" w:sz="4"/>
+              <w:bottom w:val="single" w:color="AAAAAA" w:sz="4"/>
+              <w:right w:val="single" w:color="AAAAAA" w:sz="4"/>
+            </w:tcBorders>
+            <w:tcMar>
+              <w:top w:type="dxa" w:w="60"/>
+              <w:left w:type="dxa" w:w="100"/>
+              <w:bottom w:type="dxa" w:w="60"/>
+              <w:right w:type="dxa" w:w="100"/>
+            </w:tcMar>
+          </w:tcPr>
+          <w:p>
+            <w:r>
+              <w:rPr>
+                <w:b w:val="false"/>
+                <w:bCs w:val="false"/>
+              </w:rPr>
+              <w:t xml:space="preserve">6. Sensor desconectado</w:t>
+            </w:r>
+          </w:p>
+        </w:tc>
+        <w:tc>
+          <w:tcPr>
+            <w:tcW w:type="dxa" w:w="3000"/>
+            <w:tcBorders>
+              <w:top w:val="single" w:color="AAAAAA" w:sz="4"/>
+              <w:left w:val="single" w:color="AAAAAA" w:sz="4"/>
+              <w:bottom w:val="single" w:color="AAAAAA" w:sz="4"/>
+              <w:right w:val="single" w:color="AAAAAA" w:sz="4"/>
+            </w:tcBorders>
+            <w:tcMar>
+              <w:top w:type="dxa" w:w="60"/>
+              <w:left w:type="dxa" w:w="100"/>
+              <w:bottom w:type="dxa" w:w="60"/>
+              <w:right w:type="dxa" w:w="100"/>
+            </w:tcMar>
+          </w:tcPr>
+          <w:p>
+            <w:r>
+              <w:rPr>
+                <w:b w:val="false"/>
+                <w:bCs w:val="false"/>
+              </w:rPr>
+              <w:t xml:space="preserve">Apagar el Switch "Sensor conectado" y enviar</w:t>
+            </w:r>
+          </w:p>
+        </w:tc>
+        <w:tc>
+          <w:tcPr>
+            <w:tcW w:type="dxa" w:w="2326"/>
+            <w:tcBorders>
+              <w:top w:val="single" w:color="AAAAAA" w:sz="4"/>
+              <w:left w:val="single" w:color="AAAAAA" w:sz="4"/>
+              <w:bottom w:val="single" w:color="AAAAAA" w:sz="4"/>
+              <w:right w:val="single" w:color="AAAAAA" w:sz="4"/>
+            </w:tcBorders>
+            <w:tcMar>
+              <w:top w:type="dxa" w:w="60"/>
+              <w:left w:type="dxa" w:w="100"/>
+              <w:bottom w:type="dxa" w:w="60"/>
+              <w:right w:type="dxa" w:w="100"/>
+            </w:tcMar>
+          </w:tcPr>
+          <w:p>
+            <w:r>
+              <w:rPr>
+                <w:b w:val="false"/>
+                <w:bCs w:val="false"/>
+              </w:rPr>
+              <w:t xml:space="preserve">B muestra "Desconectado" y la lectura "no actual"</w:t>
+            </w:r>
+          </w:p>
+        </w:tc>
+        <w:tc>
+          <w:tcPr>
+            <w:tcW w:type="dxa" w:w="1400"/>
+            <w:tcBorders>
+              <w:top w:val="single" w:color="AAAAAA" w:sz="4"/>
+              <w:left w:val="single" w:color="AAAAAA" w:sz="4"/>
+              <w:bottom w:val="single" w:color="AAAAAA" w:sz="4"/>
+              <w:right w:val="single" w:color="AAAAAA" w:sz="4"/>
+            </w:tcBorders>
+            <w:tcMar>
+              <w:top w:type="dxa" w:w="60"/>
+              <w:left w:type="dxa" w:w="100"/>
+              <w:bottom w:type="dxa" w:w="60"/>
+              <w:right w:type="dxa" w:w="100"/>
+            </w:tcMar>
+          </w:tcPr>
+          <w:p>
+            <w:r>
+              <w:rPr>
+                <w:b w:val="false"/>
+                <w:bCs w:val="false"/>
+              </w:rPr>
+              <w:t xml:space="preserve">______</w:t>
+            </w:r>
+          </w:p>
+        </w:tc>
+      </w:tr>
+      <w:tr>
+        <w:tc>
+          <w:tcPr>
+            <w:tcW w:type="dxa" w:w="2300"/>
+            <w:tcBorders>
+              <w:top w:val="single" w:color="AAAAAA" w:sz="4"/>
+              <w:left w:val="single" w:color="AAAAAA" w:sz="4"/>
+              <w:bottom w:val="single" w:color="AAAAAA" w:sz="4"/>
+              <w:right w:val="single" w:color="AAAAAA" w:sz="4"/>
+            </w:tcBorders>
+            <w:tcMar>
+              <w:top w:type="dxa" w:w="60"/>
+              <w:left w:type="dxa" w:w="100"/>
+              <w:bottom w:type="dxa" w:w="60"/>
+              <w:right w:type="dxa" w:w="100"/>
+            </w:tcMar>
+          </w:tcPr>
+          <w:p>
+            <w:r>
+              <w:rPr>
+                <w:b w:val="false"/>
+                <w:bCs w:val="false"/>
+              </w:rPr>
+              <w:t xml:space="preserve">7. Contraseña incorrecta</w:t>
+            </w:r>
+          </w:p>
+        </w:tc>
+        <w:tc>
+          <w:tcPr>
+            <w:tcW w:type="dxa" w:w="3000"/>
+            <w:tcBorders>
+              <w:top w:val="single" w:color="AAAAAA" w:sz="4"/>
+              <w:left w:val="single" w:color="AAAAAA" w:sz="4"/>
+              <w:bottom w:val="single" w:color="AAAAAA" w:sz="4"/>
+              <w:right w:val="single" w:color="AAAAAA" w:sz="4"/>
+            </w:tcBorders>
+            <w:tcMar>
+              <w:top w:type="dxa" w:w="60"/>
+              <w:left w:type="dxa" w:w="100"/>
+              <w:bottom w:type="dxa" w:w="60"/>
+              <w:right w:type="dxa" w:w="100"/>
+            </w:tcMar>
+          </w:tcPr>
+          <w:p>
+            <w:r>
+              <w:rPr>
+                <w:b w:val="false"/>
+                <w:bCs w:val="false"/>
+              </w:rPr>
+              <w:t xml:space="preserve">Intentar entrar con una contraseña mala</w:t>
+            </w:r>
+          </w:p>
+        </w:tc>
+        <w:tc>
+          <w:tcPr>
+            <w:tcW w:type="dxa" w:w="2326"/>
+            <w:tcBorders>
+              <w:top w:val="single" w:color="AAAAAA" w:sz="4"/>
+              <w:left w:val="single" w:color="AAAAAA" w:sz="4"/>
+              <w:bottom w:val="single" w:color="AAAAAA" w:sz="4"/>
+              <w:right w:val="single" w:color="AAAAAA" w:sz="4"/>
+            </w:tcBorders>
+            <w:tcMar>
+              <w:top w:type="dxa" w:w="60"/>
+              <w:left w:type="dxa" w:w="100"/>
+              <w:bottom w:type="dxa" w:w="60"/>
+              <w:right w:type="dxa" w:w="100"/>
+            </w:tcMar>
+          </w:tcPr>
+          <w:p>
+            <w:r>
+              <w:rPr>
+                <w:b w:val="false"/>
+                <w:bCs w:val="false"/>
+              </w:rPr>
+              <w:t xml:space="preserve">"Correo o contraseña incorrectos" y no entra</w:t>
+            </w:r>
+          </w:p>
+        </w:tc>
+        <w:tc>
+          <w:tcPr>
+            <w:tcW w:type="dxa" w:w="1400"/>
+            <w:tcBorders>
+              <w:top w:val="single" w:color="AAAAAA" w:sz="4"/>
+              <w:left w:val="single" w:color="AAAAAA" w:sz="4"/>
+              <w:bottom w:val="single" w:color="AAAAAA" w:sz="4"/>
+              <w:right w:val="single" w:color="AAAAAA" w:sz="4"/>
+            </w:tcBorders>
+            <w:tcMar>
+              <w:top w:type="dxa" w:w="60"/>
+              <w:left w:type="dxa" w:w="100"/>
+              <w:bottom w:type="dxa" w:w="60"/>
+              <w:right w:type="dxa" w:w="100"/>
+            </w:tcMar>
+          </w:tcPr>
+          <w:p>
+            <w:r>
+              <w:rPr>
+                <w:b w:val="false"/>
+                <w:bCs w:val="false"/>
+              </w:rPr>
+              <w:t xml:space="preserve">______</w:t>
             </w:r>
           </w:p>
         </w:tc>
@@ -5733,10 +9154,11 @@
     <w:p>
       <w:pPr>
         <w:pStyle w:val="Heading1"/>
+        <w:keepNext/>
         <w:spacing w:after="140" w:before="280"/>
       </w:pPr>
       <w:r>
-        <w:t xml:space="preserve">11. Conclusión</w:t>
+        <w:t xml:space="preserve">12. Conclusión</w:t>
       </w:r>
     </w:p>
     <w:p>
@@ -5744,7 +9166,7 @@
         <w:spacing w:after="140" w:line="300"/>
       </w:pPr>
       <w:r>
-        <w:t xml:space="preserve">Adaptamos la guía del simulador a nuestro proyecto y conectamos la app a Firebase. Cada 3 segundos la app guarda en Realtime Database el estado de las tres estructuras y agrega cada lectura al historial, y la pantalla muestra lo que hay en la base: frecuencia, caída respecto de la línea base y si hay daño o sismo. La base tiene reglas que limitan el acceso a esas dos ramas. Lo siguiente es agregar el inicio de sesión, cerrar las reglas a usuarios con sesión y separar la app en dos celulares.</w:t>
+        <w:t xml:space="preserve">La app cumple lo que pide la unidad: tiene Login con Firebase Authentication, una pantalla Activador que envía datos con RadioButton, Slider, Switch y botones, y una pantalla Monitoreo que los recibe al instante en otro celular. La comunicación es por WiFi o datos móviles con Firebase, cifrada y con reglas que exigen sesión, validan los datos y guardan quién envió cada lectura. Las medidas siguen la norma ISO/IEC 27001 y los lineamientos OT de IEC 62443, y las verificamos con pruebas automáticas, con la zona de pruebas de reglas de Firebase y con pruebas entre dos celulares. Lo siguiente es reemplazar el Activador por el ESP32 enviando por WiFi.</w:t>
       </w:r>
     </w:p>
     <w:p>
@@ -5758,7 +9180,7 @@
         </w:rPr>
         <w:t xml:space="preserve">Repositorio: </w:t>
       </w:r>
-      <w:hyperlink w:history="1" r:id="rIdorvbuyx1dgf5kbacxwey5">
+      <w:hyperlink w:history="1" r:id="rIdfe8uq5wu9ubiaqjk9itjz">
         <w:r>
           <w:rPr>
             <w:rStyle w:val="Hyperlink"/>
@@ -5968,6 +9390,18 @@
       </w:pPr>
     </w:lvl>
   </w:abstractNum>
+  <w:abstractNum w:abstractNumId="4" w15:restartNumberingAfterBreak="0">
+    <w:multiLevelType w:val="hybridMultilevel"/>
+    <w:lvl w:ilvl="0" w15:tentative="1">
+      <w:start w:val="1"/>
+      <w:numFmt w:val="decimal"/>
+      <w:lvlText w:val="%1."/>
+      <w:lvlJc w:val="left"/>
+      <w:pPr>
+        <w:ind w:left="720" w:hanging="360"/>
+      </w:pPr>
+    </w:lvl>
+  </w:abstractNum>
   <w:num w:numId="1">
     <w:abstractNumId w:val="1"/>
     <w:lvlOverride w:ilvl="0">
@@ -5982,6 +9416,12 @@
   </w:num>
   <w:num w:numId="3">
     <w:abstractNumId w:val="3"/>
+    <w:lvlOverride w:ilvl="0">
+      <w:startOverride w:val="1"/>
+    </w:lvlOverride>
+  </w:num>
+  <w:num w:numId="4">
+    <w:abstractNumId w:val="4"/>
     <w:lvlOverride w:ilvl="0">
       <w:startOverride w:val="1"/>
     </w:lvlOverride>
